--- a/Диплом Latex/extra/Title.docx
+++ b/Диплом Latex/extra/Title.docx
@@ -382,7 +382,37 @@
           <w:szCs w:val="28"/>
           <w:lang w:eastAsia="ru-RU"/>
         </w:rPr>
-        <w:t>ВЕБ-ПРИЛОЖЕНИЕ ПЛАНИРОВАНИЯ ЗАДАЧ С УЧЁТОМ ИХ МЕСТОПОЛОЖЕНИЯ И ВРЕМЕННЫХ ПАРАМЕТРОВ</w:t>
+        <w:t xml:space="preserve">РАЗРАБОТКА </w:t>
+      </w:r>
+      <w:r>
+        <w:rPr>
+          <w:rFonts w:eastAsia="Times New Roman" w:cs="Times New Roman"/>
+          <w:b/>
+          <w:color w:val="000000"/>
+          <w:szCs w:val="28"/>
+          <w:lang w:eastAsia="ru-RU"/>
+        </w:rPr>
+        <w:t>ВЕБ-ПРИЛОЖЕНИ</w:t>
+      </w:r>
+      <w:r>
+        <w:rPr>
+          <w:rFonts w:eastAsia="Times New Roman" w:cs="Times New Roman"/>
+          <w:b/>
+          <w:color w:val="000000"/>
+          <w:szCs w:val="28"/>
+          <w:lang w:eastAsia="ru-RU"/>
+        </w:rPr>
+        <w:t>Я ДЛЯ</w:t>
+      </w:r>
+      <w:r>
+        <w:rPr>
+          <w:rFonts w:eastAsia="Times New Roman" w:cs="Times New Roman"/>
+          <w:b/>
+          <w:color w:val="000000"/>
+          <w:szCs w:val="28"/>
+          <w:lang w:eastAsia="ru-RU"/>
+        </w:rPr>
+        <w:t xml:space="preserve"> ПЛАНИРОВАНИЯ ЗАДАЧ С УЧЁТОМ ИХ МЕСТОПОЛОЖЕНИЯ И ВРЕМЕННЫХ ПАРАМЕТРОВ</w:t>
       </w:r>
     </w:p>
     <w:p>
@@ -424,7 +454,25 @@
           <w:szCs w:val="28"/>
           <w:lang w:eastAsia="ru-RU"/>
         </w:rPr>
-        <w:t>Образовательная программа (профиль) «Веб-технологии»</w:t>
+        <w:t>Образовательная программа (профиль) «</w:t>
+      </w:r>
+      <w:r>
+        <w:rPr>
+          <w:rFonts w:eastAsia="Times New Roman" w:cs="Times New Roman"/>
+          <w:color w:val="000000"/>
+          <w:szCs w:val="28"/>
+          <w:lang w:eastAsia="ru-RU"/>
+        </w:rPr>
+        <w:t>Системная и программная инженерия</w:t>
+      </w:r>
+      <w:r>
+        <w:rPr>
+          <w:rFonts w:eastAsia="Times New Roman" w:cs="Times New Roman"/>
+          <w:color w:val="000000"/>
+          <w:szCs w:val="28"/>
+          <w:lang w:eastAsia="ru-RU"/>
+        </w:rPr>
+        <w:t>»</w:t>
       </w:r>
     </w:p>
     <w:p>
@@ -786,7 +834,6 @@
             </w:rPr>
             <w:t xml:space="preserve"> </w:t>
           </w:r>
-          <w:bookmarkStart w:id="3" w:name="_Hlk199187033"/>
           <w:r>
             <w:rPr>
               <w:rFonts w:eastAsia="Times New Roman" w:cs="Times New Roman"/>
@@ -795,9 +842,8 @@
               <w:u w:val="single"/>
               <w:lang w:eastAsia="ru-RU"/>
             </w:rPr>
-            <w:t>Иванов Иван Иванович</w:t>
+            <w:t>Васильев Денис Борисович</w:t>
           </w:r>
-          <w:bookmarkEnd w:id="3"/>
           <w:r>
             <w:rPr>
               <w:rFonts w:eastAsia="Times New Roman" w:cs="Times New Roman"/>
@@ -1006,20 +1052,6 @@
     <w:p>
       <w:pPr>
         <w:spacing w:after="0" w:line="240" w:lineRule="auto"/>
-        <w:ind w:firstLine="709"/>
-        <w:rPr>
-          <w:rFonts w:eastAsia="Times New Roman" w:cs="Times New Roman"/>
-          <w:iCs/>
-          <w:color w:val="000000"/>
-          <w:szCs w:val="28"/>
-          <w:lang w:eastAsia="ru-RU"/>
-        </w:rPr>
-      </w:pPr>
-    </w:p>
-    <w:p>
-      <w:pPr>
-        <w:spacing w:after="0" w:line="240" w:lineRule="auto"/>
-        <w:ind w:firstLine="709"/>
         <w:rPr>
           <w:rFonts w:eastAsia="Times New Roman" w:cs="Times New Roman"/>
           <w:iCs/>
@@ -1306,7 +1338,24 @@
           <w:szCs w:val="28"/>
           <w:lang w:eastAsia="ar-SA"/>
         </w:rPr>
-        <w:t>Образовательная программа (профиль) «Веб-технологии»</w:t>
+        <w:t>Образовательная программа (профиль) «</w:t>
+      </w:r>
+      <w:r>
+        <w:rPr>
+          <w:rFonts w:eastAsia="Times New Roman" w:cs="Times New Roman"/>
+          <w:color w:val="000000"/>
+          <w:szCs w:val="28"/>
+          <w:lang w:eastAsia="ru-RU"/>
+        </w:rPr>
+        <w:t>Системная и программная инженерия</w:t>
+      </w:r>
+      <w:r>
+        <w:rPr>
+          <w:rFonts w:eastAsia="Times New Roman" w:cs="Times New Roman"/>
+          <w:szCs w:val="28"/>
+          <w:lang w:eastAsia="ar-SA"/>
+        </w:rPr>
+        <w:t>»</w:t>
       </w:r>
     </w:p>
     <w:p>
@@ -1349,7 +1398,7 @@
       </w:tblGrid>
       <w:tr>
         <w:trPr>
-          <w:trHeight w:val="815"/>
+          <w:trHeight w:val="1807"/>
         </w:trPr>
         <w:tc>
           <w:tcPr>
@@ -1426,7 +1475,7 @@
                 <w:szCs w:val="28"/>
                 <w:lang w:val="ru-RU" w:eastAsia="ru-RU"/>
               </w:rPr>
-              <w:t>В</w:t>
+              <w:t>Разработка в</w:t>
             </w:r>
             <w:r>
               <w:rPr>
@@ -1436,14 +1485,34 @@
                 <w:szCs w:val="28"/>
                 <w:lang w:val="ru-RU" w:eastAsia="ru-RU"/>
               </w:rPr>
-              <w:t>еб-приложение планирования задач с учётом их местоположения и временных параметров</w:t>
+              <w:t>еб-приложени</w:t>
+            </w:r>
+            <w:r>
+              <w:rPr>
+                <w:rFonts w:eastAsia="Times New Roman" w:cs="Times New Roman"/>
+                <w:bCs/>
+                <w:color w:val="000000"/>
+                <w:szCs w:val="28"/>
+                <w:lang w:val="ru-RU" w:eastAsia="ru-RU"/>
+              </w:rPr>
+              <w:t xml:space="preserve">я для </w:t>
+            </w:r>
+            <w:r>
+              <w:rPr>
+                <w:rFonts w:eastAsia="Times New Roman" w:cs="Times New Roman"/>
+                <w:bCs/>
+                <w:color w:val="000000"/>
+                <w:szCs w:val="28"/>
+                <w:lang w:val="ru-RU" w:eastAsia="ru-RU"/>
+              </w:rPr>
+              <w:t>планирования задач с учётом их местоположения и временных параметров</w:t>
             </w:r>
           </w:p>
         </w:tc>
       </w:tr>
       <w:tr>
         <w:trPr>
-          <w:trHeight w:val="428"/>
+          <w:trHeight w:val="1807"/>
         </w:trPr>
         <w:tc>
           <w:tcPr>
@@ -1500,7 +1569,7 @@
       </w:tr>
       <w:tr>
         <w:trPr>
-          <w:trHeight w:val="513"/>
+          <w:trHeight w:val="1807"/>
         </w:trPr>
         <w:tc>
           <w:tcPr>
@@ -1547,12 +1616,131 @@
                 <w:lang w:val="ru-RU" w:eastAsia="ru-RU"/>
               </w:rPr>
             </w:pPr>
+            <w:r>
+              <w:rPr>
+                <w:rFonts w:eastAsia="Times New Roman" w:cs="Times New Roman"/>
+                <w:color w:val="000000"/>
+                <w:szCs w:val="24"/>
+                <w:lang w:val="ru-RU" w:eastAsia="ru-RU"/>
+              </w:rPr>
+              <w:t>А</w:t>
+            </w:r>
+            <w:r>
+              <w:rPr>
+                <w:rFonts w:eastAsia="Times New Roman" w:cs="Times New Roman"/>
+                <w:color w:val="000000"/>
+                <w:szCs w:val="24"/>
+                <w:lang w:val="ru-RU" w:eastAsia="ru-RU"/>
+              </w:rPr>
+              <w:t>втоматизированно</w:t>
+            </w:r>
+            <w:r>
+              <w:rPr>
+                <w:rFonts w:eastAsia="Times New Roman" w:cs="Times New Roman"/>
+                <w:color w:val="000000"/>
+                <w:szCs w:val="24"/>
+                <w:lang w:val="ru-RU" w:eastAsia="ru-RU"/>
+              </w:rPr>
+              <w:t xml:space="preserve">е </w:t>
+            </w:r>
+            <w:r>
+              <w:rPr>
+                <w:rFonts w:eastAsia="Times New Roman" w:cs="Times New Roman"/>
+                <w:color w:val="000000"/>
+                <w:szCs w:val="24"/>
+                <w:lang w:val="ru-RU" w:eastAsia="ru-RU"/>
+              </w:rPr>
+              <w:t>формирован</w:t>
+            </w:r>
+            <w:r>
+              <w:rPr>
+                <w:rFonts w:eastAsia="Times New Roman" w:cs="Times New Roman"/>
+                <w:color w:val="000000"/>
+                <w:szCs w:val="24"/>
+                <w:lang w:val="ru-RU" w:eastAsia="ru-RU"/>
+              </w:rPr>
+              <w:t>ие</w:t>
+            </w:r>
+            <w:r>
+              <w:rPr>
+                <w:rFonts w:eastAsia="Times New Roman" w:cs="Times New Roman"/>
+                <w:color w:val="000000"/>
+                <w:szCs w:val="24"/>
+                <w:lang w:val="ru-RU" w:eastAsia="ru-RU"/>
+              </w:rPr>
+              <w:t xml:space="preserve"> оптимальной</w:t>
+            </w:r>
+            <w:r>
+              <w:rPr>
+                <w:rFonts w:eastAsia="Times New Roman" w:cs="Times New Roman"/>
+                <w:color w:val="000000"/>
+                <w:szCs w:val="24"/>
+                <w:lang w:val="ru-RU" w:eastAsia="ru-RU"/>
+              </w:rPr>
+              <w:t xml:space="preserve"> </w:t>
+            </w:r>
+            <w:r>
+              <w:rPr>
+                <w:rFonts w:eastAsia="Times New Roman" w:cs="Times New Roman"/>
+                <w:color w:val="000000"/>
+                <w:szCs w:val="24"/>
+                <w:lang w:val="ru-RU" w:eastAsia="ru-RU"/>
+              </w:rPr>
+              <w:t xml:space="preserve">последовательности выполнения задач с </w:t>
+            </w:r>
+            <w:proofErr w:type="spellStart"/>
+            <w:r>
+              <w:rPr>
+                <w:rFonts w:eastAsia="Times New Roman" w:cs="Times New Roman"/>
+                <w:color w:val="000000"/>
+                <w:szCs w:val="24"/>
+                <w:lang w:val="ru-RU" w:eastAsia="ru-RU"/>
+              </w:rPr>
+              <w:t>учeтом</w:t>
+            </w:r>
+            <w:proofErr w:type="spellEnd"/>
+            <w:r>
+              <w:rPr>
+                <w:rFonts w:eastAsia="Times New Roman" w:cs="Times New Roman"/>
+                <w:color w:val="000000"/>
+                <w:szCs w:val="24"/>
+                <w:lang w:val="ru-RU" w:eastAsia="ru-RU"/>
+              </w:rPr>
+              <w:t xml:space="preserve"> </w:t>
+            </w:r>
+            <w:r>
+              <w:rPr>
+                <w:rFonts w:eastAsia="Times New Roman" w:cs="Times New Roman"/>
+                <w:color w:val="000000"/>
+                <w:szCs w:val="24"/>
+                <w:lang w:val="ru-RU" w:eastAsia="ru-RU"/>
+              </w:rPr>
+              <w:t>географического положения, временных окон и</w:t>
+            </w:r>
+            <w:r>
+              <w:rPr>
+                <w:rFonts w:eastAsia="Times New Roman" w:cs="Times New Roman"/>
+                <w:color w:val="000000"/>
+                <w:szCs w:val="24"/>
+                <w:lang w:val="ru-RU" w:eastAsia="ru-RU"/>
+              </w:rPr>
+              <w:t xml:space="preserve"> </w:t>
+            </w:r>
+            <w:r>
+              <w:rPr>
+                <w:rFonts w:eastAsia="Times New Roman" w:cs="Times New Roman"/>
+                <w:color w:val="000000"/>
+                <w:szCs w:val="24"/>
+                <w:lang w:val="ru-RU" w:eastAsia="ru-RU"/>
+              </w:rPr>
+              <w:t>длительности выполнения.</w:t>
+            </w:r>
           </w:p>
         </w:tc>
       </w:tr>
       <w:tr>
         <w:trPr>
-          <w:trHeight w:val="4698"/>
+          <w:trHeight w:val="1807"/>
         </w:trPr>
         <w:tc>
           <w:tcPr>
@@ -1618,7 +1806,86 @@
                 <w:szCs w:val="24"/>
                 <w:lang w:val="ru-RU" w:eastAsia="ru-RU"/>
               </w:rPr>
-              <w:t>Список функций</w:t>
+              <w:t>Управление задачами</w:t>
+            </w:r>
+            <w:r>
+              <w:rPr>
+                <w:rFonts w:eastAsia="Times New Roman" w:cs="Times New Roman"/>
+                <w:color w:val="000000"/>
+                <w:szCs w:val="24"/>
+                <w:lang w:val="ru-RU" w:eastAsia="ru-RU"/>
+              </w:rPr>
+              <w:t>:</w:t>
+            </w:r>
+            <w:r>
+              <w:rPr>
+                <w:rFonts w:eastAsia="Times New Roman" w:cs="Times New Roman"/>
+                <w:color w:val="000000"/>
+                <w:szCs w:val="24"/>
+                <w:lang w:val="ru-RU" w:eastAsia="ru-RU"/>
+              </w:rPr>
+              <w:t xml:space="preserve"> создать, изменить, удалить</w:t>
+            </w:r>
+          </w:p>
+          <w:p>
+            <w:pPr>
+              <w:pStyle w:val="af2"/>
+              <w:numPr>
+                <w:ilvl w:val="0"/>
+                <w:numId w:val="3"/>
+              </w:numPr>
+              <w:spacing w:line="240" w:lineRule="auto"/>
+              <w:ind w:firstLine="0"/>
+              <w:rPr>
+                <w:rFonts w:eastAsia="Times New Roman" w:cs="Times New Roman"/>
+                <w:color w:val="000000"/>
+                <w:szCs w:val="24"/>
+                <w:lang w:val="ru-RU" w:eastAsia="ru-RU"/>
+              </w:rPr>
+            </w:pPr>
+            <w:r>
+              <w:rPr>
+                <w:rFonts w:eastAsia="Times New Roman" w:cs="Times New Roman"/>
+                <w:color w:val="000000"/>
+                <w:szCs w:val="24"/>
+                <w:lang w:val="ru-RU" w:eastAsia="ru-RU"/>
+              </w:rPr>
+              <w:t>Оптимизация плана выполнения задач</w:t>
+            </w:r>
+          </w:p>
+          <w:p>
+            <w:pPr>
+              <w:pStyle w:val="af2"/>
+              <w:numPr>
+                <w:ilvl w:val="0"/>
+                <w:numId w:val="3"/>
+              </w:numPr>
+              <w:spacing w:line="240" w:lineRule="auto"/>
+              <w:ind w:firstLine="0"/>
+              <w:rPr>
+                <w:rFonts w:eastAsia="Times New Roman" w:cs="Times New Roman"/>
+                <w:color w:val="000000"/>
+                <w:szCs w:val="24"/>
+                <w:lang w:val="ru-RU" w:eastAsia="ru-RU"/>
+              </w:rPr>
+            </w:pPr>
+            <w:r>
+              <w:rPr>
+                <w:rFonts w:eastAsia="Times New Roman" w:cs="Times New Roman"/>
+                <w:color w:val="000000"/>
+                <w:szCs w:val="24"/>
+                <w:lang w:eastAsia="ru-RU"/>
+              </w:rPr>
+              <w:t>Web-</w:t>
+            </w:r>
+            <w:r>
+              <w:rPr>
+                <w:rFonts w:eastAsia="Times New Roman" w:cs="Times New Roman"/>
+                <w:color w:val="000000"/>
+                <w:szCs w:val="24"/>
+                <w:lang w:val="ru-RU" w:eastAsia="ru-RU"/>
+              </w:rPr>
+              <w:t>интерфейс</w:t>
             </w:r>
           </w:p>
         </w:tc>
@@ -1692,15 +1959,14 @@
             <w:r>
               <w:rPr>
                 <w:color w:val="000000" w:themeColor="text1"/>
-                <w:lang w:val="ru-RU"/>
-              </w:rPr>
-              <w:t>Перечисление технологий</w:t>
+              </w:rPr>
+              <w:t>Golang, JavaScript, React</w:t>
             </w:r>
             <w:r>
               <w:rPr>
                 <w:color w:val="000000" w:themeColor="text1"/>
               </w:rPr>
-              <w:t>.</w:t>
+              <w:t>, Docker, PostgreSQL</w:t>
             </w:r>
           </w:p>
         </w:tc>
@@ -1895,7 +2161,116 @@
                 <w:szCs w:val="24"/>
                 <w:lang w:val="ru-RU" w:eastAsia="ru-RU"/>
               </w:rPr>
-              <w:t>Список задач</w:t>
+              <w:t xml:space="preserve">Исследовать проблему оптимизации выполнения задач с </w:t>
+            </w:r>
+            <w:proofErr w:type="spellStart"/>
+            <w:r>
+              <w:rPr>
+                <w:rFonts w:eastAsia="Times New Roman" w:cs="Times New Roman"/>
+                <w:color w:val="000000"/>
+                <w:szCs w:val="24"/>
+                <w:lang w:val="ru-RU" w:eastAsia="ru-RU"/>
+              </w:rPr>
+              <w:t>гео</w:t>
+            </w:r>
+            <w:proofErr w:type="spellEnd"/>
+            <w:r>
+              <w:rPr>
+                <w:rFonts w:eastAsia="Times New Roman" w:cs="Times New Roman"/>
+                <w:color w:val="000000"/>
+                <w:szCs w:val="24"/>
+                <w:lang w:val="ru-RU" w:eastAsia="ru-RU"/>
+              </w:rPr>
+              <w:t>-параметрами и временными параметрами</w:t>
+            </w:r>
+          </w:p>
+          <w:p>
+            <w:pPr>
+              <w:pStyle w:val="af2"/>
+              <w:numPr>
+                <w:ilvl w:val="0"/>
+                <w:numId w:val="10"/>
+              </w:numPr>
+              <w:tabs>
+                <w:tab w:val="clear" w:pos="284"/>
+                <w:tab w:val="num" w:pos="397"/>
+              </w:tabs>
+              <w:spacing w:line="240" w:lineRule="auto"/>
+              <w:ind w:left="114" w:firstLine="0"/>
+              <w:rPr>
+                <w:rFonts w:eastAsia="Times New Roman" w:cs="Times New Roman"/>
+                <w:color w:val="000000"/>
+                <w:szCs w:val="24"/>
+                <w:lang w:val="ru-RU" w:eastAsia="ru-RU"/>
+              </w:rPr>
+            </w:pPr>
+            <w:r>
+              <w:rPr>
+                <w:rFonts w:eastAsia="Times New Roman" w:cs="Times New Roman"/>
+                <w:color w:val="000000"/>
+                <w:szCs w:val="24"/>
+                <w:lang w:val="ru-RU" w:eastAsia="ru-RU"/>
+              </w:rPr>
+              <w:t xml:space="preserve">Проанализировать существующие продукты для оптимизации </w:t>
+            </w:r>
+            <w:r>
+              <w:rPr>
+                <w:rFonts w:eastAsia="Times New Roman" w:cs="Times New Roman"/>
+                <w:color w:val="000000"/>
+                <w:szCs w:val="24"/>
+                <w:lang w:val="ru-RU" w:eastAsia="ru-RU"/>
+              </w:rPr>
+              <w:t xml:space="preserve">выполнения задач с </w:t>
+            </w:r>
+            <w:proofErr w:type="spellStart"/>
+            <w:r>
+              <w:rPr>
+                <w:rFonts w:eastAsia="Times New Roman" w:cs="Times New Roman"/>
+                <w:color w:val="000000"/>
+                <w:szCs w:val="24"/>
+                <w:lang w:val="ru-RU" w:eastAsia="ru-RU"/>
+              </w:rPr>
+              <w:t>гео</w:t>
+            </w:r>
+            <w:proofErr w:type="spellEnd"/>
+            <w:r>
+              <w:rPr>
+                <w:rFonts w:eastAsia="Times New Roman" w:cs="Times New Roman"/>
+                <w:color w:val="000000"/>
+                <w:szCs w:val="24"/>
+                <w:lang w:val="ru-RU" w:eastAsia="ru-RU"/>
+              </w:rPr>
+              <w:t>-параметрами и временными параметрами</w:t>
+            </w:r>
+          </w:p>
+          <w:p>
+            <w:pPr>
+              <w:pStyle w:val="af2"/>
+              <w:numPr>
+                <w:ilvl w:val="0"/>
+                <w:numId w:val="10"/>
+              </w:numPr>
+              <w:tabs>
+                <w:tab w:val="clear" w:pos="284"/>
+                <w:tab w:val="num" w:pos="397"/>
+              </w:tabs>
+              <w:spacing w:line="240" w:lineRule="auto"/>
+              <w:ind w:left="114" w:firstLine="0"/>
+              <w:rPr>
+                <w:rFonts w:eastAsia="Times New Roman" w:cs="Times New Roman"/>
+                <w:color w:val="000000"/>
+                <w:szCs w:val="24"/>
+                <w:lang w:val="ru-RU" w:eastAsia="ru-RU"/>
+              </w:rPr>
+            </w:pPr>
+            <w:r>
+              <w:rPr>
+                <w:rFonts w:eastAsia="Times New Roman" w:cs="Times New Roman"/>
+                <w:color w:val="000000"/>
+                <w:szCs w:val="24"/>
+                <w:lang w:val="ru-RU" w:eastAsia="ru-RU"/>
+              </w:rPr>
+              <w:t>Разработать свое приложение на основе анализа существующих продуктов</w:t>
             </w:r>
           </w:p>
         </w:tc>
@@ -2108,8 +2483,7 @@
     </w:p>
     <w:tbl>
       <w:tblPr>
-        <w:tblW w:w="9119" w:type="dxa"/>
-        <w:tblLayout w:type="fixed"/>
+        <w:tblW w:w="0" w:type="auto"/>
         <w:tblCellMar>
           <w:top w:w="57" w:type="dxa"/>
           <w:bottom w:w="57" w:type="dxa"/>
@@ -2117,16 +2491,16 @@
         <w:tblLook w:val="0400" w:firstRow="0" w:lastRow="0" w:firstColumn="0" w:lastColumn="0" w:noHBand="0" w:noVBand="1"/>
       </w:tblPr>
       <w:tblGrid>
-        <w:gridCol w:w="2481"/>
-        <w:gridCol w:w="317"/>
-        <w:gridCol w:w="323"/>
-        <w:gridCol w:w="322"/>
-        <w:gridCol w:w="322"/>
-        <w:gridCol w:w="317"/>
-        <w:gridCol w:w="322"/>
-        <w:gridCol w:w="322"/>
-        <w:gridCol w:w="322"/>
-        <w:gridCol w:w="322"/>
+        <w:gridCol w:w="2757"/>
+        <w:gridCol w:w="316"/>
+        <w:gridCol w:w="316"/>
+        <w:gridCol w:w="316"/>
+        <w:gridCol w:w="316"/>
+        <w:gridCol w:w="316"/>
+        <w:gridCol w:w="316"/>
+        <w:gridCol w:w="316"/>
+        <w:gridCol w:w="316"/>
+        <w:gridCol w:w="316"/>
         <w:gridCol w:w="416"/>
         <w:gridCol w:w="416"/>
         <w:gridCol w:w="416"/>
@@ -2135,15 +2509,15 @@
         <w:gridCol w:w="416"/>
         <w:gridCol w:w="416"/>
         <w:gridCol w:w="416"/>
-        <w:gridCol w:w="421"/>
+        <w:gridCol w:w="416"/>
       </w:tblGrid>
       <w:tr>
         <w:trPr>
-          <w:trHeight w:val="300"/>
+          <w:trHeight w:val="828"/>
         </w:trPr>
         <w:tc>
           <w:tcPr>
-            <w:tcW w:w="2481" w:type="dxa"/>
+            <w:tcW w:w="0" w:type="auto"/>
             <w:vMerge w:val="restart"/>
             <w:tcBorders>
               <w:top w:val="single" w:sz="4" w:space="0" w:color="000000"/>
@@ -2179,7 +2553,7 @@
         </w:tc>
         <w:tc>
           <w:tcPr>
-            <w:tcW w:w="6638" w:type="dxa"/>
+            <w:tcW w:w="0" w:type="auto"/>
             <w:gridSpan w:val="18"/>
             <w:tcBorders>
               <w:top w:val="single" w:sz="4" w:space="0" w:color="000000"/>
@@ -2216,11 +2590,11 @@
       </w:tr>
       <w:tr>
         <w:trPr>
-          <w:trHeight w:val="300"/>
+          <w:trHeight w:val="828"/>
         </w:trPr>
         <w:tc>
           <w:tcPr>
-            <w:tcW w:w="2481" w:type="dxa"/>
+            <w:tcW w:w="0" w:type="auto"/>
             <w:vMerge/>
             <w:tcBorders>
               <w:top w:val="single" w:sz="4" w:space="0" w:color="000000"/>
@@ -2252,7 +2626,7 @@
         </w:tc>
         <w:tc>
           <w:tcPr>
-            <w:tcW w:w="317" w:type="dxa"/>
+            <w:tcW w:w="0" w:type="auto"/>
             <w:tcBorders>
               <w:top w:val="nil"/>
               <w:left w:val="nil"/>
@@ -2285,7 +2659,7 @@
         </w:tc>
         <w:tc>
           <w:tcPr>
-            <w:tcW w:w="323" w:type="dxa"/>
+            <w:tcW w:w="0" w:type="auto"/>
             <w:tcBorders>
               <w:top w:val="nil"/>
               <w:left w:val="nil"/>
@@ -2318,7 +2692,7 @@
         </w:tc>
         <w:tc>
           <w:tcPr>
-            <w:tcW w:w="322" w:type="dxa"/>
+            <w:tcW w:w="0" w:type="auto"/>
             <w:tcBorders>
               <w:top w:val="nil"/>
               <w:left w:val="nil"/>
@@ -2351,7 +2725,7 @@
         </w:tc>
         <w:tc>
           <w:tcPr>
-            <w:tcW w:w="322" w:type="dxa"/>
+            <w:tcW w:w="0" w:type="auto"/>
             <w:tcBorders>
               <w:top w:val="nil"/>
               <w:left w:val="nil"/>
@@ -2384,7 +2758,7 @@
         </w:tc>
         <w:tc>
           <w:tcPr>
-            <w:tcW w:w="317" w:type="dxa"/>
+            <w:tcW w:w="0" w:type="auto"/>
             <w:tcBorders>
               <w:top w:val="nil"/>
               <w:left w:val="nil"/>
@@ -2417,7 +2791,7 @@
         </w:tc>
         <w:tc>
           <w:tcPr>
-            <w:tcW w:w="322" w:type="dxa"/>
+            <w:tcW w:w="0" w:type="auto"/>
             <w:tcBorders>
               <w:top w:val="nil"/>
               <w:left w:val="nil"/>
@@ -2450,7 +2824,7 @@
         </w:tc>
         <w:tc>
           <w:tcPr>
-            <w:tcW w:w="322" w:type="dxa"/>
+            <w:tcW w:w="0" w:type="auto"/>
             <w:tcBorders>
               <w:top w:val="nil"/>
               <w:left w:val="nil"/>
@@ -2483,7 +2857,7 @@
         </w:tc>
         <w:tc>
           <w:tcPr>
-            <w:tcW w:w="322" w:type="dxa"/>
+            <w:tcW w:w="0" w:type="auto"/>
             <w:tcBorders>
               <w:top w:val="nil"/>
               <w:left w:val="nil"/>
@@ -2516,7 +2890,7 @@
         </w:tc>
         <w:tc>
           <w:tcPr>
-            <w:tcW w:w="322" w:type="dxa"/>
+            <w:tcW w:w="0" w:type="auto"/>
             <w:tcBorders>
               <w:top w:val="nil"/>
               <w:left w:val="nil"/>
@@ -2549,7 +2923,7 @@
         </w:tc>
         <w:tc>
           <w:tcPr>
-            <w:tcW w:w="416" w:type="dxa"/>
+            <w:tcW w:w="0" w:type="auto"/>
             <w:tcBorders>
               <w:top w:val="nil"/>
               <w:left w:val="nil"/>
@@ -2593,7 +2967,7 @@
         </w:tc>
         <w:tc>
           <w:tcPr>
-            <w:tcW w:w="416" w:type="dxa"/>
+            <w:tcW w:w="0" w:type="auto"/>
             <w:tcBorders>
               <w:top w:val="nil"/>
               <w:left w:val="nil"/>
@@ -2626,7 +3000,7 @@
         </w:tc>
         <w:tc>
           <w:tcPr>
-            <w:tcW w:w="416" w:type="dxa"/>
+            <w:tcW w:w="0" w:type="auto"/>
             <w:tcBorders>
               <w:top w:val="nil"/>
               <w:left w:val="nil"/>
@@ -2659,7 +3033,7 @@
         </w:tc>
         <w:tc>
           <w:tcPr>
-            <w:tcW w:w="416" w:type="dxa"/>
+            <w:tcW w:w="0" w:type="auto"/>
             <w:tcBorders>
               <w:top w:val="nil"/>
               <w:left w:val="nil"/>
@@ -2692,7 +3066,7 @@
         </w:tc>
         <w:tc>
           <w:tcPr>
-            <w:tcW w:w="416" w:type="dxa"/>
+            <w:tcW w:w="0" w:type="auto"/>
             <w:tcBorders>
               <w:top w:val="nil"/>
               <w:left w:val="nil"/>
@@ -2725,7 +3099,7 @@
         </w:tc>
         <w:tc>
           <w:tcPr>
-            <w:tcW w:w="416" w:type="dxa"/>
+            <w:tcW w:w="0" w:type="auto"/>
             <w:tcBorders>
               <w:top w:val="nil"/>
               <w:left w:val="nil"/>
@@ -2758,7 +3132,7 @@
         </w:tc>
         <w:tc>
           <w:tcPr>
-            <w:tcW w:w="416" w:type="dxa"/>
+            <w:tcW w:w="0" w:type="auto"/>
             <w:tcBorders>
               <w:top w:val="nil"/>
               <w:left w:val="nil"/>
@@ -2791,7 +3165,7 @@
         </w:tc>
         <w:tc>
           <w:tcPr>
-            <w:tcW w:w="416" w:type="dxa"/>
+            <w:tcW w:w="0" w:type="auto"/>
             <w:tcBorders>
               <w:top w:val="nil"/>
               <w:left w:val="nil"/>
@@ -2824,7 +3198,7 @@
         </w:tc>
         <w:tc>
           <w:tcPr>
-            <w:tcW w:w="421" w:type="dxa"/>
+            <w:tcW w:w="0" w:type="auto"/>
             <w:tcBorders>
               <w:top w:val="nil"/>
               <w:left w:val="nil"/>
@@ -2858,11 +3232,11 @@
       </w:tr>
       <w:tr>
         <w:trPr>
-          <w:trHeight w:val="300"/>
+          <w:trHeight w:val="828"/>
         </w:trPr>
         <w:tc>
           <w:tcPr>
-            <w:tcW w:w="2481" w:type="dxa"/>
+            <w:tcW w:w="0" w:type="auto"/>
             <w:tcBorders>
               <w:top w:val="nil"/>
               <w:left w:val="single" w:sz="4" w:space="0" w:color="000000"/>
@@ -2881,17 +3255,27 @@
                 <w:szCs w:val="24"/>
               </w:rPr>
             </w:pPr>
-          </w:p>
-        </w:tc>
-        <w:tc>
-          <w:tcPr>
-            <w:tcW w:w="317" w:type="dxa"/>
-            <w:tcBorders>
-              <w:top w:val="nil"/>
-              <w:left w:val="nil"/>
-              <w:bottom w:val="single" w:sz="4" w:space="0" w:color="000000"/>
-              <w:right w:val="single" w:sz="4" w:space="0" w:color="000000"/>
-            </w:tcBorders>
+            <w:r>
+              <w:rPr>
+                <w:rFonts w:cs="Times New Roman"/>
+                <w:color w:val="000000"/>
+                <w:sz w:val="24"/>
+                <w:szCs w:val="24"/>
+              </w:rPr>
+              <w:t>Анализ предметной области</w:t>
+            </w:r>
+          </w:p>
+        </w:tc>
+        <w:tc>
+          <w:tcPr>
+            <w:tcW w:w="0" w:type="auto"/>
+            <w:tcBorders>
+              <w:top w:val="nil"/>
+              <w:left w:val="nil"/>
+              <w:bottom w:val="single" w:sz="4" w:space="0" w:color="000000"/>
+              <w:right w:val="single" w:sz="4" w:space="0" w:color="000000"/>
+            </w:tcBorders>
+            <w:shd w:val="clear" w:color="auto" w:fill="AEAAAA" w:themeFill="background2" w:themeFillShade="BF"/>
             <w:vAlign w:val="bottom"/>
           </w:tcPr>
           <w:p>
@@ -2917,13 +3301,14 @@
         </w:tc>
         <w:tc>
           <w:tcPr>
-            <w:tcW w:w="323" w:type="dxa"/>
-            <w:tcBorders>
-              <w:top w:val="nil"/>
-              <w:left w:val="nil"/>
-              <w:bottom w:val="single" w:sz="4" w:space="0" w:color="000000"/>
-              <w:right w:val="single" w:sz="4" w:space="0" w:color="000000"/>
-            </w:tcBorders>
+            <w:tcW w:w="0" w:type="auto"/>
+            <w:tcBorders>
+              <w:top w:val="nil"/>
+              <w:left w:val="nil"/>
+              <w:bottom w:val="single" w:sz="4" w:space="0" w:color="000000"/>
+              <w:right w:val="single" w:sz="4" w:space="0" w:color="000000"/>
+            </w:tcBorders>
+            <w:shd w:val="clear" w:color="auto" w:fill="AEAAAA" w:themeFill="background2" w:themeFillShade="BF"/>
             <w:vAlign w:val="bottom"/>
           </w:tcPr>
           <w:p>
@@ -2949,13 +3334,14 @@
         </w:tc>
         <w:tc>
           <w:tcPr>
-            <w:tcW w:w="322" w:type="dxa"/>
-            <w:tcBorders>
-              <w:top w:val="nil"/>
-              <w:left w:val="nil"/>
-              <w:bottom w:val="single" w:sz="4" w:space="0" w:color="000000"/>
-              <w:right w:val="single" w:sz="4" w:space="0" w:color="000000"/>
-            </w:tcBorders>
+            <w:tcW w:w="0" w:type="auto"/>
+            <w:tcBorders>
+              <w:top w:val="nil"/>
+              <w:left w:val="nil"/>
+              <w:bottom w:val="single" w:sz="4" w:space="0" w:color="000000"/>
+              <w:right w:val="single" w:sz="4" w:space="0" w:color="000000"/>
+            </w:tcBorders>
+            <w:shd w:val="clear" w:color="auto" w:fill="AEAAAA" w:themeFill="background2" w:themeFillShade="BF"/>
             <w:vAlign w:val="bottom"/>
           </w:tcPr>
           <w:p>
@@ -2981,13 +3367,14 @@
         </w:tc>
         <w:tc>
           <w:tcPr>
-            <w:tcW w:w="322" w:type="dxa"/>
-            <w:tcBorders>
-              <w:top w:val="nil"/>
-              <w:left w:val="nil"/>
-              <w:bottom w:val="single" w:sz="4" w:space="0" w:color="000000"/>
-              <w:right w:val="single" w:sz="4" w:space="0" w:color="000000"/>
-            </w:tcBorders>
+            <w:tcW w:w="0" w:type="auto"/>
+            <w:tcBorders>
+              <w:top w:val="nil"/>
+              <w:left w:val="nil"/>
+              <w:bottom w:val="single" w:sz="4" w:space="0" w:color="000000"/>
+              <w:right w:val="single" w:sz="4" w:space="0" w:color="000000"/>
+            </w:tcBorders>
+            <w:shd w:val="clear" w:color="auto" w:fill="AEAAAA" w:themeFill="background2" w:themeFillShade="BF"/>
             <w:vAlign w:val="bottom"/>
           </w:tcPr>
           <w:p>
@@ -3013,7 +3400,7 @@
         </w:tc>
         <w:tc>
           <w:tcPr>
-            <w:tcW w:w="317" w:type="dxa"/>
+            <w:tcW w:w="0" w:type="auto"/>
             <w:tcBorders>
               <w:top w:val="nil"/>
               <w:left w:val="nil"/>
@@ -3045,7 +3432,7 @@
         </w:tc>
         <w:tc>
           <w:tcPr>
-            <w:tcW w:w="322" w:type="dxa"/>
+            <w:tcW w:w="0" w:type="auto"/>
             <w:tcBorders>
               <w:top w:val="nil"/>
               <w:left w:val="nil"/>
@@ -3077,7 +3464,7 @@
         </w:tc>
         <w:tc>
           <w:tcPr>
-            <w:tcW w:w="322" w:type="dxa"/>
+            <w:tcW w:w="0" w:type="auto"/>
             <w:tcBorders>
               <w:top w:val="nil"/>
               <w:left w:val="nil"/>
@@ -3109,7 +3496,7 @@
         </w:tc>
         <w:tc>
           <w:tcPr>
-            <w:tcW w:w="322" w:type="dxa"/>
+            <w:tcW w:w="0" w:type="auto"/>
             <w:tcBorders>
               <w:top w:val="nil"/>
               <w:left w:val="nil"/>
@@ -3141,7 +3528,7 @@
         </w:tc>
         <w:tc>
           <w:tcPr>
-            <w:tcW w:w="322" w:type="dxa"/>
+            <w:tcW w:w="0" w:type="auto"/>
             <w:tcBorders>
               <w:top w:val="nil"/>
               <w:left w:val="nil"/>
@@ -3173,7 +3560,7 @@
         </w:tc>
         <w:tc>
           <w:tcPr>
-            <w:tcW w:w="416" w:type="dxa"/>
+            <w:tcW w:w="0" w:type="auto"/>
             <w:tcBorders>
               <w:top w:val="nil"/>
               <w:left w:val="nil"/>
@@ -3205,7 +3592,7 @@
         </w:tc>
         <w:tc>
           <w:tcPr>
-            <w:tcW w:w="416" w:type="dxa"/>
+            <w:tcW w:w="0" w:type="auto"/>
             <w:tcBorders>
               <w:top w:val="nil"/>
               <w:left w:val="nil"/>
@@ -3237,7 +3624,7 @@
         </w:tc>
         <w:tc>
           <w:tcPr>
-            <w:tcW w:w="416" w:type="dxa"/>
+            <w:tcW w:w="0" w:type="auto"/>
             <w:tcBorders>
               <w:top w:val="nil"/>
               <w:left w:val="nil"/>
@@ -3269,7 +3656,7 @@
         </w:tc>
         <w:tc>
           <w:tcPr>
-            <w:tcW w:w="416" w:type="dxa"/>
+            <w:tcW w:w="0" w:type="auto"/>
             <w:tcBorders>
               <w:top w:val="nil"/>
               <w:left w:val="nil"/>
@@ -3301,7 +3688,7 @@
         </w:tc>
         <w:tc>
           <w:tcPr>
-            <w:tcW w:w="416" w:type="dxa"/>
+            <w:tcW w:w="0" w:type="auto"/>
             <w:tcBorders>
               <w:top w:val="nil"/>
               <w:left w:val="nil"/>
@@ -3333,7 +3720,7 @@
         </w:tc>
         <w:tc>
           <w:tcPr>
-            <w:tcW w:w="416" w:type="dxa"/>
+            <w:tcW w:w="0" w:type="auto"/>
             <w:tcBorders>
               <w:top w:val="nil"/>
               <w:left w:val="nil"/>
@@ -3365,7 +3752,7 @@
         </w:tc>
         <w:tc>
           <w:tcPr>
-            <w:tcW w:w="416" w:type="dxa"/>
+            <w:tcW w:w="0" w:type="auto"/>
             <w:tcBorders>
               <w:top w:val="nil"/>
               <w:left w:val="nil"/>
@@ -3397,7 +3784,7 @@
         </w:tc>
         <w:tc>
           <w:tcPr>
-            <w:tcW w:w="416" w:type="dxa"/>
+            <w:tcW w:w="0" w:type="auto"/>
             <w:tcBorders>
               <w:top w:val="nil"/>
               <w:left w:val="nil"/>
@@ -3429,7 +3816,7 @@
         </w:tc>
         <w:tc>
           <w:tcPr>
-            <w:tcW w:w="421" w:type="dxa"/>
+            <w:tcW w:w="0" w:type="auto"/>
             <w:tcBorders>
               <w:top w:val="nil"/>
               <w:left w:val="nil"/>
@@ -3462,11 +3849,11 @@
       </w:tr>
       <w:tr>
         <w:trPr>
-          <w:trHeight w:val="300"/>
+          <w:trHeight w:val="828"/>
         </w:trPr>
         <w:tc>
           <w:tcPr>
-            <w:tcW w:w="2481" w:type="dxa"/>
+            <w:tcW w:w="0" w:type="auto"/>
             <w:tcBorders>
               <w:top w:val="nil"/>
               <w:left w:val="single" w:sz="4" w:space="0" w:color="000000"/>
@@ -3485,11 +3872,20 @@
                 <w:szCs w:val="24"/>
               </w:rPr>
             </w:pPr>
-          </w:p>
-        </w:tc>
-        <w:tc>
-          <w:tcPr>
-            <w:tcW w:w="317" w:type="dxa"/>
+            <w:r>
+              <w:rPr>
+                <w:rFonts w:cs="Times New Roman"/>
+                <w:color w:val="000000"/>
+                <w:sz w:val="24"/>
+                <w:szCs w:val="24"/>
+              </w:rPr>
+              <w:t>Выбор технологий для решения проблем предметной области</w:t>
+            </w:r>
+          </w:p>
+        </w:tc>
+        <w:tc>
+          <w:tcPr>
+            <w:tcW w:w="0" w:type="auto"/>
             <w:tcBorders>
               <w:top w:val="nil"/>
               <w:left w:val="nil"/>
@@ -3521,7 +3917,7 @@
         </w:tc>
         <w:tc>
           <w:tcPr>
-            <w:tcW w:w="323" w:type="dxa"/>
+            <w:tcW w:w="0" w:type="auto"/>
             <w:tcBorders>
               <w:top w:val="nil"/>
               <w:left w:val="nil"/>
@@ -3553,7 +3949,7 @@
         </w:tc>
         <w:tc>
           <w:tcPr>
-            <w:tcW w:w="322" w:type="dxa"/>
+            <w:tcW w:w="0" w:type="auto"/>
             <w:tcBorders>
               <w:top w:val="nil"/>
               <w:left w:val="nil"/>
@@ -3585,7 +3981,7 @@
         </w:tc>
         <w:tc>
           <w:tcPr>
-            <w:tcW w:w="322" w:type="dxa"/>
+            <w:tcW w:w="0" w:type="auto"/>
             <w:tcBorders>
               <w:top w:val="nil"/>
               <w:left w:val="nil"/>
@@ -3617,13 +4013,14 @@
         </w:tc>
         <w:tc>
           <w:tcPr>
-            <w:tcW w:w="317" w:type="dxa"/>
-            <w:tcBorders>
-              <w:top w:val="nil"/>
-              <w:left w:val="nil"/>
-              <w:bottom w:val="single" w:sz="4" w:space="0" w:color="000000"/>
-              <w:right w:val="single" w:sz="4" w:space="0" w:color="000000"/>
-            </w:tcBorders>
+            <w:tcW w:w="0" w:type="auto"/>
+            <w:tcBorders>
+              <w:top w:val="nil"/>
+              <w:left w:val="nil"/>
+              <w:bottom w:val="single" w:sz="4" w:space="0" w:color="000000"/>
+              <w:right w:val="single" w:sz="4" w:space="0" w:color="000000"/>
+            </w:tcBorders>
+            <w:shd w:val="clear" w:color="auto" w:fill="AEAAAA" w:themeFill="background2" w:themeFillShade="BF"/>
             <w:vAlign w:val="bottom"/>
           </w:tcPr>
           <w:p>
@@ -3649,13 +4046,14 @@
         </w:tc>
         <w:tc>
           <w:tcPr>
-            <w:tcW w:w="322" w:type="dxa"/>
-            <w:tcBorders>
-              <w:top w:val="nil"/>
-              <w:left w:val="nil"/>
-              <w:bottom w:val="single" w:sz="4" w:space="0" w:color="000000"/>
-              <w:right w:val="single" w:sz="4" w:space="0" w:color="000000"/>
-            </w:tcBorders>
+            <w:tcW w:w="0" w:type="auto"/>
+            <w:tcBorders>
+              <w:top w:val="nil"/>
+              <w:left w:val="nil"/>
+              <w:bottom w:val="single" w:sz="4" w:space="0" w:color="000000"/>
+              <w:right w:val="single" w:sz="4" w:space="0" w:color="000000"/>
+            </w:tcBorders>
+            <w:shd w:val="clear" w:color="auto" w:fill="AEAAAA" w:themeFill="background2" w:themeFillShade="BF"/>
             <w:vAlign w:val="bottom"/>
           </w:tcPr>
           <w:p>
@@ -3681,7 +4079,7 @@
         </w:tc>
         <w:tc>
           <w:tcPr>
-            <w:tcW w:w="322" w:type="dxa"/>
+            <w:tcW w:w="0" w:type="auto"/>
             <w:tcBorders>
               <w:top w:val="nil"/>
               <w:left w:val="nil"/>
@@ -3713,7 +4111,7 @@
         </w:tc>
         <w:tc>
           <w:tcPr>
-            <w:tcW w:w="322" w:type="dxa"/>
+            <w:tcW w:w="0" w:type="auto"/>
             <w:tcBorders>
               <w:top w:val="nil"/>
               <w:left w:val="nil"/>
@@ -3745,7 +4143,7 @@
         </w:tc>
         <w:tc>
           <w:tcPr>
-            <w:tcW w:w="322" w:type="dxa"/>
+            <w:tcW w:w="0" w:type="auto"/>
             <w:tcBorders>
               <w:top w:val="nil"/>
               <w:left w:val="nil"/>
@@ -3777,7 +4175,7 @@
         </w:tc>
         <w:tc>
           <w:tcPr>
-            <w:tcW w:w="416" w:type="dxa"/>
+            <w:tcW w:w="0" w:type="auto"/>
             <w:tcBorders>
               <w:top w:val="nil"/>
               <w:left w:val="nil"/>
@@ -3809,7 +4207,7 @@
         </w:tc>
         <w:tc>
           <w:tcPr>
-            <w:tcW w:w="416" w:type="dxa"/>
+            <w:tcW w:w="0" w:type="auto"/>
             <w:tcBorders>
               <w:top w:val="nil"/>
               <w:left w:val="nil"/>
@@ -3841,7 +4239,7 @@
         </w:tc>
         <w:tc>
           <w:tcPr>
-            <w:tcW w:w="416" w:type="dxa"/>
+            <w:tcW w:w="0" w:type="auto"/>
             <w:tcBorders>
               <w:top w:val="nil"/>
               <w:left w:val="nil"/>
@@ -3873,7 +4271,7 @@
         </w:tc>
         <w:tc>
           <w:tcPr>
-            <w:tcW w:w="416" w:type="dxa"/>
+            <w:tcW w:w="0" w:type="auto"/>
             <w:tcBorders>
               <w:top w:val="nil"/>
               <w:left w:val="nil"/>
@@ -3905,7 +4303,7 @@
         </w:tc>
         <w:tc>
           <w:tcPr>
-            <w:tcW w:w="416" w:type="dxa"/>
+            <w:tcW w:w="0" w:type="auto"/>
             <w:tcBorders>
               <w:top w:val="nil"/>
               <w:left w:val="nil"/>
@@ -3937,7 +4335,7 @@
         </w:tc>
         <w:tc>
           <w:tcPr>
-            <w:tcW w:w="416" w:type="dxa"/>
+            <w:tcW w:w="0" w:type="auto"/>
             <w:tcBorders>
               <w:top w:val="nil"/>
               <w:left w:val="nil"/>
@@ -3969,7 +4367,7 @@
         </w:tc>
         <w:tc>
           <w:tcPr>
-            <w:tcW w:w="416" w:type="dxa"/>
+            <w:tcW w:w="0" w:type="auto"/>
             <w:tcBorders>
               <w:top w:val="nil"/>
               <w:left w:val="nil"/>
@@ -4001,7 +4399,7 @@
         </w:tc>
         <w:tc>
           <w:tcPr>
-            <w:tcW w:w="416" w:type="dxa"/>
+            <w:tcW w:w="0" w:type="auto"/>
             <w:tcBorders>
               <w:top w:val="nil"/>
               <w:left w:val="nil"/>
@@ -4033,7 +4431,7 @@
         </w:tc>
         <w:tc>
           <w:tcPr>
-            <w:tcW w:w="421" w:type="dxa"/>
+            <w:tcW w:w="0" w:type="auto"/>
             <w:tcBorders>
               <w:top w:val="nil"/>
               <w:left w:val="nil"/>
@@ -4066,11 +4464,11 @@
       </w:tr>
       <w:tr>
         <w:trPr>
-          <w:trHeight w:val="300"/>
+          <w:trHeight w:val="828"/>
         </w:trPr>
         <w:tc>
           <w:tcPr>
-            <w:tcW w:w="2481" w:type="dxa"/>
+            <w:tcW w:w="0" w:type="auto"/>
             <w:tcBorders>
               <w:top w:val="nil"/>
               <w:left w:val="single" w:sz="4" w:space="0" w:color="000000"/>
@@ -4088,402 +4486,414 @@
                 <w:szCs w:val="24"/>
               </w:rPr>
             </w:pPr>
-          </w:p>
-        </w:tc>
-        <w:tc>
-          <w:tcPr>
-            <w:tcW w:w="317" w:type="dxa"/>
-            <w:tcBorders>
-              <w:top w:val="nil"/>
-              <w:left w:val="nil"/>
-              <w:bottom w:val="single" w:sz="4" w:space="0" w:color="000000"/>
-              <w:right w:val="single" w:sz="4" w:space="0" w:color="000000"/>
-            </w:tcBorders>
-            <w:vAlign w:val="bottom"/>
-          </w:tcPr>
-          <w:p>
-            <w:pPr>
-              <w:spacing w:after="0" w:line="240" w:lineRule="auto"/>
-              <w:rPr>
-                <w:rFonts w:cs="Times New Roman"/>
-                <w:color w:val="000000"/>
-                <w:sz w:val="24"/>
-                <w:szCs w:val="24"/>
-              </w:rPr>
-            </w:pPr>
-          </w:p>
-        </w:tc>
-        <w:tc>
-          <w:tcPr>
-            <w:tcW w:w="323" w:type="dxa"/>
-            <w:tcBorders>
-              <w:top w:val="nil"/>
-              <w:left w:val="nil"/>
-              <w:bottom w:val="single" w:sz="4" w:space="0" w:color="000000"/>
-              <w:right w:val="single" w:sz="4" w:space="0" w:color="000000"/>
-            </w:tcBorders>
-            <w:vAlign w:val="bottom"/>
-          </w:tcPr>
-          <w:p>
-            <w:pPr>
-              <w:spacing w:after="0" w:line="240" w:lineRule="auto"/>
-              <w:rPr>
-                <w:rFonts w:cs="Times New Roman"/>
-                <w:color w:val="000000"/>
-                <w:sz w:val="24"/>
-                <w:szCs w:val="24"/>
-              </w:rPr>
-            </w:pPr>
-          </w:p>
-        </w:tc>
-        <w:tc>
-          <w:tcPr>
-            <w:tcW w:w="322" w:type="dxa"/>
-            <w:tcBorders>
-              <w:top w:val="nil"/>
-              <w:left w:val="nil"/>
-              <w:bottom w:val="single" w:sz="4" w:space="0" w:color="000000"/>
-              <w:right w:val="single" w:sz="4" w:space="0" w:color="000000"/>
-            </w:tcBorders>
-            <w:vAlign w:val="bottom"/>
-          </w:tcPr>
-          <w:p>
-            <w:pPr>
-              <w:spacing w:after="0" w:line="240" w:lineRule="auto"/>
-              <w:rPr>
-                <w:rFonts w:cs="Times New Roman"/>
-                <w:color w:val="000000"/>
-                <w:sz w:val="24"/>
-                <w:szCs w:val="24"/>
-              </w:rPr>
-            </w:pPr>
-          </w:p>
-        </w:tc>
-        <w:tc>
-          <w:tcPr>
-            <w:tcW w:w="322" w:type="dxa"/>
-            <w:tcBorders>
-              <w:top w:val="nil"/>
-              <w:left w:val="nil"/>
-              <w:bottom w:val="single" w:sz="4" w:space="0" w:color="000000"/>
-              <w:right w:val="single" w:sz="4" w:space="0" w:color="000000"/>
-            </w:tcBorders>
-            <w:vAlign w:val="bottom"/>
-          </w:tcPr>
-          <w:p>
-            <w:pPr>
-              <w:spacing w:after="0" w:line="240" w:lineRule="auto"/>
-              <w:rPr>
-                <w:rFonts w:cs="Times New Roman"/>
-                <w:color w:val="000000"/>
-                <w:sz w:val="24"/>
-                <w:szCs w:val="24"/>
-              </w:rPr>
-            </w:pPr>
-          </w:p>
-        </w:tc>
-        <w:tc>
-          <w:tcPr>
-            <w:tcW w:w="317" w:type="dxa"/>
-            <w:tcBorders>
-              <w:top w:val="nil"/>
-              <w:left w:val="nil"/>
-              <w:bottom w:val="single" w:sz="4" w:space="0" w:color="000000"/>
-              <w:right w:val="single" w:sz="4" w:space="0" w:color="000000"/>
-            </w:tcBorders>
-            <w:vAlign w:val="bottom"/>
-          </w:tcPr>
-          <w:p>
-            <w:pPr>
-              <w:spacing w:after="0" w:line="240" w:lineRule="auto"/>
-              <w:rPr>
-                <w:rFonts w:cs="Times New Roman"/>
-                <w:color w:val="000000"/>
-                <w:sz w:val="24"/>
-                <w:szCs w:val="24"/>
-              </w:rPr>
-            </w:pPr>
-          </w:p>
-        </w:tc>
-        <w:tc>
-          <w:tcPr>
-            <w:tcW w:w="322" w:type="dxa"/>
-            <w:tcBorders>
-              <w:top w:val="nil"/>
-              <w:left w:val="nil"/>
-              <w:bottom w:val="single" w:sz="4" w:space="0" w:color="000000"/>
-              <w:right w:val="single" w:sz="4" w:space="0" w:color="000000"/>
-            </w:tcBorders>
-            <w:vAlign w:val="bottom"/>
-          </w:tcPr>
-          <w:p>
-            <w:pPr>
-              <w:spacing w:after="0" w:line="240" w:lineRule="auto"/>
-              <w:rPr>
-                <w:rFonts w:cs="Times New Roman"/>
-                <w:color w:val="000000"/>
-                <w:sz w:val="24"/>
-                <w:szCs w:val="24"/>
-              </w:rPr>
-            </w:pPr>
-          </w:p>
-        </w:tc>
-        <w:tc>
-          <w:tcPr>
-            <w:tcW w:w="322" w:type="dxa"/>
-            <w:tcBorders>
-              <w:top w:val="nil"/>
-              <w:left w:val="nil"/>
-              <w:bottom w:val="single" w:sz="4" w:space="0" w:color="000000"/>
-              <w:right w:val="single" w:sz="4" w:space="0" w:color="000000"/>
-            </w:tcBorders>
-            <w:vAlign w:val="bottom"/>
-          </w:tcPr>
-          <w:p>
-            <w:pPr>
-              <w:spacing w:after="0" w:line="240" w:lineRule="auto"/>
-              <w:rPr>
-                <w:rFonts w:cs="Times New Roman"/>
-                <w:color w:val="000000"/>
-                <w:sz w:val="24"/>
-                <w:szCs w:val="24"/>
-              </w:rPr>
-            </w:pPr>
-          </w:p>
-        </w:tc>
-        <w:tc>
-          <w:tcPr>
-            <w:tcW w:w="322" w:type="dxa"/>
-            <w:tcBorders>
-              <w:top w:val="nil"/>
-              <w:left w:val="nil"/>
-              <w:bottom w:val="single" w:sz="4" w:space="0" w:color="000000"/>
-              <w:right w:val="single" w:sz="4" w:space="0" w:color="000000"/>
-            </w:tcBorders>
-            <w:vAlign w:val="bottom"/>
-          </w:tcPr>
-          <w:p>
-            <w:pPr>
-              <w:spacing w:after="0" w:line="240" w:lineRule="auto"/>
-              <w:rPr>
-                <w:rFonts w:cs="Times New Roman"/>
-                <w:color w:val="000000"/>
-                <w:sz w:val="24"/>
-                <w:szCs w:val="24"/>
-              </w:rPr>
-            </w:pPr>
-          </w:p>
-        </w:tc>
-        <w:tc>
-          <w:tcPr>
-            <w:tcW w:w="322" w:type="dxa"/>
-            <w:tcBorders>
-              <w:top w:val="nil"/>
-              <w:left w:val="nil"/>
-              <w:bottom w:val="single" w:sz="4" w:space="0" w:color="000000"/>
-              <w:right w:val="single" w:sz="4" w:space="0" w:color="000000"/>
-            </w:tcBorders>
-            <w:vAlign w:val="bottom"/>
-          </w:tcPr>
-          <w:p>
-            <w:pPr>
-              <w:spacing w:after="0" w:line="240" w:lineRule="auto"/>
-              <w:rPr>
-                <w:rFonts w:cs="Times New Roman"/>
-                <w:color w:val="000000"/>
-                <w:sz w:val="24"/>
-                <w:szCs w:val="24"/>
-              </w:rPr>
-            </w:pPr>
-          </w:p>
-        </w:tc>
-        <w:tc>
-          <w:tcPr>
-            <w:tcW w:w="416" w:type="dxa"/>
-            <w:tcBorders>
-              <w:top w:val="nil"/>
-              <w:left w:val="nil"/>
-              <w:bottom w:val="single" w:sz="4" w:space="0" w:color="000000"/>
-              <w:right w:val="single" w:sz="4" w:space="0" w:color="000000"/>
-            </w:tcBorders>
-            <w:vAlign w:val="bottom"/>
-          </w:tcPr>
-          <w:p>
-            <w:pPr>
-              <w:spacing w:after="0" w:line="240" w:lineRule="auto"/>
-              <w:rPr>
-                <w:rFonts w:cs="Times New Roman"/>
-                <w:color w:val="000000"/>
-                <w:sz w:val="24"/>
-                <w:szCs w:val="24"/>
-              </w:rPr>
-            </w:pPr>
-          </w:p>
-        </w:tc>
-        <w:tc>
-          <w:tcPr>
-            <w:tcW w:w="416" w:type="dxa"/>
-            <w:tcBorders>
-              <w:top w:val="nil"/>
-              <w:left w:val="nil"/>
-              <w:bottom w:val="single" w:sz="4" w:space="0" w:color="000000"/>
-              <w:right w:val="single" w:sz="4" w:space="0" w:color="000000"/>
-            </w:tcBorders>
-            <w:vAlign w:val="bottom"/>
-          </w:tcPr>
-          <w:p>
-            <w:pPr>
-              <w:spacing w:after="0" w:line="240" w:lineRule="auto"/>
-              <w:rPr>
-                <w:rFonts w:cs="Times New Roman"/>
-                <w:color w:val="000000"/>
-                <w:sz w:val="24"/>
-                <w:szCs w:val="24"/>
-              </w:rPr>
-            </w:pPr>
-          </w:p>
-        </w:tc>
-        <w:tc>
-          <w:tcPr>
-            <w:tcW w:w="416" w:type="dxa"/>
-            <w:tcBorders>
-              <w:top w:val="nil"/>
-              <w:left w:val="nil"/>
-              <w:bottom w:val="single" w:sz="4" w:space="0" w:color="000000"/>
-              <w:right w:val="single" w:sz="4" w:space="0" w:color="000000"/>
-            </w:tcBorders>
-            <w:vAlign w:val="bottom"/>
-          </w:tcPr>
-          <w:p>
-            <w:pPr>
-              <w:spacing w:after="0" w:line="240" w:lineRule="auto"/>
-              <w:rPr>
-                <w:rFonts w:cs="Times New Roman"/>
-                <w:color w:val="000000"/>
-                <w:sz w:val="24"/>
-                <w:szCs w:val="24"/>
-              </w:rPr>
-            </w:pPr>
-          </w:p>
-        </w:tc>
-        <w:tc>
-          <w:tcPr>
-            <w:tcW w:w="416" w:type="dxa"/>
-            <w:tcBorders>
-              <w:top w:val="nil"/>
-              <w:left w:val="nil"/>
-              <w:bottom w:val="single" w:sz="4" w:space="0" w:color="000000"/>
-              <w:right w:val="single" w:sz="4" w:space="0" w:color="000000"/>
-            </w:tcBorders>
-            <w:vAlign w:val="bottom"/>
-          </w:tcPr>
-          <w:p>
-            <w:pPr>
-              <w:spacing w:after="0" w:line="240" w:lineRule="auto"/>
-              <w:rPr>
-                <w:rFonts w:cs="Times New Roman"/>
-                <w:color w:val="000000"/>
-                <w:sz w:val="24"/>
-                <w:szCs w:val="24"/>
-              </w:rPr>
-            </w:pPr>
-          </w:p>
-        </w:tc>
-        <w:tc>
-          <w:tcPr>
-            <w:tcW w:w="416" w:type="dxa"/>
-            <w:tcBorders>
-              <w:top w:val="nil"/>
-              <w:left w:val="nil"/>
-              <w:bottom w:val="single" w:sz="4" w:space="0" w:color="000000"/>
-              <w:right w:val="single" w:sz="4" w:space="0" w:color="000000"/>
-            </w:tcBorders>
-            <w:vAlign w:val="bottom"/>
-          </w:tcPr>
-          <w:p>
-            <w:pPr>
-              <w:spacing w:after="0" w:line="240" w:lineRule="auto"/>
-              <w:rPr>
-                <w:rFonts w:cs="Times New Roman"/>
-                <w:color w:val="000000"/>
-                <w:sz w:val="24"/>
-                <w:szCs w:val="24"/>
-              </w:rPr>
-            </w:pPr>
-          </w:p>
-        </w:tc>
-        <w:tc>
-          <w:tcPr>
-            <w:tcW w:w="416" w:type="dxa"/>
-            <w:tcBorders>
-              <w:top w:val="nil"/>
-              <w:left w:val="nil"/>
-              <w:bottom w:val="single" w:sz="4" w:space="0" w:color="000000"/>
-              <w:right w:val="single" w:sz="4" w:space="0" w:color="000000"/>
-            </w:tcBorders>
-            <w:vAlign w:val="bottom"/>
-          </w:tcPr>
-          <w:p>
-            <w:pPr>
-              <w:spacing w:after="0" w:line="240" w:lineRule="auto"/>
-              <w:rPr>
-                <w:rFonts w:cs="Times New Roman"/>
-                <w:color w:val="000000"/>
-                <w:sz w:val="24"/>
-                <w:szCs w:val="24"/>
-              </w:rPr>
-            </w:pPr>
-          </w:p>
-        </w:tc>
-        <w:tc>
-          <w:tcPr>
-            <w:tcW w:w="416" w:type="dxa"/>
-            <w:tcBorders>
-              <w:top w:val="nil"/>
-              <w:left w:val="nil"/>
-              <w:bottom w:val="single" w:sz="4" w:space="0" w:color="000000"/>
-              <w:right w:val="single" w:sz="4" w:space="0" w:color="000000"/>
-            </w:tcBorders>
-            <w:vAlign w:val="bottom"/>
-          </w:tcPr>
-          <w:p>
-            <w:pPr>
-              <w:spacing w:after="0" w:line="240" w:lineRule="auto"/>
-              <w:rPr>
-                <w:rFonts w:cs="Times New Roman"/>
-                <w:color w:val="000000"/>
-                <w:sz w:val="24"/>
-                <w:szCs w:val="24"/>
-              </w:rPr>
-            </w:pPr>
-          </w:p>
-        </w:tc>
-        <w:tc>
-          <w:tcPr>
-            <w:tcW w:w="416" w:type="dxa"/>
-            <w:tcBorders>
-              <w:top w:val="nil"/>
-              <w:left w:val="nil"/>
-              <w:bottom w:val="single" w:sz="4" w:space="0" w:color="000000"/>
-              <w:right w:val="single" w:sz="4" w:space="0" w:color="000000"/>
-            </w:tcBorders>
-            <w:vAlign w:val="bottom"/>
-          </w:tcPr>
-          <w:p>
-            <w:pPr>
-              <w:spacing w:after="0" w:line="240" w:lineRule="auto"/>
-              <w:rPr>
-                <w:rFonts w:cs="Times New Roman"/>
-                <w:color w:val="000000"/>
-                <w:sz w:val="24"/>
-                <w:szCs w:val="24"/>
-              </w:rPr>
-            </w:pPr>
-          </w:p>
-        </w:tc>
-        <w:tc>
-          <w:tcPr>
-            <w:tcW w:w="421" w:type="dxa"/>
+            <w:r>
+              <w:rPr>
+                <w:rFonts w:cs="Times New Roman"/>
+                <w:sz w:val="24"/>
+                <w:szCs w:val="24"/>
+              </w:rPr>
+              <w:t>Проектирование системы</w:t>
+            </w:r>
+          </w:p>
+        </w:tc>
+        <w:tc>
+          <w:tcPr>
+            <w:tcW w:w="0" w:type="auto"/>
+            <w:tcBorders>
+              <w:top w:val="nil"/>
+              <w:left w:val="nil"/>
+              <w:bottom w:val="single" w:sz="4" w:space="0" w:color="000000"/>
+              <w:right w:val="single" w:sz="4" w:space="0" w:color="000000"/>
+            </w:tcBorders>
+            <w:vAlign w:val="bottom"/>
+          </w:tcPr>
+          <w:p>
+            <w:pPr>
+              <w:spacing w:after="0" w:line="240" w:lineRule="auto"/>
+              <w:rPr>
+                <w:rFonts w:cs="Times New Roman"/>
+                <w:color w:val="000000"/>
+                <w:sz w:val="24"/>
+                <w:szCs w:val="24"/>
+              </w:rPr>
+            </w:pPr>
+          </w:p>
+        </w:tc>
+        <w:tc>
+          <w:tcPr>
+            <w:tcW w:w="0" w:type="auto"/>
+            <w:tcBorders>
+              <w:top w:val="nil"/>
+              <w:left w:val="nil"/>
+              <w:bottom w:val="single" w:sz="4" w:space="0" w:color="000000"/>
+              <w:right w:val="single" w:sz="4" w:space="0" w:color="000000"/>
+            </w:tcBorders>
+            <w:vAlign w:val="bottom"/>
+          </w:tcPr>
+          <w:p>
+            <w:pPr>
+              <w:spacing w:after="0" w:line="240" w:lineRule="auto"/>
+              <w:rPr>
+                <w:rFonts w:cs="Times New Roman"/>
+                <w:color w:val="000000"/>
+                <w:sz w:val="24"/>
+                <w:szCs w:val="24"/>
+              </w:rPr>
+            </w:pPr>
+          </w:p>
+        </w:tc>
+        <w:tc>
+          <w:tcPr>
+            <w:tcW w:w="0" w:type="auto"/>
+            <w:tcBorders>
+              <w:top w:val="nil"/>
+              <w:left w:val="nil"/>
+              <w:bottom w:val="single" w:sz="4" w:space="0" w:color="000000"/>
+              <w:right w:val="single" w:sz="4" w:space="0" w:color="000000"/>
+            </w:tcBorders>
+            <w:vAlign w:val="bottom"/>
+          </w:tcPr>
+          <w:p>
+            <w:pPr>
+              <w:spacing w:after="0" w:line="240" w:lineRule="auto"/>
+              <w:rPr>
+                <w:rFonts w:cs="Times New Roman"/>
+                <w:color w:val="000000"/>
+                <w:sz w:val="24"/>
+                <w:szCs w:val="24"/>
+              </w:rPr>
+            </w:pPr>
+          </w:p>
+        </w:tc>
+        <w:tc>
+          <w:tcPr>
+            <w:tcW w:w="0" w:type="auto"/>
+            <w:tcBorders>
+              <w:top w:val="nil"/>
+              <w:left w:val="nil"/>
+              <w:bottom w:val="single" w:sz="4" w:space="0" w:color="000000"/>
+              <w:right w:val="single" w:sz="4" w:space="0" w:color="000000"/>
+            </w:tcBorders>
+            <w:vAlign w:val="bottom"/>
+          </w:tcPr>
+          <w:p>
+            <w:pPr>
+              <w:spacing w:after="0" w:line="240" w:lineRule="auto"/>
+              <w:rPr>
+                <w:rFonts w:cs="Times New Roman"/>
+                <w:color w:val="000000"/>
+                <w:sz w:val="24"/>
+                <w:szCs w:val="24"/>
+              </w:rPr>
+            </w:pPr>
+          </w:p>
+        </w:tc>
+        <w:tc>
+          <w:tcPr>
+            <w:tcW w:w="0" w:type="auto"/>
+            <w:tcBorders>
+              <w:top w:val="nil"/>
+              <w:left w:val="nil"/>
+              <w:bottom w:val="single" w:sz="4" w:space="0" w:color="000000"/>
+              <w:right w:val="single" w:sz="4" w:space="0" w:color="000000"/>
+            </w:tcBorders>
+            <w:vAlign w:val="bottom"/>
+          </w:tcPr>
+          <w:p>
+            <w:pPr>
+              <w:spacing w:after="0" w:line="240" w:lineRule="auto"/>
+              <w:rPr>
+                <w:rFonts w:cs="Times New Roman"/>
+                <w:color w:val="000000"/>
+                <w:sz w:val="24"/>
+                <w:szCs w:val="24"/>
+              </w:rPr>
+            </w:pPr>
+          </w:p>
+        </w:tc>
+        <w:tc>
+          <w:tcPr>
+            <w:tcW w:w="0" w:type="auto"/>
+            <w:tcBorders>
+              <w:top w:val="nil"/>
+              <w:left w:val="nil"/>
+              <w:bottom w:val="single" w:sz="4" w:space="0" w:color="000000"/>
+              <w:right w:val="single" w:sz="4" w:space="0" w:color="000000"/>
+            </w:tcBorders>
+            <w:vAlign w:val="bottom"/>
+          </w:tcPr>
+          <w:p>
+            <w:pPr>
+              <w:spacing w:after="0" w:line="240" w:lineRule="auto"/>
+              <w:rPr>
+                <w:rFonts w:cs="Times New Roman"/>
+                <w:color w:val="000000"/>
+                <w:sz w:val="24"/>
+                <w:szCs w:val="24"/>
+              </w:rPr>
+            </w:pPr>
+          </w:p>
+        </w:tc>
+        <w:tc>
+          <w:tcPr>
+            <w:tcW w:w="0" w:type="auto"/>
+            <w:tcBorders>
+              <w:top w:val="nil"/>
+              <w:left w:val="nil"/>
+              <w:bottom w:val="single" w:sz="4" w:space="0" w:color="000000"/>
+              <w:right w:val="single" w:sz="4" w:space="0" w:color="000000"/>
+            </w:tcBorders>
+            <w:shd w:val="clear" w:color="auto" w:fill="AEAAAA" w:themeFill="background2" w:themeFillShade="BF"/>
+            <w:vAlign w:val="bottom"/>
+          </w:tcPr>
+          <w:p>
+            <w:pPr>
+              <w:spacing w:after="0" w:line="240" w:lineRule="auto"/>
+              <w:rPr>
+                <w:rFonts w:cs="Times New Roman"/>
+                <w:color w:val="000000"/>
+                <w:sz w:val="24"/>
+                <w:szCs w:val="24"/>
+              </w:rPr>
+            </w:pPr>
+          </w:p>
+        </w:tc>
+        <w:tc>
+          <w:tcPr>
+            <w:tcW w:w="0" w:type="auto"/>
+            <w:tcBorders>
+              <w:top w:val="nil"/>
+              <w:left w:val="nil"/>
+              <w:bottom w:val="single" w:sz="4" w:space="0" w:color="000000"/>
+              <w:right w:val="single" w:sz="4" w:space="0" w:color="000000"/>
+            </w:tcBorders>
+            <w:shd w:val="clear" w:color="auto" w:fill="AEAAAA" w:themeFill="background2" w:themeFillShade="BF"/>
+            <w:vAlign w:val="bottom"/>
+          </w:tcPr>
+          <w:p>
+            <w:pPr>
+              <w:spacing w:after="0" w:line="240" w:lineRule="auto"/>
+              <w:rPr>
+                <w:rFonts w:cs="Times New Roman"/>
+                <w:color w:val="000000"/>
+                <w:sz w:val="24"/>
+                <w:szCs w:val="24"/>
+              </w:rPr>
+            </w:pPr>
+          </w:p>
+        </w:tc>
+        <w:tc>
+          <w:tcPr>
+            <w:tcW w:w="0" w:type="auto"/>
+            <w:tcBorders>
+              <w:top w:val="nil"/>
+              <w:left w:val="nil"/>
+              <w:bottom w:val="single" w:sz="4" w:space="0" w:color="000000"/>
+              <w:right w:val="single" w:sz="4" w:space="0" w:color="000000"/>
+            </w:tcBorders>
+            <w:shd w:val="clear" w:color="auto" w:fill="FFFFFF" w:themeFill="background1"/>
+            <w:vAlign w:val="bottom"/>
+          </w:tcPr>
+          <w:p>
+            <w:pPr>
+              <w:spacing w:after="0" w:line="240" w:lineRule="auto"/>
+              <w:rPr>
+                <w:rFonts w:cs="Times New Roman"/>
+                <w:color w:val="000000"/>
+                <w:sz w:val="24"/>
+                <w:szCs w:val="24"/>
+              </w:rPr>
+            </w:pPr>
+          </w:p>
+        </w:tc>
+        <w:tc>
+          <w:tcPr>
+            <w:tcW w:w="0" w:type="auto"/>
+            <w:tcBorders>
+              <w:top w:val="nil"/>
+              <w:left w:val="nil"/>
+              <w:bottom w:val="single" w:sz="4" w:space="0" w:color="000000"/>
+              <w:right w:val="single" w:sz="4" w:space="0" w:color="000000"/>
+            </w:tcBorders>
+            <w:shd w:val="clear" w:color="auto" w:fill="FFFFFF" w:themeFill="background1"/>
+            <w:vAlign w:val="bottom"/>
+          </w:tcPr>
+          <w:p>
+            <w:pPr>
+              <w:spacing w:after="0" w:line="240" w:lineRule="auto"/>
+              <w:rPr>
+                <w:rFonts w:cs="Times New Roman"/>
+                <w:color w:val="000000"/>
+                <w:sz w:val="24"/>
+                <w:szCs w:val="24"/>
+              </w:rPr>
+            </w:pPr>
+          </w:p>
+        </w:tc>
+        <w:tc>
+          <w:tcPr>
+            <w:tcW w:w="0" w:type="auto"/>
+            <w:tcBorders>
+              <w:top w:val="nil"/>
+              <w:left w:val="nil"/>
+              <w:bottom w:val="single" w:sz="4" w:space="0" w:color="000000"/>
+              <w:right w:val="single" w:sz="4" w:space="0" w:color="000000"/>
+            </w:tcBorders>
+            <w:vAlign w:val="bottom"/>
+          </w:tcPr>
+          <w:p>
+            <w:pPr>
+              <w:spacing w:after="0" w:line="240" w:lineRule="auto"/>
+              <w:rPr>
+                <w:rFonts w:cs="Times New Roman"/>
+                <w:color w:val="000000"/>
+                <w:sz w:val="24"/>
+                <w:szCs w:val="24"/>
+              </w:rPr>
+            </w:pPr>
+          </w:p>
+        </w:tc>
+        <w:tc>
+          <w:tcPr>
+            <w:tcW w:w="0" w:type="auto"/>
+            <w:tcBorders>
+              <w:top w:val="nil"/>
+              <w:left w:val="nil"/>
+              <w:bottom w:val="single" w:sz="4" w:space="0" w:color="000000"/>
+              <w:right w:val="single" w:sz="4" w:space="0" w:color="000000"/>
+            </w:tcBorders>
+            <w:vAlign w:val="bottom"/>
+          </w:tcPr>
+          <w:p>
+            <w:pPr>
+              <w:spacing w:after="0" w:line="240" w:lineRule="auto"/>
+              <w:rPr>
+                <w:rFonts w:cs="Times New Roman"/>
+                <w:color w:val="000000"/>
+                <w:sz w:val="24"/>
+                <w:szCs w:val="24"/>
+              </w:rPr>
+            </w:pPr>
+          </w:p>
+        </w:tc>
+        <w:tc>
+          <w:tcPr>
+            <w:tcW w:w="0" w:type="auto"/>
+            <w:tcBorders>
+              <w:top w:val="nil"/>
+              <w:left w:val="nil"/>
+              <w:bottom w:val="single" w:sz="4" w:space="0" w:color="000000"/>
+              <w:right w:val="single" w:sz="4" w:space="0" w:color="000000"/>
+            </w:tcBorders>
+            <w:vAlign w:val="bottom"/>
+          </w:tcPr>
+          <w:p>
+            <w:pPr>
+              <w:spacing w:after="0" w:line="240" w:lineRule="auto"/>
+              <w:rPr>
+                <w:rFonts w:cs="Times New Roman"/>
+                <w:color w:val="000000"/>
+                <w:sz w:val="24"/>
+                <w:szCs w:val="24"/>
+              </w:rPr>
+            </w:pPr>
+          </w:p>
+        </w:tc>
+        <w:tc>
+          <w:tcPr>
+            <w:tcW w:w="0" w:type="auto"/>
+            <w:tcBorders>
+              <w:top w:val="nil"/>
+              <w:left w:val="nil"/>
+              <w:bottom w:val="single" w:sz="4" w:space="0" w:color="000000"/>
+              <w:right w:val="single" w:sz="4" w:space="0" w:color="000000"/>
+            </w:tcBorders>
+            <w:vAlign w:val="bottom"/>
+          </w:tcPr>
+          <w:p>
+            <w:pPr>
+              <w:spacing w:after="0" w:line="240" w:lineRule="auto"/>
+              <w:rPr>
+                <w:rFonts w:cs="Times New Roman"/>
+                <w:color w:val="000000"/>
+                <w:sz w:val="24"/>
+                <w:szCs w:val="24"/>
+              </w:rPr>
+            </w:pPr>
+          </w:p>
+        </w:tc>
+        <w:tc>
+          <w:tcPr>
+            <w:tcW w:w="0" w:type="auto"/>
+            <w:tcBorders>
+              <w:top w:val="nil"/>
+              <w:left w:val="nil"/>
+              <w:bottom w:val="single" w:sz="4" w:space="0" w:color="000000"/>
+              <w:right w:val="single" w:sz="4" w:space="0" w:color="000000"/>
+            </w:tcBorders>
+            <w:vAlign w:val="bottom"/>
+          </w:tcPr>
+          <w:p>
+            <w:pPr>
+              <w:spacing w:after="0" w:line="240" w:lineRule="auto"/>
+              <w:rPr>
+                <w:rFonts w:cs="Times New Roman"/>
+                <w:color w:val="000000"/>
+                <w:sz w:val="24"/>
+                <w:szCs w:val="24"/>
+              </w:rPr>
+            </w:pPr>
+          </w:p>
+        </w:tc>
+        <w:tc>
+          <w:tcPr>
+            <w:tcW w:w="0" w:type="auto"/>
+            <w:tcBorders>
+              <w:top w:val="nil"/>
+              <w:left w:val="nil"/>
+              <w:bottom w:val="single" w:sz="4" w:space="0" w:color="000000"/>
+              <w:right w:val="single" w:sz="4" w:space="0" w:color="000000"/>
+            </w:tcBorders>
+            <w:vAlign w:val="bottom"/>
+          </w:tcPr>
+          <w:p>
+            <w:pPr>
+              <w:spacing w:after="0" w:line="240" w:lineRule="auto"/>
+              <w:rPr>
+                <w:rFonts w:cs="Times New Roman"/>
+                <w:color w:val="000000"/>
+                <w:sz w:val="24"/>
+                <w:szCs w:val="24"/>
+              </w:rPr>
+            </w:pPr>
+          </w:p>
+        </w:tc>
+        <w:tc>
+          <w:tcPr>
+            <w:tcW w:w="0" w:type="auto"/>
+            <w:tcBorders>
+              <w:top w:val="nil"/>
+              <w:left w:val="nil"/>
+              <w:bottom w:val="single" w:sz="4" w:space="0" w:color="000000"/>
+              <w:right w:val="single" w:sz="4" w:space="0" w:color="000000"/>
+            </w:tcBorders>
+            <w:vAlign w:val="bottom"/>
+          </w:tcPr>
+          <w:p>
+            <w:pPr>
+              <w:spacing w:after="0" w:line="240" w:lineRule="auto"/>
+              <w:rPr>
+                <w:rFonts w:cs="Times New Roman"/>
+                <w:color w:val="000000"/>
+                <w:sz w:val="24"/>
+                <w:szCs w:val="24"/>
+              </w:rPr>
+            </w:pPr>
+          </w:p>
+        </w:tc>
+        <w:tc>
+          <w:tcPr>
+            <w:tcW w:w="0" w:type="auto"/>
             <w:tcBorders>
               <w:top w:val="nil"/>
               <w:left w:val="nil"/>
@@ -4507,11 +4917,11 @@
       </w:tr>
       <w:tr>
         <w:trPr>
-          <w:trHeight w:val="300"/>
+          <w:trHeight w:val="828"/>
         </w:trPr>
         <w:tc>
           <w:tcPr>
-            <w:tcW w:w="2481" w:type="dxa"/>
+            <w:tcW w:w="0" w:type="auto"/>
             <w:tcBorders>
               <w:top w:val="nil"/>
               <w:left w:val="single" w:sz="4" w:space="0" w:color="000000"/>
@@ -4529,172 +4939,180 @@
                 <w:szCs w:val="24"/>
               </w:rPr>
             </w:pPr>
-          </w:p>
-        </w:tc>
-        <w:tc>
-          <w:tcPr>
-            <w:tcW w:w="317" w:type="dxa"/>
-            <w:tcBorders>
-              <w:top w:val="nil"/>
-              <w:left w:val="nil"/>
-              <w:bottom w:val="single" w:sz="4" w:space="0" w:color="000000"/>
-              <w:right w:val="single" w:sz="4" w:space="0" w:color="000000"/>
-            </w:tcBorders>
-            <w:vAlign w:val="bottom"/>
-          </w:tcPr>
-          <w:p>
-            <w:pPr>
-              <w:spacing w:after="0" w:line="240" w:lineRule="auto"/>
-              <w:rPr>
-                <w:rFonts w:cs="Times New Roman"/>
-                <w:color w:val="000000"/>
-                <w:sz w:val="24"/>
-                <w:szCs w:val="24"/>
-              </w:rPr>
-            </w:pPr>
-          </w:p>
-        </w:tc>
-        <w:tc>
-          <w:tcPr>
-            <w:tcW w:w="323" w:type="dxa"/>
-            <w:tcBorders>
-              <w:top w:val="nil"/>
-              <w:left w:val="nil"/>
-              <w:bottom w:val="single" w:sz="4" w:space="0" w:color="000000"/>
-              <w:right w:val="single" w:sz="4" w:space="0" w:color="000000"/>
-            </w:tcBorders>
-            <w:vAlign w:val="bottom"/>
-          </w:tcPr>
-          <w:p>
-            <w:pPr>
-              <w:spacing w:after="0" w:line="240" w:lineRule="auto"/>
-              <w:rPr>
-                <w:rFonts w:cs="Times New Roman"/>
-                <w:color w:val="000000"/>
-                <w:sz w:val="24"/>
-                <w:szCs w:val="24"/>
-              </w:rPr>
-            </w:pPr>
-          </w:p>
-        </w:tc>
-        <w:tc>
-          <w:tcPr>
-            <w:tcW w:w="322" w:type="dxa"/>
-            <w:tcBorders>
-              <w:top w:val="nil"/>
-              <w:left w:val="nil"/>
-              <w:bottom w:val="single" w:sz="4" w:space="0" w:color="000000"/>
-              <w:right w:val="single" w:sz="4" w:space="0" w:color="000000"/>
-            </w:tcBorders>
-            <w:vAlign w:val="bottom"/>
-          </w:tcPr>
-          <w:p>
-            <w:pPr>
-              <w:spacing w:after="0" w:line="240" w:lineRule="auto"/>
-              <w:rPr>
-                <w:rFonts w:cs="Times New Roman"/>
-                <w:color w:val="000000"/>
-                <w:sz w:val="24"/>
-                <w:szCs w:val="24"/>
-              </w:rPr>
-            </w:pPr>
-          </w:p>
-        </w:tc>
-        <w:tc>
-          <w:tcPr>
-            <w:tcW w:w="322" w:type="dxa"/>
-            <w:tcBorders>
-              <w:top w:val="nil"/>
-              <w:left w:val="nil"/>
-              <w:bottom w:val="single" w:sz="4" w:space="0" w:color="000000"/>
-              <w:right w:val="single" w:sz="4" w:space="0" w:color="000000"/>
-            </w:tcBorders>
-            <w:vAlign w:val="bottom"/>
-          </w:tcPr>
-          <w:p>
-            <w:pPr>
-              <w:spacing w:after="0" w:line="240" w:lineRule="auto"/>
-              <w:rPr>
-                <w:rFonts w:cs="Times New Roman"/>
-                <w:color w:val="000000"/>
-                <w:sz w:val="24"/>
-                <w:szCs w:val="24"/>
-              </w:rPr>
-            </w:pPr>
-          </w:p>
-        </w:tc>
-        <w:tc>
-          <w:tcPr>
-            <w:tcW w:w="317" w:type="dxa"/>
-            <w:tcBorders>
-              <w:top w:val="nil"/>
-              <w:left w:val="nil"/>
-              <w:bottom w:val="single" w:sz="4" w:space="0" w:color="000000"/>
-              <w:right w:val="single" w:sz="4" w:space="0" w:color="000000"/>
-            </w:tcBorders>
-            <w:vAlign w:val="bottom"/>
-          </w:tcPr>
-          <w:p>
-            <w:pPr>
-              <w:spacing w:after="0" w:line="240" w:lineRule="auto"/>
-              <w:rPr>
-                <w:rFonts w:cs="Times New Roman"/>
-                <w:color w:val="000000"/>
-                <w:sz w:val="24"/>
-                <w:szCs w:val="24"/>
-              </w:rPr>
-            </w:pPr>
-          </w:p>
-        </w:tc>
-        <w:tc>
-          <w:tcPr>
-            <w:tcW w:w="322" w:type="dxa"/>
-            <w:tcBorders>
-              <w:top w:val="nil"/>
-              <w:left w:val="nil"/>
-              <w:bottom w:val="single" w:sz="4" w:space="0" w:color="000000"/>
-              <w:right w:val="single" w:sz="4" w:space="0" w:color="000000"/>
-            </w:tcBorders>
-            <w:vAlign w:val="bottom"/>
-          </w:tcPr>
-          <w:p>
-            <w:pPr>
-              <w:spacing w:after="0" w:line="240" w:lineRule="auto"/>
-              <w:rPr>
-                <w:rFonts w:cs="Times New Roman"/>
-                <w:color w:val="000000"/>
-                <w:sz w:val="24"/>
-                <w:szCs w:val="24"/>
-              </w:rPr>
-            </w:pPr>
-          </w:p>
-        </w:tc>
-        <w:tc>
-          <w:tcPr>
-            <w:tcW w:w="322" w:type="dxa"/>
-            <w:tcBorders>
-              <w:top w:val="nil"/>
-              <w:left w:val="nil"/>
-              <w:bottom w:val="single" w:sz="4" w:space="0" w:color="000000"/>
-              <w:right w:val="single" w:sz="4" w:space="0" w:color="000000"/>
-            </w:tcBorders>
-            <w:vAlign w:val="bottom"/>
-          </w:tcPr>
-          <w:p>
-            <w:pPr>
-              <w:spacing w:after="0" w:line="240" w:lineRule="auto"/>
-              <w:rPr>
-                <w:rFonts w:cs="Times New Roman"/>
-                <w:color w:val="000000"/>
-                <w:sz w:val="24"/>
-                <w:szCs w:val="24"/>
-              </w:rPr>
-            </w:pPr>
-          </w:p>
-        </w:tc>
-        <w:tc>
-          <w:tcPr>
-            <w:tcW w:w="322" w:type="dxa"/>
+            <w:r>
+              <w:rPr>
+                <w:rFonts w:cs="Times New Roman"/>
+                <w:sz w:val="24"/>
+                <w:szCs w:val="24"/>
+              </w:rPr>
+              <w:t>Разработка веб-приложения</w:t>
+            </w:r>
+          </w:p>
+        </w:tc>
+        <w:tc>
+          <w:tcPr>
+            <w:tcW w:w="0" w:type="auto"/>
+            <w:tcBorders>
+              <w:top w:val="nil"/>
+              <w:left w:val="nil"/>
+              <w:bottom w:val="single" w:sz="4" w:space="0" w:color="000000"/>
+              <w:right w:val="single" w:sz="4" w:space="0" w:color="000000"/>
+            </w:tcBorders>
+            <w:vAlign w:val="bottom"/>
+          </w:tcPr>
+          <w:p>
+            <w:pPr>
+              <w:spacing w:after="0" w:line="240" w:lineRule="auto"/>
+              <w:rPr>
+                <w:rFonts w:cs="Times New Roman"/>
+                <w:color w:val="000000"/>
+                <w:sz w:val="24"/>
+                <w:szCs w:val="24"/>
+              </w:rPr>
+            </w:pPr>
+          </w:p>
+        </w:tc>
+        <w:tc>
+          <w:tcPr>
+            <w:tcW w:w="0" w:type="auto"/>
+            <w:tcBorders>
+              <w:top w:val="nil"/>
+              <w:left w:val="nil"/>
+              <w:bottom w:val="single" w:sz="4" w:space="0" w:color="000000"/>
+              <w:right w:val="single" w:sz="4" w:space="0" w:color="000000"/>
+            </w:tcBorders>
+            <w:vAlign w:val="bottom"/>
+          </w:tcPr>
+          <w:p>
+            <w:pPr>
+              <w:spacing w:after="0" w:line="240" w:lineRule="auto"/>
+              <w:rPr>
+                <w:rFonts w:cs="Times New Roman"/>
+                <w:color w:val="000000"/>
+                <w:sz w:val="24"/>
+                <w:szCs w:val="24"/>
+              </w:rPr>
+            </w:pPr>
+          </w:p>
+        </w:tc>
+        <w:tc>
+          <w:tcPr>
+            <w:tcW w:w="0" w:type="auto"/>
+            <w:tcBorders>
+              <w:top w:val="nil"/>
+              <w:left w:val="nil"/>
+              <w:bottom w:val="single" w:sz="4" w:space="0" w:color="000000"/>
+              <w:right w:val="single" w:sz="4" w:space="0" w:color="000000"/>
+            </w:tcBorders>
+            <w:vAlign w:val="bottom"/>
+          </w:tcPr>
+          <w:p>
+            <w:pPr>
+              <w:spacing w:after="0" w:line="240" w:lineRule="auto"/>
+              <w:rPr>
+                <w:rFonts w:cs="Times New Roman"/>
+                <w:color w:val="000000"/>
+                <w:sz w:val="24"/>
+                <w:szCs w:val="24"/>
+              </w:rPr>
+            </w:pPr>
+          </w:p>
+        </w:tc>
+        <w:tc>
+          <w:tcPr>
+            <w:tcW w:w="0" w:type="auto"/>
+            <w:tcBorders>
+              <w:top w:val="nil"/>
+              <w:left w:val="nil"/>
+              <w:bottom w:val="single" w:sz="4" w:space="0" w:color="000000"/>
+              <w:right w:val="single" w:sz="4" w:space="0" w:color="000000"/>
+            </w:tcBorders>
+            <w:vAlign w:val="bottom"/>
+          </w:tcPr>
+          <w:p>
+            <w:pPr>
+              <w:spacing w:after="0" w:line="240" w:lineRule="auto"/>
+              <w:rPr>
+                <w:rFonts w:cs="Times New Roman"/>
+                <w:color w:val="000000"/>
+                <w:sz w:val="24"/>
+                <w:szCs w:val="24"/>
+              </w:rPr>
+            </w:pPr>
+          </w:p>
+        </w:tc>
+        <w:tc>
+          <w:tcPr>
+            <w:tcW w:w="0" w:type="auto"/>
+            <w:tcBorders>
+              <w:top w:val="nil"/>
+              <w:left w:val="nil"/>
+              <w:bottom w:val="single" w:sz="4" w:space="0" w:color="000000"/>
+              <w:right w:val="single" w:sz="4" w:space="0" w:color="000000"/>
+            </w:tcBorders>
+            <w:vAlign w:val="bottom"/>
+          </w:tcPr>
+          <w:p>
+            <w:pPr>
+              <w:spacing w:after="0" w:line="240" w:lineRule="auto"/>
+              <w:rPr>
+                <w:rFonts w:cs="Times New Roman"/>
+                <w:color w:val="000000"/>
+                <w:sz w:val="24"/>
+                <w:szCs w:val="24"/>
+              </w:rPr>
+            </w:pPr>
+          </w:p>
+        </w:tc>
+        <w:tc>
+          <w:tcPr>
+            <w:tcW w:w="0" w:type="auto"/>
+            <w:tcBorders>
+              <w:top w:val="nil"/>
+              <w:left w:val="nil"/>
+              <w:bottom w:val="single" w:sz="4" w:space="0" w:color="000000"/>
+              <w:right w:val="single" w:sz="4" w:space="0" w:color="000000"/>
+            </w:tcBorders>
+            <w:vAlign w:val="bottom"/>
+          </w:tcPr>
+          <w:p>
+            <w:pPr>
+              <w:spacing w:after="0" w:line="240" w:lineRule="auto"/>
+              <w:rPr>
+                <w:rFonts w:cs="Times New Roman"/>
+                <w:color w:val="000000"/>
+                <w:sz w:val="24"/>
+                <w:szCs w:val="24"/>
+              </w:rPr>
+            </w:pPr>
+          </w:p>
+        </w:tc>
+        <w:tc>
+          <w:tcPr>
+            <w:tcW w:w="0" w:type="auto"/>
+            <w:tcBorders>
+              <w:top w:val="nil"/>
+              <w:left w:val="nil"/>
+              <w:bottom w:val="single" w:sz="4" w:space="0" w:color="000000"/>
+              <w:right w:val="single" w:sz="4" w:space="0" w:color="000000"/>
+            </w:tcBorders>
+            <w:vAlign w:val="bottom"/>
+          </w:tcPr>
+          <w:p>
+            <w:pPr>
+              <w:spacing w:after="0" w:line="240" w:lineRule="auto"/>
+              <w:rPr>
+                <w:rFonts w:cs="Times New Roman"/>
+                <w:color w:val="000000"/>
+                <w:sz w:val="24"/>
+                <w:szCs w:val="24"/>
+              </w:rPr>
+            </w:pPr>
+          </w:p>
+        </w:tc>
+        <w:tc>
+          <w:tcPr>
+            <w:tcW w:w="0" w:type="auto"/>
             <w:tcBorders>
               <w:top w:val="nil"/>
               <w:left w:val="nil"/>
@@ -4717,13 +5135,14 @@
         </w:tc>
         <w:tc>
           <w:tcPr>
-            <w:tcW w:w="322" w:type="dxa"/>
-            <w:tcBorders>
-              <w:top w:val="nil"/>
-              <w:left w:val="nil"/>
-              <w:bottom w:val="single" w:sz="4" w:space="0" w:color="000000"/>
-              <w:right w:val="single" w:sz="4" w:space="0" w:color="000000"/>
-            </w:tcBorders>
+            <w:tcW w:w="0" w:type="auto"/>
+            <w:tcBorders>
+              <w:top w:val="nil"/>
+              <w:left w:val="nil"/>
+              <w:bottom w:val="single" w:sz="4" w:space="0" w:color="000000"/>
+              <w:right w:val="single" w:sz="4" w:space="0" w:color="000000"/>
+            </w:tcBorders>
+            <w:shd w:val="clear" w:color="auto" w:fill="AEAAAA" w:themeFill="background2" w:themeFillShade="BF"/>
             <w:vAlign w:val="bottom"/>
           </w:tcPr>
           <w:p>
@@ -4740,191 +5159,196 @@
         </w:tc>
         <w:tc>
           <w:tcPr>
-            <w:tcW w:w="416" w:type="dxa"/>
-            <w:tcBorders>
-              <w:top w:val="nil"/>
-              <w:left w:val="nil"/>
-              <w:bottom w:val="single" w:sz="4" w:space="0" w:color="000000"/>
-              <w:right w:val="single" w:sz="4" w:space="0" w:color="000000"/>
-            </w:tcBorders>
-            <w:vAlign w:val="bottom"/>
-          </w:tcPr>
-          <w:p>
-            <w:pPr>
-              <w:spacing w:after="0" w:line="240" w:lineRule="auto"/>
-              <w:rPr>
-                <w:rFonts w:cs="Times New Roman"/>
-                <w:color w:val="000000"/>
-                <w:sz w:val="24"/>
-                <w:szCs w:val="24"/>
-              </w:rPr>
-            </w:pPr>
-          </w:p>
-        </w:tc>
-        <w:tc>
-          <w:tcPr>
-            <w:tcW w:w="416" w:type="dxa"/>
-            <w:tcBorders>
-              <w:top w:val="nil"/>
-              <w:left w:val="nil"/>
-              <w:bottom w:val="single" w:sz="4" w:space="0" w:color="000000"/>
-              <w:right w:val="single" w:sz="4" w:space="0" w:color="000000"/>
-            </w:tcBorders>
-            <w:vAlign w:val="bottom"/>
-          </w:tcPr>
-          <w:p>
-            <w:pPr>
-              <w:spacing w:after="0" w:line="240" w:lineRule="auto"/>
-              <w:rPr>
-                <w:rFonts w:cs="Times New Roman"/>
-                <w:color w:val="000000"/>
-                <w:sz w:val="24"/>
-                <w:szCs w:val="24"/>
-              </w:rPr>
-            </w:pPr>
-          </w:p>
-        </w:tc>
-        <w:tc>
-          <w:tcPr>
-            <w:tcW w:w="416" w:type="dxa"/>
-            <w:tcBorders>
-              <w:top w:val="nil"/>
-              <w:left w:val="nil"/>
-              <w:bottom w:val="single" w:sz="4" w:space="0" w:color="000000"/>
-              <w:right w:val="single" w:sz="4" w:space="0" w:color="000000"/>
-            </w:tcBorders>
-            <w:vAlign w:val="bottom"/>
-          </w:tcPr>
-          <w:p>
-            <w:pPr>
-              <w:spacing w:after="0" w:line="240" w:lineRule="auto"/>
-              <w:rPr>
-                <w:rFonts w:cs="Times New Roman"/>
-                <w:color w:val="000000"/>
-                <w:sz w:val="24"/>
-                <w:szCs w:val="24"/>
-              </w:rPr>
-            </w:pPr>
-          </w:p>
-        </w:tc>
-        <w:tc>
-          <w:tcPr>
-            <w:tcW w:w="416" w:type="dxa"/>
-            <w:tcBorders>
-              <w:top w:val="nil"/>
-              <w:left w:val="nil"/>
-              <w:bottom w:val="single" w:sz="4" w:space="0" w:color="000000"/>
-              <w:right w:val="single" w:sz="4" w:space="0" w:color="000000"/>
-            </w:tcBorders>
-            <w:vAlign w:val="bottom"/>
-          </w:tcPr>
-          <w:p>
-            <w:pPr>
-              <w:spacing w:after="0" w:line="240" w:lineRule="auto"/>
-              <w:rPr>
-                <w:rFonts w:cs="Times New Roman"/>
-                <w:color w:val="000000"/>
-                <w:sz w:val="24"/>
-                <w:szCs w:val="24"/>
-              </w:rPr>
-            </w:pPr>
-          </w:p>
-        </w:tc>
-        <w:tc>
-          <w:tcPr>
-            <w:tcW w:w="416" w:type="dxa"/>
-            <w:tcBorders>
-              <w:top w:val="nil"/>
-              <w:left w:val="nil"/>
-              <w:bottom w:val="single" w:sz="4" w:space="0" w:color="000000"/>
-              <w:right w:val="single" w:sz="4" w:space="0" w:color="000000"/>
-            </w:tcBorders>
-            <w:vAlign w:val="bottom"/>
-          </w:tcPr>
-          <w:p>
-            <w:pPr>
-              <w:spacing w:after="0" w:line="240" w:lineRule="auto"/>
-              <w:rPr>
-                <w:rFonts w:cs="Times New Roman"/>
-                <w:color w:val="000000"/>
-                <w:sz w:val="24"/>
-                <w:szCs w:val="24"/>
-              </w:rPr>
-            </w:pPr>
-          </w:p>
-        </w:tc>
-        <w:tc>
-          <w:tcPr>
-            <w:tcW w:w="416" w:type="dxa"/>
-            <w:tcBorders>
-              <w:top w:val="nil"/>
-              <w:left w:val="nil"/>
-              <w:bottom w:val="single" w:sz="4" w:space="0" w:color="000000"/>
-              <w:right w:val="single" w:sz="4" w:space="0" w:color="000000"/>
-            </w:tcBorders>
-            <w:vAlign w:val="bottom"/>
-          </w:tcPr>
-          <w:p>
-            <w:pPr>
-              <w:spacing w:after="0" w:line="240" w:lineRule="auto"/>
-              <w:rPr>
-                <w:rFonts w:cs="Times New Roman"/>
-                <w:color w:val="000000"/>
-                <w:sz w:val="24"/>
-                <w:szCs w:val="24"/>
-              </w:rPr>
-            </w:pPr>
-          </w:p>
-        </w:tc>
-        <w:tc>
-          <w:tcPr>
-            <w:tcW w:w="416" w:type="dxa"/>
-            <w:tcBorders>
-              <w:top w:val="nil"/>
-              <w:left w:val="nil"/>
-              <w:bottom w:val="single" w:sz="4" w:space="0" w:color="000000"/>
-              <w:right w:val="single" w:sz="4" w:space="0" w:color="000000"/>
-            </w:tcBorders>
-            <w:vAlign w:val="bottom"/>
-          </w:tcPr>
-          <w:p>
-            <w:pPr>
-              <w:spacing w:after="0" w:line="240" w:lineRule="auto"/>
-              <w:rPr>
-                <w:rFonts w:cs="Times New Roman"/>
-                <w:color w:val="000000"/>
-                <w:sz w:val="24"/>
-                <w:szCs w:val="24"/>
-              </w:rPr>
-            </w:pPr>
-          </w:p>
-        </w:tc>
-        <w:tc>
-          <w:tcPr>
-            <w:tcW w:w="416" w:type="dxa"/>
-            <w:tcBorders>
-              <w:top w:val="nil"/>
-              <w:left w:val="nil"/>
-              <w:bottom w:val="single" w:sz="4" w:space="0" w:color="000000"/>
-              <w:right w:val="single" w:sz="4" w:space="0" w:color="000000"/>
-            </w:tcBorders>
-            <w:vAlign w:val="bottom"/>
-          </w:tcPr>
-          <w:p>
-            <w:pPr>
-              <w:spacing w:after="0" w:line="240" w:lineRule="auto"/>
-              <w:rPr>
-                <w:rFonts w:cs="Times New Roman"/>
-                <w:color w:val="000000"/>
-                <w:sz w:val="24"/>
-                <w:szCs w:val="24"/>
-              </w:rPr>
-            </w:pPr>
-          </w:p>
-        </w:tc>
-        <w:tc>
-          <w:tcPr>
-            <w:tcW w:w="421" w:type="dxa"/>
+            <w:tcW w:w="0" w:type="auto"/>
+            <w:tcBorders>
+              <w:top w:val="nil"/>
+              <w:left w:val="nil"/>
+              <w:bottom w:val="single" w:sz="4" w:space="0" w:color="000000"/>
+              <w:right w:val="single" w:sz="4" w:space="0" w:color="000000"/>
+            </w:tcBorders>
+            <w:shd w:val="clear" w:color="auto" w:fill="AEAAAA" w:themeFill="background2" w:themeFillShade="BF"/>
+            <w:vAlign w:val="bottom"/>
+          </w:tcPr>
+          <w:p>
+            <w:pPr>
+              <w:spacing w:after="0" w:line="240" w:lineRule="auto"/>
+              <w:rPr>
+                <w:rFonts w:cs="Times New Roman"/>
+                <w:color w:val="000000"/>
+                <w:sz w:val="24"/>
+                <w:szCs w:val="24"/>
+              </w:rPr>
+            </w:pPr>
+          </w:p>
+        </w:tc>
+        <w:tc>
+          <w:tcPr>
+            <w:tcW w:w="0" w:type="auto"/>
+            <w:tcBorders>
+              <w:top w:val="nil"/>
+              <w:left w:val="nil"/>
+              <w:bottom w:val="single" w:sz="4" w:space="0" w:color="000000"/>
+              <w:right w:val="single" w:sz="4" w:space="0" w:color="000000"/>
+            </w:tcBorders>
+            <w:shd w:val="clear" w:color="auto" w:fill="AEAAAA" w:themeFill="background2" w:themeFillShade="BF"/>
+            <w:vAlign w:val="bottom"/>
+          </w:tcPr>
+          <w:p>
+            <w:pPr>
+              <w:spacing w:after="0" w:line="240" w:lineRule="auto"/>
+              <w:rPr>
+                <w:rFonts w:cs="Times New Roman"/>
+                <w:color w:val="000000"/>
+                <w:sz w:val="24"/>
+                <w:szCs w:val="24"/>
+              </w:rPr>
+            </w:pPr>
+          </w:p>
+        </w:tc>
+        <w:tc>
+          <w:tcPr>
+            <w:tcW w:w="0" w:type="auto"/>
+            <w:tcBorders>
+              <w:top w:val="nil"/>
+              <w:left w:val="nil"/>
+              <w:bottom w:val="single" w:sz="4" w:space="0" w:color="000000"/>
+              <w:right w:val="single" w:sz="4" w:space="0" w:color="000000"/>
+            </w:tcBorders>
+            <w:shd w:val="clear" w:color="auto" w:fill="AEAAAA" w:themeFill="background2" w:themeFillShade="BF"/>
+            <w:vAlign w:val="bottom"/>
+          </w:tcPr>
+          <w:p>
+            <w:pPr>
+              <w:spacing w:after="0" w:line="240" w:lineRule="auto"/>
+              <w:rPr>
+                <w:rFonts w:cs="Times New Roman"/>
+                <w:color w:val="000000"/>
+                <w:sz w:val="24"/>
+                <w:szCs w:val="24"/>
+              </w:rPr>
+            </w:pPr>
+          </w:p>
+        </w:tc>
+        <w:tc>
+          <w:tcPr>
+            <w:tcW w:w="0" w:type="auto"/>
+            <w:tcBorders>
+              <w:top w:val="nil"/>
+              <w:left w:val="nil"/>
+              <w:bottom w:val="single" w:sz="4" w:space="0" w:color="000000"/>
+              <w:right w:val="single" w:sz="4" w:space="0" w:color="000000"/>
+            </w:tcBorders>
+            <w:shd w:val="clear" w:color="auto" w:fill="AEAAAA" w:themeFill="background2" w:themeFillShade="BF"/>
+            <w:vAlign w:val="bottom"/>
+          </w:tcPr>
+          <w:p>
+            <w:pPr>
+              <w:spacing w:after="0" w:line="240" w:lineRule="auto"/>
+              <w:rPr>
+                <w:rFonts w:cs="Times New Roman"/>
+                <w:color w:val="000000"/>
+                <w:sz w:val="24"/>
+                <w:szCs w:val="24"/>
+              </w:rPr>
+            </w:pPr>
+          </w:p>
+        </w:tc>
+        <w:tc>
+          <w:tcPr>
+            <w:tcW w:w="0" w:type="auto"/>
+            <w:tcBorders>
+              <w:top w:val="nil"/>
+              <w:left w:val="nil"/>
+              <w:bottom w:val="single" w:sz="4" w:space="0" w:color="000000"/>
+              <w:right w:val="single" w:sz="4" w:space="0" w:color="000000"/>
+            </w:tcBorders>
+            <w:shd w:val="clear" w:color="auto" w:fill="FFFFFF" w:themeFill="background1"/>
+            <w:vAlign w:val="bottom"/>
+          </w:tcPr>
+          <w:p>
+            <w:pPr>
+              <w:spacing w:after="0" w:line="240" w:lineRule="auto"/>
+              <w:rPr>
+                <w:rFonts w:cs="Times New Roman"/>
+                <w:color w:val="000000"/>
+                <w:sz w:val="24"/>
+                <w:szCs w:val="24"/>
+              </w:rPr>
+            </w:pPr>
+          </w:p>
+        </w:tc>
+        <w:tc>
+          <w:tcPr>
+            <w:tcW w:w="0" w:type="auto"/>
+            <w:tcBorders>
+              <w:top w:val="nil"/>
+              <w:left w:val="nil"/>
+              <w:bottom w:val="single" w:sz="4" w:space="0" w:color="000000"/>
+              <w:right w:val="single" w:sz="4" w:space="0" w:color="000000"/>
+            </w:tcBorders>
+            <w:vAlign w:val="bottom"/>
+          </w:tcPr>
+          <w:p>
+            <w:pPr>
+              <w:spacing w:after="0" w:line="240" w:lineRule="auto"/>
+              <w:rPr>
+                <w:rFonts w:cs="Times New Roman"/>
+                <w:color w:val="000000"/>
+                <w:sz w:val="24"/>
+                <w:szCs w:val="24"/>
+              </w:rPr>
+            </w:pPr>
+          </w:p>
+        </w:tc>
+        <w:tc>
+          <w:tcPr>
+            <w:tcW w:w="0" w:type="auto"/>
+            <w:tcBorders>
+              <w:top w:val="nil"/>
+              <w:left w:val="nil"/>
+              <w:bottom w:val="single" w:sz="4" w:space="0" w:color="000000"/>
+              <w:right w:val="single" w:sz="4" w:space="0" w:color="000000"/>
+            </w:tcBorders>
+            <w:vAlign w:val="bottom"/>
+          </w:tcPr>
+          <w:p>
+            <w:pPr>
+              <w:spacing w:after="0" w:line="240" w:lineRule="auto"/>
+              <w:rPr>
+                <w:rFonts w:cs="Times New Roman"/>
+                <w:color w:val="000000"/>
+                <w:sz w:val="24"/>
+                <w:szCs w:val="24"/>
+              </w:rPr>
+            </w:pPr>
+          </w:p>
+        </w:tc>
+        <w:tc>
+          <w:tcPr>
+            <w:tcW w:w="0" w:type="auto"/>
+            <w:tcBorders>
+              <w:top w:val="nil"/>
+              <w:left w:val="nil"/>
+              <w:bottom w:val="single" w:sz="4" w:space="0" w:color="000000"/>
+              <w:right w:val="single" w:sz="4" w:space="0" w:color="000000"/>
+            </w:tcBorders>
+            <w:vAlign w:val="bottom"/>
+          </w:tcPr>
+          <w:p>
+            <w:pPr>
+              <w:spacing w:after="0" w:line="240" w:lineRule="auto"/>
+              <w:rPr>
+                <w:rFonts w:cs="Times New Roman"/>
+                <w:color w:val="000000"/>
+                <w:sz w:val="24"/>
+                <w:szCs w:val="24"/>
+              </w:rPr>
+            </w:pPr>
+          </w:p>
+        </w:tc>
+        <w:tc>
+          <w:tcPr>
+            <w:tcW w:w="0" w:type="auto"/>
             <w:tcBorders>
               <w:top w:val="nil"/>
               <w:left w:val="nil"/>
@@ -4948,11 +5372,11 @@
       </w:tr>
       <w:tr>
         <w:trPr>
-          <w:trHeight w:val="300"/>
+          <w:trHeight w:val="828"/>
         </w:trPr>
         <w:tc>
           <w:tcPr>
-            <w:tcW w:w="2481" w:type="dxa"/>
+            <w:tcW w:w="0" w:type="auto"/>
             <w:tcBorders>
               <w:top w:val="nil"/>
               <w:left w:val="single" w:sz="4" w:space="0" w:color="000000"/>
@@ -4971,11 +5395,20 @@
                 <w:szCs w:val="24"/>
               </w:rPr>
             </w:pPr>
-          </w:p>
-        </w:tc>
-        <w:tc>
-          <w:tcPr>
-            <w:tcW w:w="317" w:type="dxa"/>
+            <w:r>
+              <w:rPr>
+                <w:rFonts w:cs="Times New Roman"/>
+                <w:color w:val="000000"/>
+                <w:sz w:val="24"/>
+                <w:szCs w:val="24"/>
+              </w:rPr>
+              <w:t>Тестирование веб-приложения</w:t>
+            </w:r>
+          </w:p>
+        </w:tc>
+        <w:tc>
+          <w:tcPr>
+            <w:tcW w:w="0" w:type="auto"/>
             <w:tcBorders>
               <w:top w:val="nil"/>
               <w:left w:val="nil"/>
@@ -5007,7 +5440,7 @@
         </w:tc>
         <w:tc>
           <w:tcPr>
-            <w:tcW w:w="323" w:type="dxa"/>
+            <w:tcW w:w="0" w:type="auto"/>
             <w:tcBorders>
               <w:top w:val="nil"/>
               <w:left w:val="nil"/>
@@ -5039,7 +5472,7 @@
         </w:tc>
         <w:tc>
           <w:tcPr>
-            <w:tcW w:w="322" w:type="dxa"/>
+            <w:tcW w:w="0" w:type="auto"/>
             <w:tcBorders>
               <w:top w:val="nil"/>
               <w:left w:val="nil"/>
@@ -5071,7 +5504,7 @@
         </w:tc>
         <w:tc>
           <w:tcPr>
-            <w:tcW w:w="322" w:type="dxa"/>
+            <w:tcW w:w="0" w:type="auto"/>
             <w:tcBorders>
               <w:top w:val="nil"/>
               <w:left w:val="nil"/>
@@ -5103,7 +5536,7 @@
         </w:tc>
         <w:tc>
           <w:tcPr>
-            <w:tcW w:w="317" w:type="dxa"/>
+            <w:tcW w:w="0" w:type="auto"/>
             <w:tcBorders>
               <w:top w:val="nil"/>
               <w:left w:val="nil"/>
@@ -5135,7 +5568,7 @@
         </w:tc>
         <w:tc>
           <w:tcPr>
-            <w:tcW w:w="322" w:type="dxa"/>
+            <w:tcW w:w="0" w:type="auto"/>
             <w:tcBorders>
               <w:top w:val="nil"/>
               <w:left w:val="nil"/>
@@ -5167,7 +5600,7 @@
         </w:tc>
         <w:tc>
           <w:tcPr>
-            <w:tcW w:w="322" w:type="dxa"/>
+            <w:tcW w:w="0" w:type="auto"/>
             <w:tcBorders>
               <w:top w:val="nil"/>
               <w:left w:val="nil"/>
@@ -5199,30 +5632,30 @@
         </w:tc>
         <w:tc>
           <w:tcPr>
-            <w:tcW w:w="322" w:type="dxa"/>
-            <w:tcBorders>
-              <w:top w:val="nil"/>
-              <w:left w:val="nil"/>
-              <w:bottom w:val="single" w:sz="4" w:space="0" w:color="000000"/>
-              <w:right w:val="single" w:sz="4" w:space="0" w:color="000000"/>
-            </w:tcBorders>
-            <w:vAlign w:val="bottom"/>
-          </w:tcPr>
-          <w:p>
-            <w:pPr>
-              <w:spacing w:after="0" w:line="240" w:lineRule="auto"/>
-              <w:rPr>
-                <w:rFonts w:cs="Times New Roman"/>
-                <w:color w:val="000000"/>
-                <w:sz w:val="24"/>
-                <w:szCs w:val="24"/>
-              </w:rPr>
-            </w:pPr>
-          </w:p>
-        </w:tc>
-        <w:tc>
-          <w:tcPr>
-            <w:tcW w:w="322" w:type="dxa"/>
+            <w:tcW w:w="0" w:type="auto"/>
+            <w:tcBorders>
+              <w:top w:val="nil"/>
+              <w:left w:val="nil"/>
+              <w:bottom w:val="single" w:sz="4" w:space="0" w:color="000000"/>
+              <w:right w:val="single" w:sz="4" w:space="0" w:color="000000"/>
+            </w:tcBorders>
+            <w:vAlign w:val="bottom"/>
+          </w:tcPr>
+          <w:p>
+            <w:pPr>
+              <w:spacing w:after="0" w:line="240" w:lineRule="auto"/>
+              <w:rPr>
+                <w:rFonts w:cs="Times New Roman"/>
+                <w:color w:val="000000"/>
+                <w:sz w:val="24"/>
+                <w:szCs w:val="24"/>
+              </w:rPr>
+            </w:pPr>
+          </w:p>
+        </w:tc>
+        <w:tc>
+          <w:tcPr>
+            <w:tcW w:w="0" w:type="auto"/>
             <w:tcBorders>
               <w:top w:val="nil"/>
               <w:left w:val="nil"/>
@@ -5254,7 +5687,7 @@
         </w:tc>
         <w:tc>
           <w:tcPr>
-            <w:tcW w:w="416" w:type="dxa"/>
+            <w:tcW w:w="0" w:type="auto"/>
             <w:tcBorders>
               <w:top w:val="nil"/>
               <w:left w:val="nil"/>
@@ -5286,7 +5719,7 @@
         </w:tc>
         <w:tc>
           <w:tcPr>
-            <w:tcW w:w="416" w:type="dxa"/>
+            <w:tcW w:w="0" w:type="auto"/>
             <w:tcBorders>
               <w:top w:val="nil"/>
               <w:left w:val="nil"/>
@@ -5318,7 +5751,7 @@
         </w:tc>
         <w:tc>
           <w:tcPr>
-            <w:tcW w:w="416" w:type="dxa"/>
+            <w:tcW w:w="0" w:type="auto"/>
             <w:tcBorders>
               <w:top w:val="nil"/>
               <w:left w:val="nil"/>
@@ -5350,7 +5783,7 @@
         </w:tc>
         <w:tc>
           <w:tcPr>
-            <w:tcW w:w="416" w:type="dxa"/>
+            <w:tcW w:w="0" w:type="auto"/>
             <w:tcBorders>
               <w:top w:val="nil"/>
               <w:left w:val="nil"/>
@@ -5382,13 +5815,14 @@
         </w:tc>
         <w:tc>
           <w:tcPr>
-            <w:tcW w:w="416" w:type="dxa"/>
-            <w:tcBorders>
-              <w:top w:val="nil"/>
-              <w:left w:val="nil"/>
-              <w:bottom w:val="single" w:sz="4" w:space="0" w:color="000000"/>
-              <w:right w:val="single" w:sz="4" w:space="0" w:color="000000"/>
-            </w:tcBorders>
+            <w:tcW w:w="0" w:type="auto"/>
+            <w:tcBorders>
+              <w:top w:val="nil"/>
+              <w:left w:val="nil"/>
+              <w:bottom w:val="single" w:sz="4" w:space="0" w:color="000000"/>
+              <w:right w:val="single" w:sz="4" w:space="0" w:color="000000"/>
+            </w:tcBorders>
+            <w:shd w:val="clear" w:color="auto" w:fill="AEAAAA" w:themeFill="background2" w:themeFillShade="BF"/>
             <w:vAlign w:val="bottom"/>
           </w:tcPr>
           <w:p>
@@ -5414,13 +5848,14 @@
         </w:tc>
         <w:tc>
           <w:tcPr>
-            <w:tcW w:w="416" w:type="dxa"/>
-            <w:tcBorders>
-              <w:top w:val="nil"/>
-              <w:left w:val="nil"/>
-              <w:bottom w:val="single" w:sz="4" w:space="0" w:color="000000"/>
-              <w:right w:val="single" w:sz="4" w:space="0" w:color="000000"/>
-            </w:tcBorders>
+            <w:tcW w:w="0" w:type="auto"/>
+            <w:tcBorders>
+              <w:top w:val="nil"/>
+              <w:left w:val="nil"/>
+              <w:bottom w:val="single" w:sz="4" w:space="0" w:color="000000"/>
+              <w:right w:val="single" w:sz="4" w:space="0" w:color="000000"/>
+            </w:tcBorders>
+            <w:shd w:val="clear" w:color="auto" w:fill="AEAAAA" w:themeFill="background2" w:themeFillShade="BF"/>
             <w:vAlign w:val="bottom"/>
           </w:tcPr>
           <w:p>
@@ -5446,13 +5881,14 @@
         </w:tc>
         <w:tc>
           <w:tcPr>
-            <w:tcW w:w="416" w:type="dxa"/>
-            <w:tcBorders>
-              <w:top w:val="nil"/>
-              <w:left w:val="nil"/>
-              <w:bottom w:val="single" w:sz="4" w:space="0" w:color="000000"/>
-              <w:right w:val="single" w:sz="4" w:space="0" w:color="000000"/>
-            </w:tcBorders>
+            <w:tcW w:w="0" w:type="auto"/>
+            <w:tcBorders>
+              <w:top w:val="nil"/>
+              <w:left w:val="nil"/>
+              <w:bottom w:val="single" w:sz="4" w:space="0" w:color="000000"/>
+              <w:right w:val="single" w:sz="4" w:space="0" w:color="000000"/>
+            </w:tcBorders>
+            <w:shd w:val="clear" w:color="auto" w:fill="AEAAAA" w:themeFill="background2" w:themeFillShade="BF"/>
             <w:vAlign w:val="bottom"/>
           </w:tcPr>
           <w:p>
@@ -5478,7 +5914,7 @@
         </w:tc>
         <w:tc>
           <w:tcPr>
-            <w:tcW w:w="416" w:type="dxa"/>
+            <w:tcW w:w="0" w:type="auto"/>
             <w:tcBorders>
               <w:top w:val="nil"/>
               <w:left w:val="nil"/>
@@ -5510,7 +5946,7 @@
         </w:tc>
         <w:tc>
           <w:tcPr>
-            <w:tcW w:w="421" w:type="dxa"/>
+            <w:tcW w:w="0" w:type="auto"/>
             <w:tcBorders>
               <w:top w:val="nil"/>
               <w:left w:val="nil"/>
@@ -5543,11 +5979,11 @@
       </w:tr>
       <w:tr>
         <w:trPr>
-          <w:trHeight w:val="300"/>
+          <w:trHeight w:val="828"/>
         </w:trPr>
         <w:tc>
           <w:tcPr>
-            <w:tcW w:w="2481" w:type="dxa"/>
+            <w:tcW w:w="0" w:type="auto"/>
             <w:tcBorders>
               <w:top w:val="nil"/>
               <w:left w:val="single" w:sz="4" w:space="0" w:color="000000"/>
@@ -5565,11 +6001,19 @@
                 <w:szCs w:val="24"/>
               </w:rPr>
             </w:pPr>
-          </w:p>
-        </w:tc>
-        <w:tc>
-          <w:tcPr>
-            <w:tcW w:w="317" w:type="dxa"/>
+            <w:r>
+              <w:rPr>
+                <w:rFonts w:cs="Times New Roman"/>
+                <w:sz w:val="24"/>
+                <w:szCs w:val="24"/>
+              </w:rPr>
+              <w:t>Конфигурация развертывания системы</w:t>
+            </w:r>
+          </w:p>
+        </w:tc>
+        <w:tc>
+          <w:tcPr>
+            <w:tcW w:w="0" w:type="auto"/>
             <w:tcBorders>
               <w:top w:val="nil"/>
               <w:left w:val="nil"/>
@@ -5601,7 +6045,7 @@
         </w:tc>
         <w:tc>
           <w:tcPr>
-            <w:tcW w:w="323" w:type="dxa"/>
+            <w:tcW w:w="0" w:type="auto"/>
             <w:tcBorders>
               <w:top w:val="nil"/>
               <w:left w:val="nil"/>
@@ -5633,7 +6077,7 @@
         </w:tc>
         <w:tc>
           <w:tcPr>
-            <w:tcW w:w="322" w:type="dxa"/>
+            <w:tcW w:w="0" w:type="auto"/>
             <w:tcBorders>
               <w:top w:val="nil"/>
               <w:left w:val="nil"/>
@@ -5665,7 +6109,7 @@
         </w:tc>
         <w:tc>
           <w:tcPr>
-            <w:tcW w:w="322" w:type="dxa"/>
+            <w:tcW w:w="0" w:type="auto"/>
             <w:tcBorders>
               <w:top w:val="nil"/>
               <w:left w:val="nil"/>
@@ -5697,7 +6141,7 @@
         </w:tc>
         <w:tc>
           <w:tcPr>
-            <w:tcW w:w="317" w:type="dxa"/>
+            <w:tcW w:w="0" w:type="auto"/>
             <w:tcBorders>
               <w:top w:val="nil"/>
               <w:left w:val="nil"/>
@@ -5729,7 +6173,7 @@
         </w:tc>
         <w:tc>
           <w:tcPr>
-            <w:tcW w:w="322" w:type="dxa"/>
+            <w:tcW w:w="0" w:type="auto"/>
             <w:tcBorders>
               <w:top w:val="nil"/>
               <w:left w:val="nil"/>
@@ -5761,7 +6205,7 @@
         </w:tc>
         <w:tc>
           <w:tcPr>
-            <w:tcW w:w="322" w:type="dxa"/>
+            <w:tcW w:w="0" w:type="auto"/>
             <w:tcBorders>
               <w:top w:val="nil"/>
               <w:left w:val="nil"/>
@@ -5793,7 +6237,7 @@
         </w:tc>
         <w:tc>
           <w:tcPr>
-            <w:tcW w:w="322" w:type="dxa"/>
+            <w:tcW w:w="0" w:type="auto"/>
             <w:tcBorders>
               <w:top w:val="nil"/>
               <w:left w:val="nil"/>
@@ -5825,7 +6269,7 @@
         </w:tc>
         <w:tc>
           <w:tcPr>
-            <w:tcW w:w="322" w:type="dxa"/>
+            <w:tcW w:w="0" w:type="auto"/>
             <w:tcBorders>
               <w:top w:val="nil"/>
               <w:left w:val="nil"/>
@@ -5857,7 +6301,7 @@
         </w:tc>
         <w:tc>
           <w:tcPr>
-            <w:tcW w:w="416" w:type="dxa"/>
+            <w:tcW w:w="0" w:type="auto"/>
             <w:tcBorders>
               <w:top w:val="nil"/>
               <w:left w:val="nil"/>
@@ -5889,7 +6333,7 @@
         </w:tc>
         <w:tc>
           <w:tcPr>
-            <w:tcW w:w="416" w:type="dxa"/>
+            <w:tcW w:w="0" w:type="auto"/>
             <w:tcBorders>
               <w:top w:val="nil"/>
               <w:left w:val="nil"/>
@@ -5921,7 +6365,7 @@
         </w:tc>
         <w:tc>
           <w:tcPr>
-            <w:tcW w:w="416" w:type="dxa"/>
+            <w:tcW w:w="0" w:type="auto"/>
             <w:tcBorders>
               <w:top w:val="nil"/>
               <w:left w:val="nil"/>
@@ -5953,7 +6397,7 @@
         </w:tc>
         <w:tc>
           <w:tcPr>
-            <w:tcW w:w="416" w:type="dxa"/>
+            <w:tcW w:w="0" w:type="auto"/>
             <w:tcBorders>
               <w:top w:val="nil"/>
               <w:left w:val="nil"/>
@@ -5985,7 +6429,7 @@
         </w:tc>
         <w:tc>
           <w:tcPr>
-            <w:tcW w:w="416" w:type="dxa"/>
+            <w:tcW w:w="0" w:type="auto"/>
             <w:tcBorders>
               <w:top w:val="nil"/>
               <w:left w:val="nil"/>
@@ -6017,7 +6461,7 @@
         </w:tc>
         <w:tc>
           <w:tcPr>
-            <w:tcW w:w="416" w:type="dxa"/>
+            <w:tcW w:w="0" w:type="auto"/>
             <w:tcBorders>
               <w:top w:val="nil"/>
               <w:left w:val="nil"/>
@@ -6049,7 +6493,7 @@
         </w:tc>
         <w:tc>
           <w:tcPr>
-            <w:tcW w:w="416" w:type="dxa"/>
+            <w:tcW w:w="0" w:type="auto"/>
             <w:tcBorders>
               <w:top w:val="nil"/>
               <w:left w:val="nil"/>
@@ -6081,13 +6525,14 @@
         </w:tc>
         <w:tc>
           <w:tcPr>
-            <w:tcW w:w="416" w:type="dxa"/>
-            <w:tcBorders>
-              <w:top w:val="nil"/>
-              <w:left w:val="nil"/>
-              <w:bottom w:val="single" w:sz="4" w:space="0" w:color="000000"/>
-              <w:right w:val="single" w:sz="4" w:space="0" w:color="000000"/>
-            </w:tcBorders>
+            <w:tcW w:w="0" w:type="auto"/>
+            <w:tcBorders>
+              <w:top w:val="nil"/>
+              <w:left w:val="nil"/>
+              <w:bottom w:val="single" w:sz="4" w:space="0" w:color="000000"/>
+              <w:right w:val="single" w:sz="4" w:space="0" w:color="000000"/>
+            </w:tcBorders>
+            <w:shd w:val="clear" w:color="auto" w:fill="AEAAAA" w:themeFill="background2" w:themeFillShade="BF"/>
             <w:vAlign w:val="bottom"/>
           </w:tcPr>
           <w:p>
@@ -6113,13 +6558,14 @@
         </w:tc>
         <w:tc>
           <w:tcPr>
-            <w:tcW w:w="421" w:type="dxa"/>
-            <w:tcBorders>
-              <w:top w:val="nil"/>
-              <w:left w:val="nil"/>
-              <w:bottom w:val="single" w:sz="4" w:space="0" w:color="000000"/>
-              <w:right w:val="single" w:sz="4" w:space="0" w:color="000000"/>
-            </w:tcBorders>
+            <w:tcW w:w="0" w:type="auto"/>
+            <w:tcBorders>
+              <w:top w:val="nil"/>
+              <w:left w:val="nil"/>
+              <w:bottom w:val="single" w:sz="4" w:space="0" w:color="000000"/>
+              <w:right w:val="single" w:sz="4" w:space="0" w:color="000000"/>
+            </w:tcBorders>
+            <w:shd w:val="clear" w:color="auto" w:fill="AEAAAA" w:themeFill="background2" w:themeFillShade="BF"/>
             <w:vAlign w:val="bottom"/>
           </w:tcPr>
           <w:p>
@@ -6141,1653 +6587,6 @@
               </w:rPr>
               <w:t> </w:t>
             </w:r>
-          </w:p>
-        </w:tc>
-      </w:tr>
-      <w:tr>
-        <w:trPr>
-          <w:trHeight w:val="300"/>
-        </w:trPr>
-        <w:tc>
-          <w:tcPr>
-            <w:tcW w:w="2481" w:type="dxa"/>
-            <w:tcBorders>
-              <w:top w:val="nil"/>
-              <w:left w:val="single" w:sz="4" w:space="0" w:color="000000"/>
-              <w:bottom w:val="single" w:sz="4" w:space="0" w:color="000000"/>
-              <w:right w:val="single" w:sz="4" w:space="0" w:color="000000"/>
-            </w:tcBorders>
-            <w:vAlign w:val="bottom"/>
-          </w:tcPr>
-          <w:p>
-            <w:pPr>
-              <w:spacing w:after="0" w:line="240" w:lineRule="auto"/>
-              <w:rPr>
-                <w:rFonts w:cs="Times New Roman"/>
-                <w:sz w:val="24"/>
-                <w:szCs w:val="24"/>
-              </w:rPr>
-            </w:pPr>
-          </w:p>
-        </w:tc>
-        <w:tc>
-          <w:tcPr>
-            <w:tcW w:w="317" w:type="dxa"/>
-            <w:tcBorders>
-              <w:top w:val="nil"/>
-              <w:left w:val="nil"/>
-              <w:bottom w:val="single" w:sz="4" w:space="0" w:color="000000"/>
-              <w:right w:val="single" w:sz="4" w:space="0" w:color="000000"/>
-            </w:tcBorders>
-            <w:vAlign w:val="bottom"/>
-          </w:tcPr>
-          <w:p>
-            <w:pPr>
-              <w:spacing w:after="0" w:line="240" w:lineRule="auto"/>
-              <w:rPr>
-                <w:rFonts w:cs="Times New Roman"/>
-                <w:color w:val="000000"/>
-                <w:sz w:val="24"/>
-                <w:szCs w:val="24"/>
-              </w:rPr>
-            </w:pPr>
-            <w:r>
-              <w:rPr>
-                <w:rFonts w:cs="Times New Roman"/>
-                <w:color w:val="000000"/>
-                <w:sz w:val="24"/>
-                <w:szCs w:val="24"/>
-              </w:rPr>
-              <w:t> </w:t>
-            </w:r>
-          </w:p>
-        </w:tc>
-        <w:tc>
-          <w:tcPr>
-            <w:tcW w:w="323" w:type="dxa"/>
-            <w:tcBorders>
-              <w:top w:val="nil"/>
-              <w:left w:val="nil"/>
-              <w:bottom w:val="single" w:sz="4" w:space="0" w:color="000000"/>
-              <w:right w:val="single" w:sz="4" w:space="0" w:color="000000"/>
-            </w:tcBorders>
-            <w:vAlign w:val="bottom"/>
-          </w:tcPr>
-          <w:p>
-            <w:pPr>
-              <w:spacing w:after="0" w:line="240" w:lineRule="auto"/>
-              <w:rPr>
-                <w:rFonts w:cs="Times New Roman"/>
-                <w:color w:val="000000"/>
-                <w:sz w:val="24"/>
-                <w:szCs w:val="24"/>
-              </w:rPr>
-            </w:pPr>
-            <w:r>
-              <w:rPr>
-                <w:rFonts w:cs="Times New Roman"/>
-                <w:color w:val="000000"/>
-                <w:sz w:val="24"/>
-                <w:szCs w:val="24"/>
-              </w:rPr>
-              <w:t> </w:t>
-            </w:r>
-          </w:p>
-        </w:tc>
-        <w:tc>
-          <w:tcPr>
-            <w:tcW w:w="322" w:type="dxa"/>
-            <w:tcBorders>
-              <w:top w:val="nil"/>
-              <w:left w:val="nil"/>
-              <w:bottom w:val="single" w:sz="4" w:space="0" w:color="000000"/>
-              <w:right w:val="single" w:sz="4" w:space="0" w:color="000000"/>
-            </w:tcBorders>
-            <w:vAlign w:val="bottom"/>
-          </w:tcPr>
-          <w:p>
-            <w:pPr>
-              <w:spacing w:after="0" w:line="240" w:lineRule="auto"/>
-              <w:rPr>
-                <w:rFonts w:cs="Times New Roman"/>
-                <w:color w:val="000000"/>
-                <w:sz w:val="24"/>
-                <w:szCs w:val="24"/>
-              </w:rPr>
-            </w:pPr>
-            <w:r>
-              <w:rPr>
-                <w:rFonts w:cs="Times New Roman"/>
-                <w:color w:val="000000"/>
-                <w:sz w:val="24"/>
-                <w:szCs w:val="24"/>
-              </w:rPr>
-              <w:t> </w:t>
-            </w:r>
-          </w:p>
-        </w:tc>
-        <w:tc>
-          <w:tcPr>
-            <w:tcW w:w="322" w:type="dxa"/>
-            <w:tcBorders>
-              <w:top w:val="nil"/>
-              <w:left w:val="nil"/>
-              <w:bottom w:val="single" w:sz="4" w:space="0" w:color="000000"/>
-              <w:right w:val="single" w:sz="4" w:space="0" w:color="000000"/>
-            </w:tcBorders>
-            <w:vAlign w:val="bottom"/>
-          </w:tcPr>
-          <w:p>
-            <w:pPr>
-              <w:spacing w:after="0" w:line="240" w:lineRule="auto"/>
-              <w:rPr>
-                <w:rFonts w:cs="Times New Roman"/>
-                <w:color w:val="000000"/>
-                <w:sz w:val="24"/>
-                <w:szCs w:val="24"/>
-              </w:rPr>
-            </w:pPr>
-            <w:r>
-              <w:rPr>
-                <w:rFonts w:cs="Times New Roman"/>
-                <w:color w:val="000000"/>
-                <w:sz w:val="24"/>
-                <w:szCs w:val="24"/>
-              </w:rPr>
-              <w:t> </w:t>
-            </w:r>
-          </w:p>
-        </w:tc>
-        <w:tc>
-          <w:tcPr>
-            <w:tcW w:w="317" w:type="dxa"/>
-            <w:tcBorders>
-              <w:top w:val="nil"/>
-              <w:left w:val="nil"/>
-              <w:bottom w:val="single" w:sz="4" w:space="0" w:color="000000"/>
-              <w:right w:val="single" w:sz="4" w:space="0" w:color="000000"/>
-            </w:tcBorders>
-            <w:vAlign w:val="bottom"/>
-          </w:tcPr>
-          <w:p>
-            <w:pPr>
-              <w:spacing w:after="0" w:line="240" w:lineRule="auto"/>
-              <w:rPr>
-                <w:rFonts w:cs="Times New Roman"/>
-                <w:color w:val="000000"/>
-                <w:sz w:val="24"/>
-                <w:szCs w:val="24"/>
-              </w:rPr>
-            </w:pPr>
-            <w:r>
-              <w:rPr>
-                <w:rFonts w:cs="Times New Roman"/>
-                <w:color w:val="000000"/>
-                <w:sz w:val="24"/>
-                <w:szCs w:val="24"/>
-              </w:rPr>
-              <w:t> </w:t>
-            </w:r>
-          </w:p>
-        </w:tc>
-        <w:tc>
-          <w:tcPr>
-            <w:tcW w:w="322" w:type="dxa"/>
-            <w:tcBorders>
-              <w:top w:val="nil"/>
-              <w:left w:val="nil"/>
-              <w:bottom w:val="single" w:sz="4" w:space="0" w:color="000000"/>
-              <w:right w:val="single" w:sz="4" w:space="0" w:color="000000"/>
-            </w:tcBorders>
-            <w:vAlign w:val="bottom"/>
-          </w:tcPr>
-          <w:p>
-            <w:pPr>
-              <w:spacing w:after="0" w:line="240" w:lineRule="auto"/>
-              <w:rPr>
-                <w:rFonts w:cs="Times New Roman"/>
-                <w:color w:val="000000"/>
-                <w:sz w:val="24"/>
-                <w:szCs w:val="24"/>
-              </w:rPr>
-            </w:pPr>
-            <w:r>
-              <w:rPr>
-                <w:rFonts w:cs="Times New Roman"/>
-                <w:color w:val="000000"/>
-                <w:sz w:val="24"/>
-                <w:szCs w:val="24"/>
-              </w:rPr>
-              <w:t> </w:t>
-            </w:r>
-          </w:p>
-        </w:tc>
-        <w:tc>
-          <w:tcPr>
-            <w:tcW w:w="322" w:type="dxa"/>
-            <w:tcBorders>
-              <w:top w:val="nil"/>
-              <w:left w:val="nil"/>
-              <w:bottom w:val="single" w:sz="4" w:space="0" w:color="000000"/>
-              <w:right w:val="single" w:sz="4" w:space="0" w:color="000000"/>
-            </w:tcBorders>
-            <w:vAlign w:val="bottom"/>
-          </w:tcPr>
-          <w:p>
-            <w:pPr>
-              <w:spacing w:after="0" w:line="240" w:lineRule="auto"/>
-              <w:rPr>
-                <w:rFonts w:cs="Times New Roman"/>
-                <w:color w:val="000000"/>
-                <w:sz w:val="24"/>
-                <w:szCs w:val="24"/>
-              </w:rPr>
-            </w:pPr>
-            <w:r>
-              <w:rPr>
-                <w:rFonts w:cs="Times New Roman"/>
-                <w:color w:val="000000"/>
-                <w:sz w:val="24"/>
-                <w:szCs w:val="24"/>
-              </w:rPr>
-              <w:t> </w:t>
-            </w:r>
-          </w:p>
-        </w:tc>
-        <w:tc>
-          <w:tcPr>
-            <w:tcW w:w="322" w:type="dxa"/>
-            <w:tcBorders>
-              <w:top w:val="nil"/>
-              <w:left w:val="nil"/>
-              <w:bottom w:val="single" w:sz="4" w:space="0" w:color="000000"/>
-              <w:right w:val="single" w:sz="4" w:space="0" w:color="000000"/>
-            </w:tcBorders>
-            <w:vAlign w:val="bottom"/>
-          </w:tcPr>
-          <w:p>
-            <w:pPr>
-              <w:spacing w:after="0" w:line="240" w:lineRule="auto"/>
-              <w:rPr>
-                <w:rFonts w:cs="Times New Roman"/>
-                <w:color w:val="000000"/>
-                <w:sz w:val="24"/>
-                <w:szCs w:val="24"/>
-              </w:rPr>
-            </w:pPr>
-            <w:r>
-              <w:rPr>
-                <w:rFonts w:cs="Times New Roman"/>
-                <w:color w:val="000000"/>
-                <w:sz w:val="24"/>
-                <w:szCs w:val="24"/>
-              </w:rPr>
-              <w:t> </w:t>
-            </w:r>
-          </w:p>
-        </w:tc>
-        <w:tc>
-          <w:tcPr>
-            <w:tcW w:w="322" w:type="dxa"/>
-            <w:tcBorders>
-              <w:top w:val="nil"/>
-              <w:left w:val="nil"/>
-              <w:bottom w:val="single" w:sz="4" w:space="0" w:color="000000"/>
-              <w:right w:val="single" w:sz="4" w:space="0" w:color="000000"/>
-            </w:tcBorders>
-            <w:vAlign w:val="bottom"/>
-          </w:tcPr>
-          <w:p>
-            <w:pPr>
-              <w:spacing w:after="0" w:line="240" w:lineRule="auto"/>
-              <w:rPr>
-                <w:rFonts w:cs="Times New Roman"/>
-                <w:color w:val="000000"/>
-                <w:sz w:val="24"/>
-                <w:szCs w:val="24"/>
-              </w:rPr>
-            </w:pPr>
-            <w:r>
-              <w:rPr>
-                <w:rFonts w:cs="Times New Roman"/>
-                <w:color w:val="000000"/>
-                <w:sz w:val="24"/>
-                <w:szCs w:val="24"/>
-              </w:rPr>
-              <w:t> </w:t>
-            </w:r>
-          </w:p>
-        </w:tc>
-        <w:tc>
-          <w:tcPr>
-            <w:tcW w:w="416" w:type="dxa"/>
-            <w:tcBorders>
-              <w:top w:val="nil"/>
-              <w:left w:val="nil"/>
-              <w:bottom w:val="single" w:sz="4" w:space="0" w:color="000000"/>
-              <w:right w:val="single" w:sz="4" w:space="0" w:color="000000"/>
-            </w:tcBorders>
-            <w:vAlign w:val="bottom"/>
-          </w:tcPr>
-          <w:p>
-            <w:pPr>
-              <w:spacing w:after="0" w:line="240" w:lineRule="auto"/>
-              <w:rPr>
-                <w:rFonts w:cs="Times New Roman"/>
-                <w:color w:val="000000"/>
-                <w:sz w:val="24"/>
-                <w:szCs w:val="24"/>
-              </w:rPr>
-            </w:pPr>
-            <w:r>
-              <w:rPr>
-                <w:rFonts w:cs="Times New Roman"/>
-                <w:color w:val="000000"/>
-                <w:sz w:val="24"/>
-                <w:szCs w:val="24"/>
-              </w:rPr>
-              <w:t> </w:t>
-            </w:r>
-          </w:p>
-        </w:tc>
-        <w:tc>
-          <w:tcPr>
-            <w:tcW w:w="416" w:type="dxa"/>
-            <w:tcBorders>
-              <w:top w:val="nil"/>
-              <w:left w:val="nil"/>
-              <w:bottom w:val="single" w:sz="4" w:space="0" w:color="000000"/>
-              <w:right w:val="single" w:sz="4" w:space="0" w:color="000000"/>
-            </w:tcBorders>
-            <w:vAlign w:val="bottom"/>
-          </w:tcPr>
-          <w:p>
-            <w:pPr>
-              <w:spacing w:after="0" w:line="240" w:lineRule="auto"/>
-              <w:rPr>
-                <w:rFonts w:cs="Times New Roman"/>
-                <w:color w:val="000000"/>
-                <w:sz w:val="24"/>
-                <w:szCs w:val="24"/>
-              </w:rPr>
-            </w:pPr>
-            <w:r>
-              <w:rPr>
-                <w:rFonts w:cs="Times New Roman"/>
-                <w:color w:val="000000"/>
-                <w:sz w:val="24"/>
-                <w:szCs w:val="24"/>
-              </w:rPr>
-              <w:t> </w:t>
-            </w:r>
-          </w:p>
-        </w:tc>
-        <w:tc>
-          <w:tcPr>
-            <w:tcW w:w="416" w:type="dxa"/>
-            <w:tcBorders>
-              <w:top w:val="nil"/>
-              <w:left w:val="nil"/>
-              <w:bottom w:val="single" w:sz="4" w:space="0" w:color="000000"/>
-              <w:right w:val="single" w:sz="4" w:space="0" w:color="000000"/>
-            </w:tcBorders>
-            <w:vAlign w:val="bottom"/>
-          </w:tcPr>
-          <w:p>
-            <w:pPr>
-              <w:spacing w:after="0" w:line="240" w:lineRule="auto"/>
-              <w:rPr>
-                <w:rFonts w:cs="Times New Roman"/>
-                <w:color w:val="000000"/>
-                <w:sz w:val="24"/>
-                <w:szCs w:val="24"/>
-              </w:rPr>
-            </w:pPr>
-            <w:r>
-              <w:rPr>
-                <w:rFonts w:cs="Times New Roman"/>
-                <w:color w:val="000000"/>
-                <w:sz w:val="24"/>
-                <w:szCs w:val="24"/>
-              </w:rPr>
-              <w:t> </w:t>
-            </w:r>
-          </w:p>
-        </w:tc>
-        <w:tc>
-          <w:tcPr>
-            <w:tcW w:w="416" w:type="dxa"/>
-            <w:tcBorders>
-              <w:top w:val="nil"/>
-              <w:left w:val="nil"/>
-              <w:bottom w:val="single" w:sz="4" w:space="0" w:color="000000"/>
-              <w:right w:val="single" w:sz="4" w:space="0" w:color="000000"/>
-            </w:tcBorders>
-            <w:vAlign w:val="bottom"/>
-          </w:tcPr>
-          <w:p>
-            <w:pPr>
-              <w:spacing w:after="0" w:line="240" w:lineRule="auto"/>
-              <w:rPr>
-                <w:rFonts w:cs="Times New Roman"/>
-                <w:color w:val="000000"/>
-                <w:sz w:val="24"/>
-                <w:szCs w:val="24"/>
-              </w:rPr>
-            </w:pPr>
-            <w:r>
-              <w:rPr>
-                <w:rFonts w:cs="Times New Roman"/>
-                <w:color w:val="000000"/>
-                <w:sz w:val="24"/>
-                <w:szCs w:val="24"/>
-              </w:rPr>
-              <w:t> </w:t>
-            </w:r>
-          </w:p>
-        </w:tc>
-        <w:tc>
-          <w:tcPr>
-            <w:tcW w:w="416" w:type="dxa"/>
-            <w:tcBorders>
-              <w:top w:val="nil"/>
-              <w:left w:val="nil"/>
-              <w:bottom w:val="single" w:sz="4" w:space="0" w:color="000000"/>
-              <w:right w:val="single" w:sz="4" w:space="0" w:color="000000"/>
-            </w:tcBorders>
-            <w:vAlign w:val="bottom"/>
-          </w:tcPr>
-          <w:p>
-            <w:pPr>
-              <w:spacing w:after="0" w:line="240" w:lineRule="auto"/>
-              <w:rPr>
-                <w:rFonts w:cs="Times New Roman"/>
-                <w:color w:val="000000"/>
-                <w:sz w:val="24"/>
-                <w:szCs w:val="24"/>
-              </w:rPr>
-            </w:pPr>
-            <w:r>
-              <w:rPr>
-                <w:rFonts w:cs="Times New Roman"/>
-                <w:color w:val="000000"/>
-                <w:sz w:val="24"/>
-                <w:szCs w:val="24"/>
-              </w:rPr>
-              <w:t> </w:t>
-            </w:r>
-          </w:p>
-        </w:tc>
-        <w:tc>
-          <w:tcPr>
-            <w:tcW w:w="416" w:type="dxa"/>
-            <w:tcBorders>
-              <w:top w:val="nil"/>
-              <w:left w:val="nil"/>
-              <w:bottom w:val="single" w:sz="4" w:space="0" w:color="000000"/>
-              <w:right w:val="single" w:sz="4" w:space="0" w:color="000000"/>
-            </w:tcBorders>
-            <w:vAlign w:val="bottom"/>
-          </w:tcPr>
-          <w:p>
-            <w:pPr>
-              <w:spacing w:after="0" w:line="240" w:lineRule="auto"/>
-              <w:rPr>
-                <w:rFonts w:cs="Times New Roman"/>
-                <w:color w:val="000000"/>
-                <w:sz w:val="24"/>
-                <w:szCs w:val="24"/>
-              </w:rPr>
-            </w:pPr>
-            <w:r>
-              <w:rPr>
-                <w:rFonts w:cs="Times New Roman"/>
-                <w:color w:val="000000"/>
-                <w:sz w:val="24"/>
-                <w:szCs w:val="24"/>
-              </w:rPr>
-              <w:t> </w:t>
-            </w:r>
-          </w:p>
-        </w:tc>
-        <w:tc>
-          <w:tcPr>
-            <w:tcW w:w="416" w:type="dxa"/>
-            <w:tcBorders>
-              <w:top w:val="nil"/>
-              <w:left w:val="nil"/>
-              <w:bottom w:val="single" w:sz="4" w:space="0" w:color="000000"/>
-              <w:right w:val="single" w:sz="4" w:space="0" w:color="000000"/>
-            </w:tcBorders>
-            <w:vAlign w:val="bottom"/>
-          </w:tcPr>
-          <w:p>
-            <w:pPr>
-              <w:spacing w:after="0" w:line="240" w:lineRule="auto"/>
-              <w:rPr>
-                <w:rFonts w:cs="Times New Roman"/>
-                <w:color w:val="000000"/>
-                <w:sz w:val="24"/>
-                <w:szCs w:val="24"/>
-              </w:rPr>
-            </w:pPr>
-            <w:r>
-              <w:rPr>
-                <w:rFonts w:cs="Times New Roman"/>
-                <w:color w:val="000000"/>
-                <w:sz w:val="24"/>
-                <w:szCs w:val="24"/>
-              </w:rPr>
-              <w:t> </w:t>
-            </w:r>
-          </w:p>
-        </w:tc>
-        <w:tc>
-          <w:tcPr>
-            <w:tcW w:w="416" w:type="dxa"/>
-            <w:tcBorders>
-              <w:top w:val="nil"/>
-              <w:left w:val="nil"/>
-              <w:bottom w:val="single" w:sz="4" w:space="0" w:color="000000"/>
-              <w:right w:val="single" w:sz="4" w:space="0" w:color="000000"/>
-            </w:tcBorders>
-            <w:vAlign w:val="bottom"/>
-          </w:tcPr>
-          <w:p>
-            <w:pPr>
-              <w:spacing w:after="0" w:line="240" w:lineRule="auto"/>
-              <w:rPr>
-                <w:rFonts w:cs="Times New Roman"/>
-                <w:color w:val="000000"/>
-                <w:sz w:val="24"/>
-                <w:szCs w:val="24"/>
-              </w:rPr>
-            </w:pPr>
-            <w:r>
-              <w:rPr>
-                <w:rFonts w:cs="Times New Roman"/>
-                <w:color w:val="000000"/>
-                <w:sz w:val="24"/>
-                <w:szCs w:val="24"/>
-              </w:rPr>
-              <w:t> </w:t>
-            </w:r>
-          </w:p>
-        </w:tc>
-        <w:tc>
-          <w:tcPr>
-            <w:tcW w:w="421" w:type="dxa"/>
-            <w:tcBorders>
-              <w:top w:val="nil"/>
-              <w:left w:val="nil"/>
-              <w:bottom w:val="single" w:sz="4" w:space="0" w:color="000000"/>
-              <w:right w:val="single" w:sz="4" w:space="0" w:color="000000"/>
-            </w:tcBorders>
-            <w:vAlign w:val="bottom"/>
-          </w:tcPr>
-          <w:p>
-            <w:pPr>
-              <w:spacing w:after="0" w:line="240" w:lineRule="auto"/>
-              <w:rPr>
-                <w:rFonts w:cs="Times New Roman"/>
-                <w:color w:val="000000"/>
-                <w:sz w:val="24"/>
-                <w:szCs w:val="24"/>
-              </w:rPr>
-            </w:pPr>
-            <w:r>
-              <w:rPr>
-                <w:rFonts w:cs="Times New Roman"/>
-                <w:color w:val="000000"/>
-                <w:sz w:val="24"/>
-                <w:szCs w:val="24"/>
-              </w:rPr>
-              <w:t> </w:t>
-            </w:r>
-          </w:p>
-        </w:tc>
-      </w:tr>
-      <w:tr>
-        <w:trPr>
-          <w:trHeight w:val="300"/>
-        </w:trPr>
-        <w:tc>
-          <w:tcPr>
-            <w:tcW w:w="2481" w:type="dxa"/>
-            <w:tcBorders>
-              <w:top w:val="nil"/>
-              <w:left w:val="single" w:sz="4" w:space="0" w:color="000000"/>
-              <w:bottom w:val="single" w:sz="4" w:space="0" w:color="auto"/>
-              <w:right w:val="single" w:sz="4" w:space="0" w:color="000000"/>
-            </w:tcBorders>
-            <w:vAlign w:val="bottom"/>
-          </w:tcPr>
-          <w:p>
-            <w:pPr>
-              <w:spacing w:after="0" w:line="240" w:lineRule="auto"/>
-              <w:rPr>
-                <w:rFonts w:cs="Times New Roman"/>
-                <w:sz w:val="24"/>
-                <w:szCs w:val="24"/>
-              </w:rPr>
-            </w:pPr>
-          </w:p>
-        </w:tc>
-        <w:tc>
-          <w:tcPr>
-            <w:tcW w:w="317" w:type="dxa"/>
-            <w:tcBorders>
-              <w:top w:val="nil"/>
-              <w:left w:val="nil"/>
-              <w:bottom w:val="single" w:sz="4" w:space="0" w:color="auto"/>
-              <w:right w:val="single" w:sz="4" w:space="0" w:color="000000"/>
-            </w:tcBorders>
-            <w:vAlign w:val="bottom"/>
-          </w:tcPr>
-          <w:p>
-            <w:pPr>
-              <w:spacing w:after="0" w:line="240" w:lineRule="auto"/>
-              <w:rPr>
-                <w:rFonts w:cs="Times New Roman"/>
-                <w:color w:val="000000"/>
-                <w:sz w:val="24"/>
-                <w:szCs w:val="24"/>
-              </w:rPr>
-            </w:pPr>
-            <w:r>
-              <w:rPr>
-                <w:rFonts w:cs="Times New Roman"/>
-                <w:color w:val="000000"/>
-                <w:sz w:val="24"/>
-                <w:szCs w:val="24"/>
-              </w:rPr>
-              <w:t> </w:t>
-            </w:r>
-          </w:p>
-        </w:tc>
-        <w:tc>
-          <w:tcPr>
-            <w:tcW w:w="323" w:type="dxa"/>
-            <w:tcBorders>
-              <w:top w:val="nil"/>
-              <w:left w:val="nil"/>
-              <w:bottom w:val="single" w:sz="4" w:space="0" w:color="auto"/>
-              <w:right w:val="single" w:sz="4" w:space="0" w:color="000000"/>
-            </w:tcBorders>
-            <w:vAlign w:val="bottom"/>
-          </w:tcPr>
-          <w:p>
-            <w:pPr>
-              <w:spacing w:after="0" w:line="240" w:lineRule="auto"/>
-              <w:rPr>
-                <w:rFonts w:cs="Times New Roman"/>
-                <w:color w:val="000000"/>
-                <w:sz w:val="24"/>
-                <w:szCs w:val="24"/>
-              </w:rPr>
-            </w:pPr>
-            <w:r>
-              <w:rPr>
-                <w:rFonts w:cs="Times New Roman"/>
-                <w:color w:val="000000"/>
-                <w:sz w:val="24"/>
-                <w:szCs w:val="24"/>
-              </w:rPr>
-              <w:t> </w:t>
-            </w:r>
-          </w:p>
-        </w:tc>
-        <w:tc>
-          <w:tcPr>
-            <w:tcW w:w="322" w:type="dxa"/>
-            <w:tcBorders>
-              <w:top w:val="nil"/>
-              <w:left w:val="nil"/>
-              <w:bottom w:val="single" w:sz="4" w:space="0" w:color="auto"/>
-              <w:right w:val="single" w:sz="4" w:space="0" w:color="000000"/>
-            </w:tcBorders>
-            <w:vAlign w:val="bottom"/>
-          </w:tcPr>
-          <w:p>
-            <w:pPr>
-              <w:spacing w:after="0" w:line="240" w:lineRule="auto"/>
-              <w:rPr>
-                <w:rFonts w:cs="Times New Roman"/>
-                <w:color w:val="000000"/>
-                <w:sz w:val="24"/>
-                <w:szCs w:val="24"/>
-              </w:rPr>
-            </w:pPr>
-            <w:r>
-              <w:rPr>
-                <w:rFonts w:cs="Times New Roman"/>
-                <w:color w:val="000000"/>
-                <w:sz w:val="24"/>
-                <w:szCs w:val="24"/>
-              </w:rPr>
-              <w:t> </w:t>
-            </w:r>
-          </w:p>
-        </w:tc>
-        <w:tc>
-          <w:tcPr>
-            <w:tcW w:w="322" w:type="dxa"/>
-            <w:tcBorders>
-              <w:top w:val="nil"/>
-              <w:left w:val="nil"/>
-              <w:bottom w:val="single" w:sz="4" w:space="0" w:color="auto"/>
-              <w:right w:val="single" w:sz="4" w:space="0" w:color="000000"/>
-            </w:tcBorders>
-            <w:vAlign w:val="bottom"/>
-          </w:tcPr>
-          <w:p>
-            <w:pPr>
-              <w:spacing w:after="0" w:line="240" w:lineRule="auto"/>
-              <w:rPr>
-                <w:rFonts w:cs="Times New Roman"/>
-                <w:color w:val="000000"/>
-                <w:sz w:val="24"/>
-                <w:szCs w:val="24"/>
-              </w:rPr>
-            </w:pPr>
-            <w:r>
-              <w:rPr>
-                <w:rFonts w:cs="Times New Roman"/>
-                <w:color w:val="000000"/>
-                <w:sz w:val="24"/>
-                <w:szCs w:val="24"/>
-              </w:rPr>
-              <w:t> </w:t>
-            </w:r>
-          </w:p>
-        </w:tc>
-        <w:tc>
-          <w:tcPr>
-            <w:tcW w:w="317" w:type="dxa"/>
-            <w:tcBorders>
-              <w:top w:val="nil"/>
-              <w:left w:val="nil"/>
-              <w:bottom w:val="single" w:sz="4" w:space="0" w:color="auto"/>
-              <w:right w:val="single" w:sz="4" w:space="0" w:color="000000"/>
-            </w:tcBorders>
-            <w:vAlign w:val="bottom"/>
-          </w:tcPr>
-          <w:p>
-            <w:pPr>
-              <w:spacing w:after="0" w:line="240" w:lineRule="auto"/>
-              <w:rPr>
-                <w:rFonts w:cs="Times New Roman"/>
-                <w:color w:val="000000"/>
-                <w:sz w:val="24"/>
-                <w:szCs w:val="24"/>
-              </w:rPr>
-            </w:pPr>
-            <w:r>
-              <w:rPr>
-                <w:rFonts w:cs="Times New Roman"/>
-                <w:color w:val="000000"/>
-                <w:sz w:val="24"/>
-                <w:szCs w:val="24"/>
-              </w:rPr>
-              <w:t> </w:t>
-            </w:r>
-          </w:p>
-        </w:tc>
-        <w:tc>
-          <w:tcPr>
-            <w:tcW w:w="322" w:type="dxa"/>
-            <w:tcBorders>
-              <w:top w:val="nil"/>
-              <w:left w:val="nil"/>
-              <w:bottom w:val="single" w:sz="4" w:space="0" w:color="auto"/>
-              <w:right w:val="single" w:sz="4" w:space="0" w:color="000000"/>
-            </w:tcBorders>
-            <w:vAlign w:val="bottom"/>
-          </w:tcPr>
-          <w:p>
-            <w:pPr>
-              <w:spacing w:after="0" w:line="240" w:lineRule="auto"/>
-              <w:rPr>
-                <w:rFonts w:cs="Times New Roman"/>
-                <w:color w:val="000000"/>
-                <w:sz w:val="24"/>
-                <w:szCs w:val="24"/>
-              </w:rPr>
-            </w:pPr>
-            <w:r>
-              <w:rPr>
-                <w:rFonts w:cs="Times New Roman"/>
-                <w:color w:val="000000"/>
-                <w:sz w:val="24"/>
-                <w:szCs w:val="24"/>
-              </w:rPr>
-              <w:t> </w:t>
-            </w:r>
-          </w:p>
-        </w:tc>
-        <w:tc>
-          <w:tcPr>
-            <w:tcW w:w="322" w:type="dxa"/>
-            <w:tcBorders>
-              <w:top w:val="nil"/>
-              <w:left w:val="nil"/>
-              <w:bottom w:val="single" w:sz="4" w:space="0" w:color="auto"/>
-              <w:right w:val="single" w:sz="4" w:space="0" w:color="000000"/>
-            </w:tcBorders>
-            <w:vAlign w:val="bottom"/>
-          </w:tcPr>
-          <w:p>
-            <w:pPr>
-              <w:spacing w:after="0" w:line="240" w:lineRule="auto"/>
-              <w:rPr>
-                <w:rFonts w:cs="Times New Roman"/>
-                <w:color w:val="000000"/>
-                <w:sz w:val="24"/>
-                <w:szCs w:val="24"/>
-              </w:rPr>
-            </w:pPr>
-            <w:r>
-              <w:rPr>
-                <w:rFonts w:cs="Times New Roman"/>
-                <w:color w:val="000000"/>
-                <w:sz w:val="24"/>
-                <w:szCs w:val="24"/>
-              </w:rPr>
-              <w:t> </w:t>
-            </w:r>
-          </w:p>
-        </w:tc>
-        <w:tc>
-          <w:tcPr>
-            <w:tcW w:w="322" w:type="dxa"/>
-            <w:tcBorders>
-              <w:top w:val="nil"/>
-              <w:left w:val="nil"/>
-              <w:bottom w:val="single" w:sz="4" w:space="0" w:color="auto"/>
-              <w:right w:val="single" w:sz="4" w:space="0" w:color="000000"/>
-            </w:tcBorders>
-            <w:vAlign w:val="bottom"/>
-          </w:tcPr>
-          <w:p>
-            <w:pPr>
-              <w:spacing w:after="0" w:line="240" w:lineRule="auto"/>
-              <w:rPr>
-                <w:rFonts w:cs="Times New Roman"/>
-                <w:color w:val="000000"/>
-                <w:sz w:val="24"/>
-                <w:szCs w:val="24"/>
-              </w:rPr>
-            </w:pPr>
-            <w:r>
-              <w:rPr>
-                <w:rFonts w:cs="Times New Roman"/>
-                <w:color w:val="000000"/>
-                <w:sz w:val="24"/>
-                <w:szCs w:val="24"/>
-              </w:rPr>
-              <w:t> </w:t>
-            </w:r>
-          </w:p>
-        </w:tc>
-        <w:tc>
-          <w:tcPr>
-            <w:tcW w:w="322" w:type="dxa"/>
-            <w:tcBorders>
-              <w:top w:val="nil"/>
-              <w:left w:val="nil"/>
-              <w:bottom w:val="single" w:sz="4" w:space="0" w:color="auto"/>
-              <w:right w:val="single" w:sz="4" w:space="0" w:color="000000"/>
-            </w:tcBorders>
-            <w:vAlign w:val="bottom"/>
-          </w:tcPr>
-          <w:p>
-            <w:pPr>
-              <w:spacing w:after="0" w:line="240" w:lineRule="auto"/>
-              <w:rPr>
-                <w:rFonts w:cs="Times New Roman"/>
-                <w:color w:val="000000"/>
-                <w:sz w:val="24"/>
-                <w:szCs w:val="24"/>
-              </w:rPr>
-            </w:pPr>
-            <w:r>
-              <w:rPr>
-                <w:rFonts w:cs="Times New Roman"/>
-                <w:color w:val="000000"/>
-                <w:sz w:val="24"/>
-                <w:szCs w:val="24"/>
-              </w:rPr>
-              <w:t> </w:t>
-            </w:r>
-          </w:p>
-        </w:tc>
-        <w:tc>
-          <w:tcPr>
-            <w:tcW w:w="416" w:type="dxa"/>
-            <w:tcBorders>
-              <w:top w:val="nil"/>
-              <w:left w:val="nil"/>
-              <w:bottom w:val="single" w:sz="4" w:space="0" w:color="auto"/>
-              <w:right w:val="single" w:sz="4" w:space="0" w:color="000000"/>
-            </w:tcBorders>
-            <w:vAlign w:val="bottom"/>
-          </w:tcPr>
-          <w:p>
-            <w:pPr>
-              <w:spacing w:after="0" w:line="240" w:lineRule="auto"/>
-              <w:rPr>
-                <w:rFonts w:cs="Times New Roman"/>
-                <w:color w:val="000000"/>
-                <w:sz w:val="24"/>
-                <w:szCs w:val="24"/>
-              </w:rPr>
-            </w:pPr>
-            <w:r>
-              <w:rPr>
-                <w:rFonts w:cs="Times New Roman"/>
-                <w:color w:val="000000"/>
-                <w:sz w:val="24"/>
-                <w:szCs w:val="24"/>
-              </w:rPr>
-              <w:t> </w:t>
-            </w:r>
-          </w:p>
-        </w:tc>
-        <w:tc>
-          <w:tcPr>
-            <w:tcW w:w="416" w:type="dxa"/>
-            <w:tcBorders>
-              <w:top w:val="nil"/>
-              <w:left w:val="nil"/>
-              <w:bottom w:val="single" w:sz="4" w:space="0" w:color="auto"/>
-              <w:right w:val="single" w:sz="4" w:space="0" w:color="000000"/>
-            </w:tcBorders>
-            <w:vAlign w:val="bottom"/>
-          </w:tcPr>
-          <w:p>
-            <w:pPr>
-              <w:spacing w:after="0" w:line="240" w:lineRule="auto"/>
-              <w:rPr>
-                <w:rFonts w:cs="Times New Roman"/>
-                <w:color w:val="000000"/>
-                <w:sz w:val="24"/>
-                <w:szCs w:val="24"/>
-              </w:rPr>
-            </w:pPr>
-            <w:r>
-              <w:rPr>
-                <w:rFonts w:cs="Times New Roman"/>
-                <w:color w:val="000000"/>
-                <w:sz w:val="24"/>
-                <w:szCs w:val="24"/>
-              </w:rPr>
-              <w:t> </w:t>
-            </w:r>
-          </w:p>
-        </w:tc>
-        <w:tc>
-          <w:tcPr>
-            <w:tcW w:w="416" w:type="dxa"/>
-            <w:tcBorders>
-              <w:top w:val="nil"/>
-              <w:left w:val="nil"/>
-              <w:bottom w:val="single" w:sz="4" w:space="0" w:color="auto"/>
-              <w:right w:val="single" w:sz="4" w:space="0" w:color="000000"/>
-            </w:tcBorders>
-            <w:vAlign w:val="bottom"/>
-          </w:tcPr>
-          <w:p>
-            <w:pPr>
-              <w:spacing w:after="0" w:line="240" w:lineRule="auto"/>
-              <w:rPr>
-                <w:rFonts w:cs="Times New Roman"/>
-                <w:color w:val="000000"/>
-                <w:sz w:val="24"/>
-                <w:szCs w:val="24"/>
-              </w:rPr>
-            </w:pPr>
-            <w:r>
-              <w:rPr>
-                <w:rFonts w:cs="Times New Roman"/>
-                <w:color w:val="000000"/>
-                <w:sz w:val="24"/>
-                <w:szCs w:val="24"/>
-              </w:rPr>
-              <w:t> </w:t>
-            </w:r>
-          </w:p>
-        </w:tc>
-        <w:tc>
-          <w:tcPr>
-            <w:tcW w:w="416" w:type="dxa"/>
-            <w:tcBorders>
-              <w:top w:val="nil"/>
-              <w:left w:val="nil"/>
-              <w:bottom w:val="single" w:sz="4" w:space="0" w:color="auto"/>
-              <w:right w:val="single" w:sz="4" w:space="0" w:color="000000"/>
-            </w:tcBorders>
-            <w:vAlign w:val="bottom"/>
-          </w:tcPr>
-          <w:p>
-            <w:pPr>
-              <w:spacing w:after="0" w:line="240" w:lineRule="auto"/>
-              <w:rPr>
-                <w:rFonts w:cs="Times New Roman"/>
-                <w:color w:val="000000"/>
-                <w:sz w:val="24"/>
-                <w:szCs w:val="24"/>
-              </w:rPr>
-            </w:pPr>
-            <w:r>
-              <w:rPr>
-                <w:rFonts w:cs="Times New Roman"/>
-                <w:color w:val="000000"/>
-                <w:sz w:val="24"/>
-                <w:szCs w:val="24"/>
-              </w:rPr>
-              <w:t> </w:t>
-            </w:r>
-          </w:p>
-        </w:tc>
-        <w:tc>
-          <w:tcPr>
-            <w:tcW w:w="416" w:type="dxa"/>
-            <w:tcBorders>
-              <w:top w:val="nil"/>
-              <w:left w:val="nil"/>
-              <w:bottom w:val="single" w:sz="4" w:space="0" w:color="auto"/>
-              <w:right w:val="single" w:sz="4" w:space="0" w:color="000000"/>
-            </w:tcBorders>
-            <w:vAlign w:val="bottom"/>
-          </w:tcPr>
-          <w:p>
-            <w:pPr>
-              <w:spacing w:after="0" w:line="240" w:lineRule="auto"/>
-              <w:rPr>
-                <w:rFonts w:cs="Times New Roman"/>
-                <w:color w:val="000000"/>
-                <w:sz w:val="24"/>
-                <w:szCs w:val="24"/>
-              </w:rPr>
-            </w:pPr>
-            <w:r>
-              <w:rPr>
-                <w:rFonts w:cs="Times New Roman"/>
-                <w:color w:val="000000"/>
-                <w:sz w:val="24"/>
-                <w:szCs w:val="24"/>
-              </w:rPr>
-              <w:t> </w:t>
-            </w:r>
-          </w:p>
-        </w:tc>
-        <w:tc>
-          <w:tcPr>
-            <w:tcW w:w="416" w:type="dxa"/>
-            <w:tcBorders>
-              <w:top w:val="nil"/>
-              <w:left w:val="nil"/>
-              <w:bottom w:val="single" w:sz="4" w:space="0" w:color="auto"/>
-              <w:right w:val="single" w:sz="4" w:space="0" w:color="000000"/>
-            </w:tcBorders>
-            <w:vAlign w:val="bottom"/>
-          </w:tcPr>
-          <w:p>
-            <w:pPr>
-              <w:spacing w:after="0" w:line="240" w:lineRule="auto"/>
-              <w:rPr>
-                <w:rFonts w:cs="Times New Roman"/>
-                <w:color w:val="000000"/>
-                <w:sz w:val="24"/>
-                <w:szCs w:val="24"/>
-              </w:rPr>
-            </w:pPr>
-            <w:r>
-              <w:rPr>
-                <w:rFonts w:cs="Times New Roman"/>
-                <w:color w:val="000000"/>
-                <w:sz w:val="24"/>
-                <w:szCs w:val="24"/>
-              </w:rPr>
-              <w:t> </w:t>
-            </w:r>
-          </w:p>
-        </w:tc>
-        <w:tc>
-          <w:tcPr>
-            <w:tcW w:w="416" w:type="dxa"/>
-            <w:tcBorders>
-              <w:top w:val="nil"/>
-              <w:left w:val="nil"/>
-              <w:bottom w:val="single" w:sz="4" w:space="0" w:color="auto"/>
-              <w:right w:val="single" w:sz="4" w:space="0" w:color="000000"/>
-            </w:tcBorders>
-            <w:vAlign w:val="bottom"/>
-          </w:tcPr>
-          <w:p>
-            <w:pPr>
-              <w:spacing w:after="0" w:line="240" w:lineRule="auto"/>
-              <w:rPr>
-                <w:rFonts w:cs="Times New Roman"/>
-                <w:color w:val="000000"/>
-                <w:sz w:val="24"/>
-                <w:szCs w:val="24"/>
-              </w:rPr>
-            </w:pPr>
-            <w:r>
-              <w:rPr>
-                <w:rFonts w:cs="Times New Roman"/>
-                <w:color w:val="000000"/>
-                <w:sz w:val="24"/>
-                <w:szCs w:val="24"/>
-              </w:rPr>
-              <w:t> </w:t>
-            </w:r>
-          </w:p>
-        </w:tc>
-        <w:tc>
-          <w:tcPr>
-            <w:tcW w:w="416" w:type="dxa"/>
-            <w:tcBorders>
-              <w:top w:val="nil"/>
-              <w:left w:val="nil"/>
-              <w:bottom w:val="single" w:sz="4" w:space="0" w:color="auto"/>
-              <w:right w:val="single" w:sz="4" w:space="0" w:color="000000"/>
-            </w:tcBorders>
-            <w:vAlign w:val="bottom"/>
-          </w:tcPr>
-          <w:p>
-            <w:pPr>
-              <w:spacing w:after="0" w:line="240" w:lineRule="auto"/>
-              <w:rPr>
-                <w:rFonts w:cs="Times New Roman"/>
-                <w:color w:val="000000"/>
-                <w:sz w:val="24"/>
-                <w:szCs w:val="24"/>
-              </w:rPr>
-            </w:pPr>
-            <w:r>
-              <w:rPr>
-                <w:rFonts w:cs="Times New Roman"/>
-                <w:color w:val="000000"/>
-                <w:sz w:val="24"/>
-                <w:szCs w:val="24"/>
-              </w:rPr>
-              <w:t> </w:t>
-            </w:r>
-          </w:p>
-        </w:tc>
-        <w:tc>
-          <w:tcPr>
-            <w:tcW w:w="421" w:type="dxa"/>
-            <w:tcBorders>
-              <w:top w:val="nil"/>
-              <w:left w:val="nil"/>
-              <w:bottom w:val="single" w:sz="4" w:space="0" w:color="auto"/>
-              <w:right w:val="single" w:sz="4" w:space="0" w:color="000000"/>
-            </w:tcBorders>
-            <w:vAlign w:val="bottom"/>
-          </w:tcPr>
-          <w:p>
-            <w:pPr>
-              <w:spacing w:after="0" w:line="240" w:lineRule="auto"/>
-              <w:rPr>
-                <w:rFonts w:cs="Times New Roman"/>
-                <w:color w:val="000000"/>
-                <w:sz w:val="24"/>
-                <w:szCs w:val="24"/>
-              </w:rPr>
-            </w:pPr>
-            <w:r>
-              <w:rPr>
-                <w:rFonts w:cs="Times New Roman"/>
-                <w:color w:val="000000"/>
-                <w:sz w:val="24"/>
-                <w:szCs w:val="24"/>
-              </w:rPr>
-              <w:t> </w:t>
-            </w:r>
-          </w:p>
-        </w:tc>
-      </w:tr>
-      <w:tr>
-        <w:trPr>
-          <w:trHeight w:val="300"/>
-        </w:trPr>
-        <w:tc>
-          <w:tcPr>
-            <w:tcW w:w="2481" w:type="dxa"/>
-            <w:tcBorders>
-              <w:top w:val="single" w:sz="4" w:space="0" w:color="auto"/>
-              <w:left w:val="single" w:sz="4" w:space="0" w:color="auto"/>
-              <w:bottom w:val="single" w:sz="4" w:space="0" w:color="auto"/>
-              <w:right w:val="single" w:sz="4" w:space="0" w:color="auto"/>
-            </w:tcBorders>
-            <w:vAlign w:val="bottom"/>
-          </w:tcPr>
-          <w:p>
-            <w:pPr>
-              <w:spacing w:after="0" w:line="240" w:lineRule="auto"/>
-              <w:rPr>
-                <w:rFonts w:cs="Times New Roman"/>
-                <w:sz w:val="24"/>
-                <w:szCs w:val="24"/>
-              </w:rPr>
-            </w:pPr>
-          </w:p>
-        </w:tc>
-        <w:tc>
-          <w:tcPr>
-            <w:tcW w:w="317" w:type="dxa"/>
-            <w:tcBorders>
-              <w:top w:val="single" w:sz="4" w:space="0" w:color="auto"/>
-              <w:left w:val="single" w:sz="4" w:space="0" w:color="auto"/>
-              <w:bottom w:val="single" w:sz="4" w:space="0" w:color="auto"/>
-              <w:right w:val="single" w:sz="4" w:space="0" w:color="auto"/>
-            </w:tcBorders>
-            <w:vAlign w:val="bottom"/>
-          </w:tcPr>
-          <w:p>
-            <w:pPr>
-              <w:spacing w:after="0" w:line="240" w:lineRule="auto"/>
-              <w:rPr>
-                <w:rFonts w:cs="Times New Roman"/>
-                <w:color w:val="000000"/>
-                <w:sz w:val="24"/>
-                <w:szCs w:val="24"/>
-              </w:rPr>
-            </w:pPr>
-          </w:p>
-        </w:tc>
-        <w:tc>
-          <w:tcPr>
-            <w:tcW w:w="323" w:type="dxa"/>
-            <w:tcBorders>
-              <w:top w:val="single" w:sz="4" w:space="0" w:color="auto"/>
-              <w:left w:val="single" w:sz="4" w:space="0" w:color="auto"/>
-              <w:bottom w:val="single" w:sz="4" w:space="0" w:color="auto"/>
-              <w:right w:val="single" w:sz="4" w:space="0" w:color="auto"/>
-            </w:tcBorders>
-            <w:vAlign w:val="bottom"/>
-          </w:tcPr>
-          <w:p>
-            <w:pPr>
-              <w:spacing w:after="0" w:line="240" w:lineRule="auto"/>
-              <w:rPr>
-                <w:rFonts w:cs="Times New Roman"/>
-                <w:color w:val="000000"/>
-                <w:sz w:val="24"/>
-                <w:szCs w:val="24"/>
-              </w:rPr>
-            </w:pPr>
-          </w:p>
-        </w:tc>
-        <w:tc>
-          <w:tcPr>
-            <w:tcW w:w="322" w:type="dxa"/>
-            <w:tcBorders>
-              <w:top w:val="single" w:sz="4" w:space="0" w:color="auto"/>
-              <w:left w:val="single" w:sz="4" w:space="0" w:color="auto"/>
-              <w:bottom w:val="single" w:sz="4" w:space="0" w:color="auto"/>
-              <w:right w:val="single" w:sz="4" w:space="0" w:color="auto"/>
-            </w:tcBorders>
-            <w:vAlign w:val="bottom"/>
-          </w:tcPr>
-          <w:p>
-            <w:pPr>
-              <w:spacing w:after="0" w:line="240" w:lineRule="auto"/>
-              <w:rPr>
-                <w:rFonts w:cs="Times New Roman"/>
-                <w:color w:val="000000"/>
-                <w:sz w:val="24"/>
-                <w:szCs w:val="24"/>
-              </w:rPr>
-            </w:pPr>
-          </w:p>
-        </w:tc>
-        <w:tc>
-          <w:tcPr>
-            <w:tcW w:w="322" w:type="dxa"/>
-            <w:tcBorders>
-              <w:top w:val="single" w:sz="4" w:space="0" w:color="auto"/>
-              <w:left w:val="single" w:sz="4" w:space="0" w:color="auto"/>
-              <w:bottom w:val="single" w:sz="4" w:space="0" w:color="auto"/>
-              <w:right w:val="single" w:sz="4" w:space="0" w:color="auto"/>
-            </w:tcBorders>
-            <w:vAlign w:val="bottom"/>
-          </w:tcPr>
-          <w:p>
-            <w:pPr>
-              <w:spacing w:after="0" w:line="240" w:lineRule="auto"/>
-              <w:rPr>
-                <w:rFonts w:cs="Times New Roman"/>
-                <w:color w:val="000000"/>
-                <w:sz w:val="24"/>
-                <w:szCs w:val="24"/>
-              </w:rPr>
-            </w:pPr>
-          </w:p>
-        </w:tc>
-        <w:tc>
-          <w:tcPr>
-            <w:tcW w:w="317" w:type="dxa"/>
-            <w:tcBorders>
-              <w:top w:val="single" w:sz="4" w:space="0" w:color="auto"/>
-              <w:left w:val="single" w:sz="4" w:space="0" w:color="auto"/>
-              <w:bottom w:val="single" w:sz="4" w:space="0" w:color="auto"/>
-              <w:right w:val="single" w:sz="4" w:space="0" w:color="auto"/>
-            </w:tcBorders>
-            <w:vAlign w:val="bottom"/>
-          </w:tcPr>
-          <w:p>
-            <w:pPr>
-              <w:spacing w:after="0" w:line="240" w:lineRule="auto"/>
-              <w:rPr>
-                <w:rFonts w:cs="Times New Roman"/>
-                <w:color w:val="000000"/>
-                <w:sz w:val="24"/>
-                <w:szCs w:val="24"/>
-              </w:rPr>
-            </w:pPr>
-          </w:p>
-        </w:tc>
-        <w:tc>
-          <w:tcPr>
-            <w:tcW w:w="322" w:type="dxa"/>
-            <w:tcBorders>
-              <w:top w:val="single" w:sz="4" w:space="0" w:color="auto"/>
-              <w:left w:val="single" w:sz="4" w:space="0" w:color="auto"/>
-              <w:bottom w:val="single" w:sz="4" w:space="0" w:color="auto"/>
-              <w:right w:val="single" w:sz="4" w:space="0" w:color="auto"/>
-            </w:tcBorders>
-            <w:vAlign w:val="bottom"/>
-          </w:tcPr>
-          <w:p>
-            <w:pPr>
-              <w:spacing w:after="0" w:line="240" w:lineRule="auto"/>
-              <w:rPr>
-                <w:rFonts w:cs="Times New Roman"/>
-                <w:color w:val="000000"/>
-                <w:sz w:val="24"/>
-                <w:szCs w:val="24"/>
-              </w:rPr>
-            </w:pPr>
-          </w:p>
-        </w:tc>
-        <w:tc>
-          <w:tcPr>
-            <w:tcW w:w="322" w:type="dxa"/>
-            <w:tcBorders>
-              <w:top w:val="single" w:sz="4" w:space="0" w:color="auto"/>
-              <w:left w:val="single" w:sz="4" w:space="0" w:color="auto"/>
-              <w:bottom w:val="single" w:sz="4" w:space="0" w:color="auto"/>
-              <w:right w:val="single" w:sz="4" w:space="0" w:color="auto"/>
-            </w:tcBorders>
-            <w:vAlign w:val="bottom"/>
-          </w:tcPr>
-          <w:p>
-            <w:pPr>
-              <w:spacing w:after="0" w:line="240" w:lineRule="auto"/>
-              <w:rPr>
-                <w:rFonts w:cs="Times New Roman"/>
-                <w:color w:val="000000"/>
-                <w:sz w:val="24"/>
-                <w:szCs w:val="24"/>
-              </w:rPr>
-            </w:pPr>
-          </w:p>
-        </w:tc>
-        <w:tc>
-          <w:tcPr>
-            <w:tcW w:w="322" w:type="dxa"/>
-            <w:tcBorders>
-              <w:top w:val="single" w:sz="4" w:space="0" w:color="auto"/>
-              <w:left w:val="single" w:sz="4" w:space="0" w:color="auto"/>
-              <w:bottom w:val="single" w:sz="4" w:space="0" w:color="auto"/>
-              <w:right w:val="single" w:sz="4" w:space="0" w:color="auto"/>
-            </w:tcBorders>
-            <w:vAlign w:val="bottom"/>
-          </w:tcPr>
-          <w:p>
-            <w:pPr>
-              <w:spacing w:after="0" w:line="240" w:lineRule="auto"/>
-              <w:rPr>
-                <w:rFonts w:cs="Times New Roman"/>
-                <w:color w:val="000000"/>
-                <w:sz w:val="24"/>
-                <w:szCs w:val="24"/>
-              </w:rPr>
-            </w:pPr>
-          </w:p>
-        </w:tc>
-        <w:tc>
-          <w:tcPr>
-            <w:tcW w:w="322" w:type="dxa"/>
-            <w:tcBorders>
-              <w:top w:val="single" w:sz="4" w:space="0" w:color="auto"/>
-              <w:left w:val="single" w:sz="4" w:space="0" w:color="auto"/>
-              <w:bottom w:val="single" w:sz="4" w:space="0" w:color="auto"/>
-              <w:right w:val="single" w:sz="4" w:space="0" w:color="auto"/>
-            </w:tcBorders>
-            <w:vAlign w:val="bottom"/>
-          </w:tcPr>
-          <w:p>
-            <w:pPr>
-              <w:spacing w:after="0" w:line="240" w:lineRule="auto"/>
-              <w:rPr>
-                <w:rFonts w:cs="Times New Roman"/>
-                <w:color w:val="000000"/>
-                <w:sz w:val="24"/>
-                <w:szCs w:val="24"/>
-              </w:rPr>
-            </w:pPr>
-          </w:p>
-        </w:tc>
-        <w:tc>
-          <w:tcPr>
-            <w:tcW w:w="416" w:type="dxa"/>
-            <w:tcBorders>
-              <w:top w:val="single" w:sz="4" w:space="0" w:color="auto"/>
-              <w:left w:val="single" w:sz="4" w:space="0" w:color="auto"/>
-              <w:bottom w:val="single" w:sz="4" w:space="0" w:color="auto"/>
-              <w:right w:val="single" w:sz="4" w:space="0" w:color="auto"/>
-            </w:tcBorders>
-            <w:vAlign w:val="bottom"/>
-          </w:tcPr>
-          <w:p>
-            <w:pPr>
-              <w:spacing w:after="0" w:line="240" w:lineRule="auto"/>
-              <w:rPr>
-                <w:rFonts w:cs="Times New Roman"/>
-                <w:color w:val="000000"/>
-                <w:sz w:val="24"/>
-                <w:szCs w:val="24"/>
-              </w:rPr>
-            </w:pPr>
-          </w:p>
-        </w:tc>
-        <w:tc>
-          <w:tcPr>
-            <w:tcW w:w="416" w:type="dxa"/>
-            <w:tcBorders>
-              <w:top w:val="single" w:sz="4" w:space="0" w:color="auto"/>
-              <w:left w:val="single" w:sz="4" w:space="0" w:color="auto"/>
-              <w:bottom w:val="single" w:sz="4" w:space="0" w:color="auto"/>
-              <w:right w:val="single" w:sz="4" w:space="0" w:color="auto"/>
-            </w:tcBorders>
-            <w:vAlign w:val="bottom"/>
-          </w:tcPr>
-          <w:p>
-            <w:pPr>
-              <w:spacing w:after="0" w:line="240" w:lineRule="auto"/>
-              <w:rPr>
-                <w:rFonts w:cs="Times New Roman"/>
-                <w:color w:val="000000"/>
-                <w:sz w:val="24"/>
-                <w:szCs w:val="24"/>
-              </w:rPr>
-            </w:pPr>
-          </w:p>
-        </w:tc>
-        <w:tc>
-          <w:tcPr>
-            <w:tcW w:w="416" w:type="dxa"/>
-            <w:tcBorders>
-              <w:top w:val="single" w:sz="4" w:space="0" w:color="auto"/>
-              <w:left w:val="single" w:sz="4" w:space="0" w:color="auto"/>
-              <w:bottom w:val="single" w:sz="4" w:space="0" w:color="auto"/>
-              <w:right w:val="single" w:sz="4" w:space="0" w:color="auto"/>
-            </w:tcBorders>
-            <w:vAlign w:val="bottom"/>
-          </w:tcPr>
-          <w:p>
-            <w:pPr>
-              <w:spacing w:after="0" w:line="240" w:lineRule="auto"/>
-              <w:rPr>
-                <w:rFonts w:cs="Times New Roman"/>
-                <w:color w:val="000000"/>
-                <w:sz w:val="24"/>
-                <w:szCs w:val="24"/>
-              </w:rPr>
-            </w:pPr>
-          </w:p>
-        </w:tc>
-        <w:tc>
-          <w:tcPr>
-            <w:tcW w:w="416" w:type="dxa"/>
-            <w:tcBorders>
-              <w:top w:val="single" w:sz="4" w:space="0" w:color="auto"/>
-              <w:left w:val="single" w:sz="4" w:space="0" w:color="auto"/>
-              <w:bottom w:val="single" w:sz="4" w:space="0" w:color="auto"/>
-              <w:right w:val="single" w:sz="4" w:space="0" w:color="auto"/>
-            </w:tcBorders>
-            <w:vAlign w:val="bottom"/>
-          </w:tcPr>
-          <w:p>
-            <w:pPr>
-              <w:spacing w:after="0" w:line="240" w:lineRule="auto"/>
-              <w:rPr>
-                <w:rFonts w:cs="Times New Roman"/>
-                <w:color w:val="000000"/>
-                <w:sz w:val="24"/>
-                <w:szCs w:val="24"/>
-              </w:rPr>
-            </w:pPr>
-          </w:p>
-        </w:tc>
-        <w:tc>
-          <w:tcPr>
-            <w:tcW w:w="416" w:type="dxa"/>
-            <w:tcBorders>
-              <w:top w:val="single" w:sz="4" w:space="0" w:color="auto"/>
-              <w:left w:val="single" w:sz="4" w:space="0" w:color="auto"/>
-              <w:bottom w:val="single" w:sz="4" w:space="0" w:color="auto"/>
-              <w:right w:val="single" w:sz="4" w:space="0" w:color="auto"/>
-            </w:tcBorders>
-            <w:vAlign w:val="bottom"/>
-          </w:tcPr>
-          <w:p>
-            <w:pPr>
-              <w:spacing w:after="0" w:line="240" w:lineRule="auto"/>
-              <w:rPr>
-                <w:rFonts w:cs="Times New Roman"/>
-                <w:color w:val="000000"/>
-                <w:sz w:val="24"/>
-                <w:szCs w:val="24"/>
-              </w:rPr>
-            </w:pPr>
-          </w:p>
-        </w:tc>
-        <w:tc>
-          <w:tcPr>
-            <w:tcW w:w="416" w:type="dxa"/>
-            <w:tcBorders>
-              <w:top w:val="single" w:sz="4" w:space="0" w:color="auto"/>
-              <w:left w:val="single" w:sz="4" w:space="0" w:color="auto"/>
-              <w:bottom w:val="single" w:sz="4" w:space="0" w:color="auto"/>
-              <w:right w:val="single" w:sz="4" w:space="0" w:color="auto"/>
-            </w:tcBorders>
-            <w:vAlign w:val="bottom"/>
-          </w:tcPr>
-          <w:p>
-            <w:pPr>
-              <w:spacing w:after="0" w:line="240" w:lineRule="auto"/>
-              <w:rPr>
-                <w:rFonts w:cs="Times New Roman"/>
-                <w:color w:val="000000"/>
-                <w:sz w:val="24"/>
-                <w:szCs w:val="24"/>
-              </w:rPr>
-            </w:pPr>
-          </w:p>
-        </w:tc>
-        <w:tc>
-          <w:tcPr>
-            <w:tcW w:w="416" w:type="dxa"/>
-            <w:tcBorders>
-              <w:top w:val="single" w:sz="4" w:space="0" w:color="auto"/>
-              <w:left w:val="single" w:sz="4" w:space="0" w:color="auto"/>
-              <w:bottom w:val="single" w:sz="4" w:space="0" w:color="auto"/>
-              <w:right w:val="single" w:sz="4" w:space="0" w:color="auto"/>
-            </w:tcBorders>
-            <w:vAlign w:val="bottom"/>
-          </w:tcPr>
-          <w:p>
-            <w:pPr>
-              <w:spacing w:after="0" w:line="240" w:lineRule="auto"/>
-              <w:rPr>
-                <w:rFonts w:cs="Times New Roman"/>
-                <w:color w:val="000000"/>
-                <w:sz w:val="24"/>
-                <w:szCs w:val="24"/>
-              </w:rPr>
-            </w:pPr>
-          </w:p>
-        </w:tc>
-        <w:tc>
-          <w:tcPr>
-            <w:tcW w:w="416" w:type="dxa"/>
-            <w:tcBorders>
-              <w:top w:val="single" w:sz="4" w:space="0" w:color="auto"/>
-              <w:left w:val="single" w:sz="4" w:space="0" w:color="auto"/>
-              <w:bottom w:val="single" w:sz="4" w:space="0" w:color="auto"/>
-              <w:right w:val="single" w:sz="4" w:space="0" w:color="auto"/>
-            </w:tcBorders>
-            <w:vAlign w:val="bottom"/>
-          </w:tcPr>
-          <w:p>
-            <w:pPr>
-              <w:spacing w:after="0" w:line="240" w:lineRule="auto"/>
-              <w:rPr>
-                <w:rFonts w:cs="Times New Roman"/>
-                <w:color w:val="000000"/>
-                <w:sz w:val="24"/>
-                <w:szCs w:val="24"/>
-              </w:rPr>
-            </w:pPr>
-          </w:p>
-        </w:tc>
-        <w:tc>
-          <w:tcPr>
-            <w:tcW w:w="421" w:type="dxa"/>
-            <w:tcBorders>
-              <w:top w:val="single" w:sz="4" w:space="0" w:color="auto"/>
-              <w:left w:val="single" w:sz="4" w:space="0" w:color="auto"/>
-              <w:bottom w:val="single" w:sz="4" w:space="0" w:color="auto"/>
-              <w:right w:val="single" w:sz="4" w:space="0" w:color="auto"/>
-            </w:tcBorders>
-            <w:vAlign w:val="bottom"/>
-          </w:tcPr>
-          <w:p>
-            <w:pPr>
-              <w:spacing w:after="0" w:line="240" w:lineRule="auto"/>
-              <w:rPr>
-                <w:rFonts w:cs="Times New Roman"/>
-                <w:color w:val="000000"/>
-                <w:sz w:val="24"/>
-                <w:szCs w:val="24"/>
-              </w:rPr>
-            </w:pPr>
           </w:p>
         </w:tc>
       </w:tr>
@@ -7800,7 +6599,7 @@
           <w:szCs w:val="24"/>
         </w:rPr>
       </w:pPr>
-      <w:bookmarkStart w:id="4" w:name="_Hlk167617833"/>
+      <w:bookmarkStart w:id="3" w:name="_Hlk167617833"/>
       <w:r>
         <w:rPr>
           <w:sz w:val="24"/>
@@ -7841,7 +6640,7 @@
         </w:rPr>
         <w:t>«</w:t>
       </w:r>
-      <w:bookmarkStart w:id="5" w:name="_Hlk162175702"/>
+      <w:bookmarkStart w:id="4" w:name="_Hlk162175702"/>
       <w:r>
         <w:rPr>
           <w:szCs w:val="28"/>
@@ -7857,7 +6656,7 @@
         </w:rPr>
         <w:t xml:space="preserve">    </w:t>
       </w:r>
-      <w:bookmarkEnd w:id="5"/>
+      <w:bookmarkEnd w:id="4"/>
       <w:r>
         <w:rPr>
           <w:szCs w:val="28"/>
@@ -8121,7 +6920,7 @@
           <w:u w:val="single"/>
           <w:lang w:eastAsia="ru-RU"/>
         </w:rPr>
-        <w:t>Иванов Иван Иванович</w:t>
+        <w:t>Васильев Денис Борисович</w:t>
       </w:r>
       <w:r>
         <w:rPr>
@@ -8502,7 +7301,7 @@
         <w:t>ФИО, группа</w:t>
       </w:r>
     </w:p>
-    <w:bookmarkEnd w:id="4"/>
+    <w:bookmarkEnd w:id="3"/>
     <w:p/>
     <w:p/>
     <w:p>

--- a/Диплом Latex/extra/Title.docx
+++ b/Диплом Latex/extra/Title.docx
@@ -554,7 +554,6 @@
         <w:t xml:space="preserve"> /</w:t>
       </w:r>
       <w:bookmarkStart w:id="2" w:name="_Hlk199186958"/>
-      <w:proofErr w:type="spellStart"/>
       <w:r>
         <w:rPr>
           <w:rFonts w:eastAsia="Times New Roman" w:cs="Times New Roman"/>
@@ -565,7 +564,6 @@
         </w:rPr>
         <w:t>Тютичкин</w:t>
       </w:r>
-      <w:proofErr w:type="spellEnd"/>
       <w:r>
         <w:rPr>
           <w:rFonts w:eastAsia="Times New Roman" w:cs="Times New Roman"/>
@@ -775,7 +773,6 @@
             </w:rPr>
             <w:t xml:space="preserve">Руководитель </w:t>
           </w:r>
-          <w:proofErr w:type="gramStart"/>
           <w:r>
             <w:rPr>
               <w:rFonts w:eastAsia="Times New Roman" w:cs="Times New Roman"/>
@@ -803,18 +800,7 @@
               <w:u w:val="single"/>
               <w:lang w:eastAsia="ru-RU"/>
             </w:rPr>
-            <w:t xml:space="preserve"> </w:t>
-          </w:r>
-          <w:proofErr w:type="gramEnd"/>
-          <w:r>
-            <w:rPr>
-              <w:rFonts w:eastAsia="Times New Roman" w:cs="Times New Roman"/>
-              <w:color w:val="000000"/>
-              <w:szCs w:val="28"/>
-              <w:u w:val="single"/>
-              <w:lang w:eastAsia="ru-RU"/>
-            </w:rPr>
-            <w:t xml:space="preserve">                   </w:t>
+            <w:t xml:space="preserve">                    </w:t>
           </w:r>
           <w:r>
             <w:rPr>
@@ -1686,19 +1672,8 @@
                 <w:szCs w:val="24"/>
                 <w:lang w:val="ru-RU" w:eastAsia="ru-RU"/>
               </w:rPr>
-              <w:t xml:space="preserve">последовательности выполнения задач с </w:t>
-            </w:r>
-            <w:proofErr w:type="spellStart"/>
-            <w:r>
-              <w:rPr>
-                <w:rFonts w:eastAsia="Times New Roman" w:cs="Times New Roman"/>
-                <w:color w:val="000000"/>
-                <w:szCs w:val="24"/>
-                <w:lang w:val="ru-RU" w:eastAsia="ru-RU"/>
-              </w:rPr>
-              <w:t>учeтом</w:t>
-            </w:r>
-            <w:proofErr w:type="spellEnd"/>
+              <w:t>последовательности выполнения задач с учeтом</w:t>
+            </w:r>
             <w:r>
               <w:rPr>
                 <w:rFonts w:eastAsia="Times New Roman" w:cs="Times New Roman"/>
@@ -1960,13 +1935,31 @@
               <w:rPr>
                 <w:color w:val="000000" w:themeColor="text1"/>
               </w:rPr>
-              <w:t>Golang, JavaScript, React</w:t>
+              <w:t>Golang, JavaScript,</w:t>
             </w:r>
             <w:r>
               <w:rPr>
                 <w:color w:val="000000" w:themeColor="text1"/>
               </w:rPr>
+              <w:t xml:space="preserve"> TypeScript,</w:t>
+            </w:r>
+            <w:r>
+              <w:rPr>
+                <w:color w:val="000000" w:themeColor="text1"/>
+              </w:rPr>
+              <w:t xml:space="preserve"> React</w:t>
+            </w:r>
+            <w:r>
+              <w:rPr>
+                <w:color w:val="000000" w:themeColor="text1"/>
+              </w:rPr>
               <w:t>, Docker, PostgreSQL</w:t>
+            </w:r>
+            <w:r>
+              <w:rPr>
+                <w:color w:val="000000" w:themeColor="text1"/>
+              </w:rPr>
+              <w:t>, HTML, CSS</w:t>
             </w:r>
           </w:p>
         </w:tc>
@@ -2161,27 +2154,7 @@
                 <w:szCs w:val="24"/>
                 <w:lang w:val="ru-RU" w:eastAsia="ru-RU"/>
               </w:rPr>
-              <w:t xml:space="preserve">Исследовать проблему оптимизации выполнения задач с </w:t>
-            </w:r>
-            <w:proofErr w:type="spellStart"/>
-            <w:r>
-              <w:rPr>
-                <w:rFonts w:eastAsia="Times New Roman" w:cs="Times New Roman"/>
-                <w:color w:val="000000"/>
-                <w:szCs w:val="24"/>
-                <w:lang w:val="ru-RU" w:eastAsia="ru-RU"/>
-              </w:rPr>
-              <w:t>гео</w:t>
-            </w:r>
-            <w:proofErr w:type="spellEnd"/>
-            <w:r>
-              <w:rPr>
-                <w:rFonts w:eastAsia="Times New Roman" w:cs="Times New Roman"/>
-                <w:color w:val="000000"/>
-                <w:szCs w:val="24"/>
-                <w:lang w:val="ru-RU" w:eastAsia="ru-RU"/>
-              </w:rPr>
-              <w:t>-параметрами и временными параметрами</w:t>
+              <w:t>Исследовать проблему оптимизации выполнения задач с гео-параметрами и временными параметрами</w:t>
             </w:r>
           </w:p>
           <w:p>
@@ -2211,36 +2184,7 @@
                 <w:szCs w:val="24"/>
                 <w:lang w:val="ru-RU" w:eastAsia="ru-RU"/>
               </w:rPr>
-              <w:t xml:space="preserve">Проанализировать существующие продукты для оптимизации </w:t>
-            </w:r>
-            <w:r>
-              <w:rPr>
-                <w:rFonts w:eastAsia="Times New Roman" w:cs="Times New Roman"/>
-                <w:color w:val="000000"/>
-                <w:szCs w:val="24"/>
-                <w:lang w:val="ru-RU" w:eastAsia="ru-RU"/>
-              </w:rPr>
-              <w:t xml:space="preserve">выполнения задач с </w:t>
-            </w:r>
-            <w:proofErr w:type="spellStart"/>
-            <w:r>
-              <w:rPr>
-                <w:rFonts w:eastAsia="Times New Roman" w:cs="Times New Roman"/>
-                <w:color w:val="000000"/>
-                <w:szCs w:val="24"/>
-                <w:lang w:val="ru-RU" w:eastAsia="ru-RU"/>
-              </w:rPr>
-              <w:t>гео</w:t>
-            </w:r>
-            <w:proofErr w:type="spellEnd"/>
-            <w:r>
-              <w:rPr>
-                <w:rFonts w:eastAsia="Times New Roman" w:cs="Times New Roman"/>
-                <w:color w:val="000000"/>
-                <w:szCs w:val="24"/>
-                <w:lang w:val="ru-RU" w:eastAsia="ru-RU"/>
-              </w:rPr>
-              <w:t>-параметрами и временными параметрами</w:t>
+              <w:t>Проанализировать существующие продукты для оптимизации выполнения задач с гео-параметрами и временными параметрами</w:t>
             </w:r>
           </w:p>
           <w:p>
@@ -6633,7 +6577,6 @@
           <w:szCs w:val="24"/>
         </w:rPr>
       </w:pPr>
-      <w:proofErr w:type="gramStart"/>
       <w:r>
         <w:rPr>
           <w:szCs w:val="28"/>
@@ -6646,15 +6589,7 @@
           <w:szCs w:val="28"/>
           <w:u w:val="single"/>
         </w:rPr>
-        <w:t xml:space="preserve">  </w:t>
-      </w:r>
-      <w:proofErr w:type="gramEnd"/>
-      <w:r>
-        <w:rPr>
-          <w:szCs w:val="28"/>
-          <w:u w:val="single"/>
-        </w:rPr>
-        <w:t xml:space="preserve">    </w:t>
+        <w:t xml:space="preserve">      </w:t>
       </w:r>
       <w:bookmarkEnd w:id="4"/>
       <w:r>
@@ -6826,7 +6761,6 @@
           <w:szCs w:val="24"/>
         </w:rPr>
       </w:pPr>
-      <w:proofErr w:type="gramStart"/>
       <w:r>
         <w:rPr>
           <w:szCs w:val="28"/>
@@ -6838,15 +6772,7 @@
           <w:szCs w:val="28"/>
           <w:u w:val="single"/>
         </w:rPr>
-        <w:t xml:space="preserve">  </w:t>
-      </w:r>
-      <w:proofErr w:type="gramEnd"/>
-      <w:r>
-        <w:rPr>
-          <w:szCs w:val="28"/>
-          <w:u w:val="single"/>
-        </w:rPr>
-        <w:t xml:space="preserve">    </w:t>
+        <w:t xml:space="preserve">      </w:t>
       </w:r>
       <w:r>
         <w:rPr>
@@ -7098,7 +7024,6 @@
       <w:r>
         <w:t xml:space="preserve"> </w:t>
       </w:r>
-      <w:proofErr w:type="spellStart"/>
       <w:r>
         <w:rPr>
           <w:rFonts w:eastAsia="Times New Roman" w:cs="Times New Roman"/>
@@ -7109,7 +7034,6 @@
         </w:rPr>
         <w:t>Тютичкин</w:t>
       </w:r>
-      <w:proofErr w:type="spellEnd"/>
       <w:r>
         <w:rPr>
           <w:rFonts w:eastAsia="Times New Roman" w:cs="Times New Roman"/>

--- a/Диплом Latex/extra/Title.docx
+++ b/Диплом Latex/extra/Title.docx
@@ -554,6 +554,7 @@
         <w:t xml:space="preserve"> /</w:t>
       </w:r>
       <w:bookmarkStart w:id="2" w:name="_Hlk199186958"/>
+      <w:proofErr w:type="spellStart"/>
       <w:r>
         <w:rPr>
           <w:rFonts w:eastAsia="Times New Roman" w:cs="Times New Roman"/>
@@ -564,6 +565,7 @@
         </w:rPr>
         <w:t>Тютичкин</w:t>
       </w:r>
+      <w:proofErr w:type="spellEnd"/>
       <w:r>
         <w:rPr>
           <w:rFonts w:eastAsia="Times New Roman" w:cs="Times New Roman"/>
@@ -773,6 +775,7 @@
             </w:rPr>
             <w:t xml:space="preserve">Руководитель </w:t>
           </w:r>
+          <w:proofErr w:type="gramStart"/>
           <w:r>
             <w:rPr>
               <w:rFonts w:eastAsia="Times New Roman" w:cs="Times New Roman"/>
@@ -800,7 +803,18 @@
               <w:u w:val="single"/>
               <w:lang w:eastAsia="ru-RU"/>
             </w:rPr>
-            <w:t xml:space="preserve">                    </w:t>
+            <w:t xml:space="preserve"> </w:t>
+          </w:r>
+          <w:proofErr w:type="gramEnd"/>
+          <w:r>
+            <w:rPr>
+              <w:rFonts w:eastAsia="Times New Roman" w:cs="Times New Roman"/>
+              <w:color w:val="000000"/>
+              <w:szCs w:val="28"/>
+              <w:u w:val="single"/>
+              <w:lang w:eastAsia="ru-RU"/>
+            </w:rPr>
+            <w:t xml:space="preserve">                   </w:t>
           </w:r>
           <w:r>
             <w:rPr>
@@ -838,6 +852,26 @@
               <w:u w:val="single"/>
               <w:lang w:eastAsia="ru-RU"/>
             </w:rPr>
+            <w:t xml:space="preserve">, </w:t>
+          </w:r>
+          <w:r>
+            <w:rPr>
+              <w:rFonts w:eastAsia="Times New Roman" w:cs="Times New Roman"/>
+              <w:color w:val="000000"/>
+              <w:szCs w:val="28"/>
+              <w:u w:val="single"/>
+              <w:lang w:eastAsia="ru-RU"/>
+            </w:rPr>
+            <w:t>ст. преп.</w:t>
+          </w:r>
+          <w:r>
+            <w:rPr>
+              <w:rFonts w:eastAsia="Times New Roman" w:cs="Times New Roman"/>
+              <w:color w:val="000000"/>
+              <w:szCs w:val="28"/>
+              <w:u w:val="single"/>
+              <w:lang w:eastAsia="ru-RU"/>
+            </w:rPr>
             <w:t>/</w:t>
           </w:r>
         </w:p>
@@ -1384,7 +1418,7 @@
       </w:tblGrid>
       <w:tr>
         <w:trPr>
-          <w:trHeight w:val="1807"/>
+          <w:trHeight w:val="1212"/>
         </w:trPr>
         <w:tc>
           <w:tcPr>
@@ -1492,6 +1526,63 @@
                 <w:lang w:val="ru-RU" w:eastAsia="ru-RU"/>
               </w:rPr>
               <w:t>планирования задач с учётом их местоположения и временных параметров</w:t>
+            </w:r>
+          </w:p>
+        </w:tc>
+      </w:tr>
+      <w:tr>
+        <w:trPr>
+          <w:trHeight w:val="984"/>
+        </w:trPr>
+        <w:tc>
+          <w:tcPr>
+            <w:tcW w:w="9450" w:type="dxa"/>
+            <w:gridSpan w:val="2"/>
+            <w:vAlign w:val="center"/>
+          </w:tcPr>
+          <w:p>
+            <w:pPr>
+              <w:spacing w:line="240" w:lineRule="auto"/>
+              <w:ind w:left="110"/>
+              <w:jc w:val="center"/>
+              <w:rPr>
+                <w:rFonts w:eastAsia="Times New Roman" w:cs="Times New Roman"/>
+                <w:b/>
+                <w:color w:val="000000"/>
+                <w:szCs w:val="24"/>
+                <w:lang w:eastAsia="ru-RU"/>
+              </w:rPr>
+            </w:pPr>
+            <w:r>
+              <w:rPr>
+                <w:rFonts w:eastAsia="Times New Roman" w:cs="Times New Roman"/>
+                <w:b/>
+                <w:color w:val="000000"/>
+                <w:szCs w:val="24"/>
+                <w:lang w:eastAsia="ru-RU"/>
+              </w:rPr>
+              <w:t>ПРАКТИЧЕСКИЙ</w:t>
+            </w:r>
+            <w:r>
+              <w:rPr>
+                <w:rFonts w:eastAsia="Times New Roman" w:cs="Times New Roman"/>
+                <w:b/>
+                <w:color w:val="000000"/>
+                <w:spacing w:val="-4"/>
+                <w:szCs w:val="24"/>
+                <w:lang w:eastAsia="ru-RU"/>
+              </w:rPr>
+              <w:t xml:space="preserve"> </w:t>
+            </w:r>
+            <w:r>
+              <w:rPr>
+                <w:rFonts w:eastAsia="Times New Roman" w:cs="Times New Roman"/>
+                <w:b/>
+                <w:color w:val="000000"/>
+                <w:szCs w:val="24"/>
+                <w:lang w:eastAsia="ru-RU"/>
+              </w:rPr>
+              <w:t>РЕЗУЛЬТАТ</w:t>
             </w:r>
           </w:p>
         </w:tc>
@@ -1502,220 +1593,174 @@
         </w:trPr>
         <w:tc>
           <w:tcPr>
-            <w:tcW w:w="9450" w:type="dxa"/>
-            <w:gridSpan w:val="2"/>
+            <w:tcW w:w="2578" w:type="dxa"/>
             <w:vAlign w:val="center"/>
           </w:tcPr>
           <w:p>
             <w:pPr>
               <w:spacing w:line="240" w:lineRule="auto"/>
-              <w:ind w:left="110"/>
-              <w:jc w:val="center"/>
+              <w:ind w:left="108"/>
               <w:rPr>
                 <w:rFonts w:eastAsia="Times New Roman" w:cs="Times New Roman"/>
-                <w:b/>
-                <w:color w:val="000000"/>
-                <w:szCs w:val="24"/>
-                <w:lang w:eastAsia="ru-RU"/>
+                <w:color w:val="000000"/>
+                <w:szCs w:val="24"/>
+                <w:lang w:val="ru-RU" w:eastAsia="ru-RU"/>
               </w:rPr>
             </w:pPr>
             <w:r>
               <w:rPr>
                 <w:rFonts w:eastAsia="Times New Roman" w:cs="Times New Roman"/>
-                <w:b/>
-                <w:color w:val="000000"/>
-                <w:szCs w:val="24"/>
-                <w:lang w:eastAsia="ru-RU"/>
-              </w:rPr>
-              <w:t>ПРАКТИЧЕСКИЙ</w:t>
-            </w:r>
-            <w:r>
+                <w:bCs/>
+                <w:color w:val="000000"/>
+                <w:szCs w:val="24"/>
+                <w:lang w:val="ru-RU" w:eastAsia="ru-RU"/>
+              </w:rPr>
+              <w:t>Назначение</w:t>
+            </w:r>
+          </w:p>
+        </w:tc>
+        <w:tc>
+          <w:tcPr>
+            <w:tcW w:w="6872" w:type="dxa"/>
+            <w:vAlign w:val="center"/>
+          </w:tcPr>
+          <w:p>
+            <w:pPr>
+              <w:spacing w:line="240" w:lineRule="auto"/>
+              <w:ind w:left="163"/>
+              <w:contextualSpacing/>
               <w:rPr>
                 <w:rFonts w:eastAsia="Times New Roman" w:cs="Times New Roman"/>
-                <w:b/>
-                <w:color w:val="000000"/>
-                <w:spacing w:val="-4"/>
-                <w:szCs w:val="24"/>
-                <w:lang w:eastAsia="ru-RU"/>
+                <w:color w:val="000000"/>
+                <w:szCs w:val="24"/>
+                <w:lang w:val="ru-RU" w:eastAsia="ru-RU"/>
+              </w:rPr>
+            </w:pPr>
+            <w:r>
+              <w:rPr>
+                <w:rFonts w:eastAsia="Times New Roman" w:cs="Times New Roman"/>
+                <w:color w:val="000000"/>
+                <w:szCs w:val="24"/>
+                <w:lang w:val="ru-RU" w:eastAsia="ru-RU"/>
+              </w:rPr>
+              <w:t>А</w:t>
+            </w:r>
+            <w:r>
+              <w:rPr>
+                <w:rFonts w:eastAsia="Times New Roman" w:cs="Times New Roman"/>
+                <w:color w:val="000000"/>
+                <w:szCs w:val="24"/>
+                <w:lang w:val="ru-RU" w:eastAsia="ru-RU"/>
+              </w:rPr>
+              <w:t>втоматизированно</w:t>
+            </w:r>
+            <w:r>
+              <w:rPr>
+                <w:rFonts w:eastAsia="Times New Roman" w:cs="Times New Roman"/>
+                <w:color w:val="000000"/>
+                <w:szCs w:val="24"/>
+                <w:lang w:val="ru-RU" w:eastAsia="ru-RU"/>
+              </w:rPr>
+              <w:t xml:space="preserve">е </w:t>
+            </w:r>
+            <w:r>
+              <w:rPr>
+                <w:rFonts w:eastAsia="Times New Roman" w:cs="Times New Roman"/>
+                <w:color w:val="000000"/>
+                <w:szCs w:val="24"/>
+                <w:lang w:val="ru-RU" w:eastAsia="ru-RU"/>
+              </w:rPr>
+              <w:t>формирован</w:t>
+            </w:r>
+            <w:r>
+              <w:rPr>
+                <w:rFonts w:eastAsia="Times New Roman" w:cs="Times New Roman"/>
+                <w:color w:val="000000"/>
+                <w:szCs w:val="24"/>
+                <w:lang w:val="ru-RU" w:eastAsia="ru-RU"/>
+              </w:rPr>
+              <w:t>ие</w:t>
+            </w:r>
+            <w:r>
+              <w:rPr>
+                <w:rFonts w:eastAsia="Times New Roman" w:cs="Times New Roman"/>
+                <w:color w:val="000000"/>
+                <w:szCs w:val="24"/>
+                <w:lang w:val="ru-RU" w:eastAsia="ru-RU"/>
+              </w:rPr>
+              <w:t xml:space="preserve"> оптимальной</w:t>
+            </w:r>
+            <w:r>
+              <w:rPr>
+                <w:rFonts w:eastAsia="Times New Roman" w:cs="Times New Roman"/>
+                <w:color w:val="000000"/>
+                <w:szCs w:val="24"/>
+                <w:lang w:val="ru-RU" w:eastAsia="ru-RU"/>
               </w:rPr>
               <w:t xml:space="preserve"> </w:t>
             </w:r>
             <w:r>
               <w:rPr>
                 <w:rFonts w:eastAsia="Times New Roman" w:cs="Times New Roman"/>
-                <w:b/>
-                <w:color w:val="000000"/>
-                <w:szCs w:val="24"/>
-                <w:lang w:eastAsia="ru-RU"/>
-              </w:rPr>
-              <w:t>РЕЗУЛЬТАТ</w:t>
+                <w:color w:val="000000"/>
+                <w:szCs w:val="24"/>
+                <w:lang w:val="ru-RU" w:eastAsia="ru-RU"/>
+              </w:rPr>
+              <w:t xml:space="preserve">последовательности выполнения задач с </w:t>
+            </w:r>
+            <w:proofErr w:type="spellStart"/>
+            <w:r>
+              <w:rPr>
+                <w:rFonts w:eastAsia="Times New Roman" w:cs="Times New Roman"/>
+                <w:color w:val="000000"/>
+                <w:szCs w:val="24"/>
+                <w:lang w:val="ru-RU" w:eastAsia="ru-RU"/>
+              </w:rPr>
+              <w:t>учeтом</w:t>
+            </w:r>
+            <w:proofErr w:type="spellEnd"/>
+            <w:r>
+              <w:rPr>
+                <w:rFonts w:eastAsia="Times New Roman" w:cs="Times New Roman"/>
+                <w:color w:val="000000"/>
+                <w:szCs w:val="24"/>
+                <w:lang w:val="ru-RU" w:eastAsia="ru-RU"/>
+              </w:rPr>
+              <w:t xml:space="preserve"> </w:t>
+            </w:r>
+            <w:r>
+              <w:rPr>
+                <w:rFonts w:eastAsia="Times New Roman" w:cs="Times New Roman"/>
+                <w:color w:val="000000"/>
+                <w:szCs w:val="24"/>
+                <w:lang w:val="ru-RU" w:eastAsia="ru-RU"/>
+              </w:rPr>
+              <w:t>географического положения, временных окон и</w:t>
+            </w:r>
+            <w:r>
+              <w:rPr>
+                <w:rFonts w:eastAsia="Times New Roman" w:cs="Times New Roman"/>
+                <w:color w:val="000000"/>
+                <w:szCs w:val="24"/>
+                <w:lang w:val="ru-RU" w:eastAsia="ru-RU"/>
+              </w:rPr>
+              <w:t xml:space="preserve"> </w:t>
+            </w:r>
+            <w:r>
+              <w:rPr>
+                <w:rFonts w:eastAsia="Times New Roman" w:cs="Times New Roman"/>
+                <w:color w:val="000000"/>
+                <w:szCs w:val="24"/>
+                <w:lang w:val="ru-RU" w:eastAsia="ru-RU"/>
+              </w:rPr>
+              <w:t>длительности выполнения.</w:t>
             </w:r>
           </w:p>
         </w:tc>
       </w:tr>
       <w:tr>
         <w:trPr>
-          <w:trHeight w:val="1807"/>
-        </w:trPr>
-        <w:tc>
-          <w:tcPr>
-            <w:tcW w:w="2578" w:type="dxa"/>
-            <w:vAlign w:val="center"/>
-          </w:tcPr>
-          <w:p>
-            <w:pPr>
-              <w:spacing w:line="240" w:lineRule="auto"/>
-              <w:ind w:left="108"/>
-              <w:rPr>
-                <w:rFonts w:eastAsia="Times New Roman" w:cs="Times New Roman"/>
-                <w:color w:val="000000"/>
-                <w:szCs w:val="24"/>
-                <w:lang w:val="ru-RU" w:eastAsia="ru-RU"/>
-              </w:rPr>
-            </w:pPr>
-            <w:r>
-              <w:rPr>
-                <w:rFonts w:eastAsia="Times New Roman" w:cs="Times New Roman"/>
-                <w:bCs/>
-                <w:color w:val="000000"/>
-                <w:szCs w:val="24"/>
-                <w:lang w:val="ru-RU" w:eastAsia="ru-RU"/>
-              </w:rPr>
-              <w:t>Назначение</w:t>
-            </w:r>
-          </w:p>
-        </w:tc>
-        <w:tc>
-          <w:tcPr>
-            <w:tcW w:w="6872" w:type="dxa"/>
-            <w:vAlign w:val="center"/>
-          </w:tcPr>
-          <w:p>
-            <w:pPr>
-              <w:spacing w:line="240" w:lineRule="auto"/>
-              <w:ind w:left="163"/>
-              <w:contextualSpacing/>
-              <w:rPr>
-                <w:rFonts w:eastAsia="Times New Roman" w:cs="Times New Roman"/>
-                <w:color w:val="000000"/>
-                <w:szCs w:val="24"/>
-                <w:lang w:val="ru-RU" w:eastAsia="ru-RU"/>
-              </w:rPr>
-            </w:pPr>
-            <w:r>
-              <w:rPr>
-                <w:rFonts w:eastAsia="Times New Roman" w:cs="Times New Roman"/>
-                <w:color w:val="000000"/>
-                <w:szCs w:val="24"/>
-                <w:lang w:val="ru-RU" w:eastAsia="ru-RU"/>
-              </w:rPr>
-              <w:t>А</w:t>
-            </w:r>
-            <w:r>
-              <w:rPr>
-                <w:rFonts w:eastAsia="Times New Roman" w:cs="Times New Roman"/>
-                <w:color w:val="000000"/>
-                <w:szCs w:val="24"/>
-                <w:lang w:val="ru-RU" w:eastAsia="ru-RU"/>
-              </w:rPr>
-              <w:t>втоматизированно</w:t>
-            </w:r>
-            <w:r>
-              <w:rPr>
-                <w:rFonts w:eastAsia="Times New Roman" w:cs="Times New Roman"/>
-                <w:color w:val="000000"/>
-                <w:szCs w:val="24"/>
-                <w:lang w:val="ru-RU" w:eastAsia="ru-RU"/>
-              </w:rPr>
-              <w:t xml:space="preserve">е </w:t>
-            </w:r>
-            <w:r>
-              <w:rPr>
-                <w:rFonts w:eastAsia="Times New Roman" w:cs="Times New Roman"/>
-                <w:color w:val="000000"/>
-                <w:szCs w:val="24"/>
-                <w:lang w:val="ru-RU" w:eastAsia="ru-RU"/>
-              </w:rPr>
-              <w:t>формирован</w:t>
-            </w:r>
-            <w:r>
-              <w:rPr>
-                <w:rFonts w:eastAsia="Times New Roman" w:cs="Times New Roman"/>
-                <w:color w:val="000000"/>
-                <w:szCs w:val="24"/>
-                <w:lang w:val="ru-RU" w:eastAsia="ru-RU"/>
-              </w:rPr>
-              <w:t>ие</w:t>
-            </w:r>
-            <w:r>
-              <w:rPr>
-                <w:rFonts w:eastAsia="Times New Roman" w:cs="Times New Roman"/>
-                <w:color w:val="000000"/>
-                <w:szCs w:val="24"/>
-                <w:lang w:val="ru-RU" w:eastAsia="ru-RU"/>
-              </w:rPr>
-              <w:t xml:space="preserve"> оптимальной</w:t>
-            </w:r>
-            <w:r>
-              <w:rPr>
-                <w:rFonts w:eastAsia="Times New Roman" w:cs="Times New Roman"/>
-                <w:color w:val="000000"/>
-                <w:szCs w:val="24"/>
-                <w:lang w:val="ru-RU" w:eastAsia="ru-RU"/>
-              </w:rPr>
-              <w:t xml:space="preserve"> </w:t>
-            </w:r>
-            <w:r>
-              <w:rPr>
-                <w:rFonts w:eastAsia="Times New Roman" w:cs="Times New Roman"/>
-                <w:color w:val="000000"/>
-                <w:szCs w:val="24"/>
-                <w:lang w:val="ru-RU" w:eastAsia="ru-RU"/>
-              </w:rPr>
-              <w:t>последовательности выполнения задач с учeтом</w:t>
-            </w:r>
-            <w:r>
-              <w:rPr>
-                <w:rFonts w:eastAsia="Times New Roman" w:cs="Times New Roman"/>
-                <w:color w:val="000000"/>
-                <w:szCs w:val="24"/>
-                <w:lang w:val="ru-RU" w:eastAsia="ru-RU"/>
-              </w:rPr>
-              <w:t xml:space="preserve"> </w:t>
-            </w:r>
-            <w:r>
-              <w:rPr>
-                <w:rFonts w:eastAsia="Times New Roman" w:cs="Times New Roman"/>
-                <w:color w:val="000000"/>
-                <w:szCs w:val="24"/>
-                <w:lang w:val="ru-RU" w:eastAsia="ru-RU"/>
-              </w:rPr>
-              <w:t>географического положения, временных окон и</w:t>
-            </w:r>
-            <w:r>
-              <w:rPr>
-                <w:rFonts w:eastAsia="Times New Roman" w:cs="Times New Roman"/>
-                <w:color w:val="000000"/>
-                <w:szCs w:val="24"/>
-                <w:lang w:val="ru-RU" w:eastAsia="ru-RU"/>
-              </w:rPr>
-              <w:t xml:space="preserve"> </w:t>
-            </w:r>
-            <w:r>
-              <w:rPr>
-                <w:rFonts w:eastAsia="Times New Roman" w:cs="Times New Roman"/>
-                <w:color w:val="000000"/>
-                <w:szCs w:val="24"/>
-                <w:lang w:val="ru-RU" w:eastAsia="ru-RU"/>
-              </w:rPr>
-              <w:t>длительности выполнения.</w:t>
-            </w:r>
-          </w:p>
-        </w:tc>
-      </w:tr>
-      <w:tr>
-        <w:trPr>
-          <w:trHeight w:val="1807"/>
+          <w:trHeight w:val="1077"/>
         </w:trPr>
         <w:tc>
           <w:tcPr>
@@ -1964,66 +2009,9 @@
           </w:p>
         </w:tc>
       </w:tr>
-    </w:tbl>
-    <w:p>
-      <w:pPr>
-        <w:spacing w:line="259" w:lineRule="auto"/>
-        <w:rPr>
-          <w:lang w:val="en-US"/>
-        </w:rPr>
-      </w:pPr>
-      <w:r>
-        <w:rPr>
-          <w:lang w:val="en-US"/>
-        </w:rPr>
-        <w:br w:type="page"/>
-      </w:r>
-    </w:p>
-    <w:p>
-      <w:pPr>
-        <w:spacing w:before="7" w:after="0" w:line="240" w:lineRule="auto"/>
-        <w:rPr>
-          <w:rFonts w:eastAsia="Times New Roman" w:cs="Times New Roman"/>
-          <w:color w:val="000000"/>
-          <w:szCs w:val="28"/>
-          <w:lang w:val="en-US" w:eastAsia="ru-RU"/>
-        </w:rPr>
-        <w:sectPr>
-          <w:pgSz w:w="11906" w:h="16838"/>
-          <w:pgMar w:top="1134" w:right="850" w:bottom="1134" w:left="1701" w:header="708" w:footer="708" w:gutter="0"/>
-          <w:cols w:space="708"/>
-          <w:titlePg/>
-          <w:docGrid w:linePitch="381"/>
-        </w:sectPr>
-      </w:pPr>
-    </w:p>
-    <w:tbl>
-      <w:tblPr>
-        <w:tblStyle w:val="TableNormal1"/>
-        <w:tblpPr w:leftFromText="180" w:rightFromText="180" w:vertAnchor="text" w:horzAnchor="margin" w:tblpY="246"/>
-        <w:tblW w:w="9450" w:type="dxa"/>
-        <w:tblBorders>
-          <w:top w:val="single" w:sz="4" w:space="0" w:color="000000"/>
-          <w:left w:val="single" w:sz="4" w:space="0" w:color="000000"/>
-          <w:bottom w:val="single" w:sz="4" w:space="0" w:color="000000"/>
-          <w:right w:val="single" w:sz="4" w:space="0" w:color="000000"/>
-          <w:insideH w:val="single" w:sz="4" w:space="0" w:color="000000"/>
-          <w:insideV w:val="single" w:sz="4" w:space="0" w:color="000000"/>
-        </w:tblBorders>
-        <w:tblLayout w:type="fixed"/>
-        <w:tblCellMar>
-          <w:top w:w="57" w:type="dxa"/>
-          <w:bottom w:w="57" w:type="dxa"/>
-        </w:tblCellMar>
-        <w:tblLook w:val="01E0" w:firstRow="1" w:lastRow="1" w:firstColumn="1" w:lastColumn="1" w:noHBand="0" w:noVBand="0"/>
-      </w:tblPr>
-      <w:tblGrid>
-        <w:gridCol w:w="2578"/>
-        <w:gridCol w:w="6872"/>
-      </w:tblGrid>
       <w:tr>
         <w:trPr>
-          <w:trHeight w:val="405"/>
+          <w:trHeight w:val="656"/>
         </w:trPr>
         <w:tc>
           <w:tcPr>
@@ -2036,14 +2024,11 @@
               <w:tabs>
                 <w:tab w:val="left" w:pos="285"/>
               </w:tabs>
-              <w:spacing w:line="240" w:lineRule="auto"/>
+              <w:spacing w:before="10" w:line="240" w:lineRule="auto"/>
               <w:ind w:left="144" w:right="476"/>
               <w:jc w:val="center"/>
               <w:rPr>
-                <w:rFonts w:eastAsia="Times New Roman" w:cs="Times New Roman"/>
-                <w:color w:val="000000"/>
-                <w:szCs w:val="24"/>
-                <w:lang w:eastAsia="ru-RU"/>
+                <w:color w:val="000000" w:themeColor="text1"/>
               </w:rPr>
             </w:pPr>
             <w:r>
@@ -2054,7 +2039,6 @@
                 <w:szCs w:val="24"/>
                 <w:lang w:eastAsia="ru-RU"/>
               </w:rPr>
-              <w:lastRenderedPageBreak/>
               <w:t>ВЫПОЛНЕНИЕ</w:t>
             </w:r>
             <w:r>
@@ -2083,7 +2067,7 @@
       </w:tr>
       <w:tr>
         <w:trPr>
-          <w:trHeight w:val="674"/>
+          <w:trHeight w:val="1086"/>
         </w:trPr>
         <w:tc>
           <w:tcPr>
@@ -2098,7 +2082,7 @@
                 <w:rFonts w:eastAsia="Times New Roman" w:cs="Times New Roman"/>
                 <w:color w:val="000000"/>
                 <w:szCs w:val="24"/>
-                <w:lang w:val="ru-RU" w:eastAsia="ru-RU"/>
+                <w:lang w:eastAsia="ru-RU"/>
               </w:rPr>
             </w:pPr>
             <w:r>
@@ -2154,7 +2138,27 @@
                 <w:szCs w:val="24"/>
                 <w:lang w:val="ru-RU" w:eastAsia="ru-RU"/>
               </w:rPr>
-              <w:t>Исследовать проблему оптимизации выполнения задач с гео-параметрами и временными параметрами</w:t>
+              <w:t xml:space="preserve">Исследовать проблему оптимизации выполнения задач с </w:t>
+            </w:r>
+            <w:proofErr w:type="spellStart"/>
+            <w:r>
+              <w:rPr>
+                <w:rFonts w:eastAsia="Times New Roman" w:cs="Times New Roman"/>
+                <w:color w:val="000000"/>
+                <w:szCs w:val="24"/>
+                <w:lang w:val="ru-RU" w:eastAsia="ru-RU"/>
+              </w:rPr>
+              <w:t>гео</w:t>
+            </w:r>
+            <w:proofErr w:type="spellEnd"/>
+            <w:r>
+              <w:rPr>
+                <w:rFonts w:eastAsia="Times New Roman" w:cs="Times New Roman"/>
+                <w:color w:val="000000"/>
+                <w:szCs w:val="24"/>
+                <w:lang w:val="ru-RU" w:eastAsia="ru-RU"/>
+              </w:rPr>
+              <w:t>-параметрами и временными параметрами</w:t>
             </w:r>
           </w:p>
           <w:p>
@@ -2184,7 +2188,27 @@
                 <w:szCs w:val="24"/>
                 <w:lang w:val="ru-RU" w:eastAsia="ru-RU"/>
               </w:rPr>
-              <w:t>Проанализировать существующие продукты для оптимизации выполнения задач с гео-параметрами и временными параметрами</w:t>
+              <w:t xml:space="preserve">Проанализировать существующие продукты для оптимизации выполнения задач с </w:t>
+            </w:r>
+            <w:proofErr w:type="spellStart"/>
+            <w:r>
+              <w:rPr>
+                <w:rFonts w:eastAsia="Times New Roman" w:cs="Times New Roman"/>
+                <w:color w:val="000000"/>
+                <w:szCs w:val="24"/>
+                <w:lang w:val="ru-RU" w:eastAsia="ru-RU"/>
+              </w:rPr>
+              <w:t>гео</w:t>
+            </w:r>
+            <w:proofErr w:type="spellEnd"/>
+            <w:r>
+              <w:rPr>
+                <w:rFonts w:eastAsia="Times New Roman" w:cs="Times New Roman"/>
+                <w:color w:val="000000"/>
+                <w:szCs w:val="24"/>
+                <w:lang w:val="ru-RU" w:eastAsia="ru-RU"/>
+              </w:rPr>
+              <w:t>-параметрами и временными параметрами</w:t>
             </w:r>
           </w:p>
           <w:p>
@@ -2219,188 +2243,10 @@
           </w:p>
         </w:tc>
       </w:tr>
-      <w:tr>
-        <w:trPr>
-          <w:trHeight w:val="747"/>
-        </w:trPr>
-        <w:tc>
-          <w:tcPr>
-            <w:tcW w:w="2578" w:type="dxa"/>
-            <w:vAlign w:val="center"/>
-          </w:tcPr>
-          <w:p>
-            <w:pPr>
-              <w:spacing w:line="240" w:lineRule="auto"/>
-              <w:ind w:left="108"/>
-              <w:rPr>
-                <w:rFonts w:eastAsia="Times New Roman" w:cs="Times New Roman"/>
-                <w:color w:val="000000"/>
-                <w:szCs w:val="24"/>
-                <w:lang w:val="ru-RU" w:eastAsia="ru-RU"/>
-              </w:rPr>
-            </w:pPr>
-            <w:r>
-              <w:rPr>
-                <w:rFonts w:eastAsia="Times New Roman" w:cs="Times New Roman"/>
-                <w:color w:val="000000"/>
-                <w:szCs w:val="24"/>
-                <w:lang w:val="ru-RU" w:eastAsia="ru-RU"/>
-              </w:rPr>
-              <w:t xml:space="preserve">Состав технической </w:t>
-            </w:r>
-            <w:r>
-              <w:rPr>
-                <w:rFonts w:eastAsia="Times New Roman" w:cs="Times New Roman"/>
-                <w:bCs/>
-                <w:color w:val="000000"/>
-                <w:szCs w:val="24"/>
-                <w:lang w:val="ru-RU" w:eastAsia="ru-RU"/>
-              </w:rPr>
-              <w:t>документации</w:t>
-            </w:r>
-          </w:p>
-        </w:tc>
-        <w:tc>
-          <w:tcPr>
-            <w:tcW w:w="6872" w:type="dxa"/>
-            <w:vAlign w:val="center"/>
-          </w:tcPr>
-          <w:p>
-            <w:pPr>
-              <w:pStyle w:val="af2"/>
-              <w:numPr>
-                <w:ilvl w:val="0"/>
-                <w:numId w:val="11"/>
-              </w:numPr>
-              <w:tabs>
-                <w:tab w:val="clear" w:pos="340"/>
-                <w:tab w:val="num" w:pos="397"/>
-              </w:tabs>
-              <w:spacing w:line="240" w:lineRule="auto"/>
-              <w:rPr>
-                <w:rFonts w:eastAsia="Times New Roman" w:cs="Times New Roman"/>
-                <w:color w:val="000000"/>
-                <w:szCs w:val="24"/>
-                <w:lang w:val="ru-RU" w:eastAsia="ru-RU"/>
-              </w:rPr>
-            </w:pPr>
-            <w:r>
-              <w:rPr>
-                <w:rFonts w:eastAsia="Times New Roman" w:cs="Times New Roman"/>
-                <w:color w:val="000000"/>
-                <w:szCs w:val="24"/>
-                <w:lang w:val="ru-RU" w:eastAsia="ru-RU"/>
-              </w:rPr>
-              <w:t>Список документации</w:t>
-            </w:r>
-          </w:p>
-        </w:tc>
-      </w:tr>
-      <w:tr>
-        <w:trPr>
-          <w:trHeight w:val="1047"/>
-        </w:trPr>
-        <w:tc>
-          <w:tcPr>
-            <w:tcW w:w="2578" w:type="dxa"/>
-            <w:vAlign w:val="center"/>
-          </w:tcPr>
-          <w:p>
-            <w:pPr>
-              <w:spacing w:line="240" w:lineRule="auto"/>
-              <w:ind w:left="108"/>
-              <w:rPr>
-                <w:rFonts w:eastAsia="Times New Roman" w:cs="Times New Roman"/>
-                <w:color w:val="000000"/>
-                <w:szCs w:val="24"/>
-                <w:lang w:val="ru-RU" w:eastAsia="ru-RU"/>
-              </w:rPr>
-            </w:pPr>
-            <w:r>
-              <w:rPr>
-                <w:rFonts w:eastAsia="Times New Roman" w:cs="Times New Roman"/>
-                <w:color w:val="000000"/>
-                <w:szCs w:val="24"/>
-                <w:lang w:val="ru-RU" w:eastAsia="ru-RU"/>
-              </w:rPr>
-              <w:t xml:space="preserve">Состав графической </w:t>
-            </w:r>
-            <w:r>
-              <w:rPr>
-                <w:rFonts w:eastAsia="Times New Roman" w:cs="Times New Roman"/>
-                <w:bCs/>
-                <w:color w:val="000000"/>
-                <w:szCs w:val="24"/>
-                <w:lang w:val="ru-RU" w:eastAsia="ru-RU"/>
-              </w:rPr>
-              <w:t>части</w:t>
-            </w:r>
-          </w:p>
-        </w:tc>
-        <w:tc>
-          <w:tcPr>
-            <w:tcW w:w="6872" w:type="dxa"/>
-            <w:vAlign w:val="center"/>
-          </w:tcPr>
-          <w:p>
-            <w:pPr>
-              <w:pStyle w:val="af2"/>
-              <w:spacing w:line="240" w:lineRule="auto"/>
-              <w:ind w:left="116"/>
-              <w:rPr>
-                <w:rFonts w:eastAsia="Times New Roman" w:cs="Times New Roman"/>
-                <w:color w:val="000000" w:themeColor="text1"/>
-                <w:szCs w:val="24"/>
-                <w:lang w:val="ru-RU" w:eastAsia="ru-RU"/>
-              </w:rPr>
-            </w:pPr>
-            <w:r>
-              <w:rPr>
-                <w:rFonts w:eastAsia="Times New Roman" w:cs="Times New Roman"/>
-                <w:color w:val="000000" w:themeColor="text1"/>
-                <w:szCs w:val="24"/>
-                <w:lang w:val="ru-RU" w:eastAsia="ru-RU"/>
-              </w:rPr>
-              <w:t xml:space="preserve">1. </w:t>
-            </w:r>
-            <w:r>
-              <w:rPr>
-                <w:rFonts w:eastAsia="Times New Roman" w:cs="Times New Roman"/>
-                <w:color w:val="000000" w:themeColor="text1"/>
-                <w:szCs w:val="24"/>
-                <w:lang w:val="ru-RU" w:eastAsia="ru-RU"/>
-              </w:rPr>
-              <w:t>Список графической части</w:t>
-            </w:r>
-          </w:p>
-        </w:tc>
-      </w:tr>
     </w:tbl>
     <w:p>
       <w:pPr>
-        <w:spacing w:before="7" w:after="0" w:line="240" w:lineRule="auto"/>
-        <w:rPr>
-          <w:rFonts w:eastAsia="Times New Roman" w:cs="Times New Roman"/>
-          <w:color w:val="000000"/>
-          <w:szCs w:val="28"/>
-          <w:lang w:eastAsia="ru-RU"/>
-        </w:rPr>
-      </w:pPr>
-    </w:p>
-    <w:p>
-      <w:pPr>
-        <w:widowControl w:val="0"/>
-        <w:suppressAutoHyphens/>
-        <w:autoSpaceDE w:val="0"/>
-        <w:spacing w:after="0" w:line="240" w:lineRule="auto"/>
-        <w:jc w:val="center"/>
-        <w:rPr>
-          <w:rFonts w:eastAsia="Times New Roman" w:cs="Times New Roman"/>
-          <w:b/>
-          <w:bCs/>
-          <w:szCs w:val="28"/>
-          <w:lang w:eastAsia="ar-SA"/>
-        </w:rPr>
+        <w:spacing w:line="259" w:lineRule="auto"/>
         <w:sectPr>
           <w:pgSz w:w="11906" w:h="16838"/>
           <w:pgMar w:top="1134" w:right="850" w:bottom="1134" w:left="1701" w:header="708" w:footer="708" w:gutter="0"/>
@@ -6537,20 +6383,22 @@
     </w:tbl>
     <w:p>
       <w:pPr>
-        <w:spacing w:line="259" w:lineRule="auto"/>
+        <w:spacing w:after="0" w:line="240" w:lineRule="auto"/>
         <w:rPr>
           <w:sz w:val="24"/>
           <w:szCs w:val="24"/>
         </w:rPr>
       </w:pPr>
       <w:bookmarkStart w:id="3" w:name="_Hlk167617833"/>
-      <w:r>
+    </w:p>
+    <w:p>
+      <w:pPr>
+        <w:spacing w:after="0" w:line="240" w:lineRule="auto"/>
         <w:rPr>
           <w:sz w:val="24"/>
           <w:szCs w:val="24"/>
         </w:rPr>
-        <w:br w:type="page"/>
-      </w:r>
+      </w:pPr>
     </w:p>
     <w:p>
       <w:pPr>
@@ -6560,14 +6408,15 @@
           <w:szCs w:val="24"/>
         </w:rPr>
       </w:pPr>
-      <w:r>
+    </w:p>
+    <w:p>
+      <w:pPr>
+        <w:spacing w:after="0" w:line="240" w:lineRule="auto"/>
         <w:rPr>
           <w:sz w:val="24"/>
           <w:szCs w:val="24"/>
         </w:rPr>
-        <w:lastRenderedPageBreak/>
-        <w:t xml:space="preserve">РУКОВОДИТЕЛЬ ОП: </w:t>
-      </w:r>
+      </w:pPr>
     </w:p>
     <w:p>
       <w:pPr>
@@ -6577,6 +6426,95 @@
           <w:szCs w:val="24"/>
         </w:rPr>
       </w:pPr>
+    </w:p>
+    <w:p>
+      <w:pPr>
+        <w:spacing w:after="0" w:line="240" w:lineRule="auto"/>
+        <w:rPr>
+          <w:sz w:val="24"/>
+          <w:szCs w:val="24"/>
+        </w:rPr>
+      </w:pPr>
+    </w:p>
+    <w:p>
+      <w:pPr>
+        <w:spacing w:after="0" w:line="240" w:lineRule="auto"/>
+        <w:rPr>
+          <w:sz w:val="24"/>
+          <w:szCs w:val="24"/>
+        </w:rPr>
+      </w:pPr>
+    </w:p>
+    <w:p>
+      <w:pPr>
+        <w:spacing w:after="0" w:line="240" w:lineRule="auto"/>
+        <w:rPr>
+          <w:sz w:val="24"/>
+          <w:szCs w:val="24"/>
+        </w:rPr>
+      </w:pPr>
+    </w:p>
+    <w:p>
+      <w:pPr>
+        <w:spacing w:after="0" w:line="240" w:lineRule="auto"/>
+        <w:rPr>
+          <w:sz w:val="24"/>
+          <w:szCs w:val="24"/>
+        </w:rPr>
+      </w:pPr>
+    </w:p>
+    <w:p>
+      <w:pPr>
+        <w:spacing w:after="0" w:line="240" w:lineRule="auto"/>
+        <w:rPr>
+          <w:sz w:val="24"/>
+          <w:szCs w:val="24"/>
+        </w:rPr>
+      </w:pPr>
+    </w:p>
+    <w:p>
+      <w:pPr>
+        <w:spacing w:after="0" w:line="240" w:lineRule="auto"/>
+        <w:rPr>
+          <w:sz w:val="24"/>
+          <w:szCs w:val="24"/>
+        </w:rPr>
+      </w:pPr>
+    </w:p>
+    <w:p>
+      <w:pPr>
+        <w:spacing w:after="0" w:line="240" w:lineRule="auto"/>
+        <w:rPr>
+          <w:sz w:val="24"/>
+          <w:szCs w:val="24"/>
+        </w:rPr>
+      </w:pPr>
+    </w:p>
+    <w:p>
+      <w:pPr>
+        <w:spacing w:after="0" w:line="240" w:lineRule="auto"/>
+        <w:rPr>
+          <w:sz w:val="24"/>
+          <w:szCs w:val="24"/>
+        </w:rPr>
+      </w:pPr>
+      <w:r>
+        <w:rPr>
+          <w:sz w:val="24"/>
+          <w:szCs w:val="24"/>
+        </w:rPr>
+        <w:t xml:space="preserve">РУКОВОДИТЕЛЬ ОП: </w:t>
+      </w:r>
+    </w:p>
+    <w:p>
+      <w:pPr>
+        <w:spacing w:after="0" w:line="240" w:lineRule="auto"/>
+        <w:rPr>
+          <w:sz w:val="24"/>
+          <w:szCs w:val="24"/>
+        </w:rPr>
+      </w:pPr>
+      <w:proofErr w:type="gramStart"/>
       <w:r>
         <w:rPr>
           <w:szCs w:val="28"/>
@@ -6589,7 +6527,15 @@
           <w:szCs w:val="28"/>
           <w:u w:val="single"/>
         </w:rPr>
-        <w:t xml:space="preserve">      </w:t>
+        <w:t xml:space="preserve">  </w:t>
+      </w:r>
+      <w:proofErr w:type="gramEnd"/>
+      <w:r>
+        <w:rPr>
+          <w:szCs w:val="28"/>
+          <w:u w:val="single"/>
+        </w:rPr>
+        <w:t xml:space="preserve">    </w:t>
       </w:r>
       <w:bookmarkEnd w:id="4"/>
       <w:r>
@@ -6761,6 +6707,7 @@
           <w:szCs w:val="24"/>
         </w:rPr>
       </w:pPr>
+      <w:proofErr w:type="gramStart"/>
       <w:r>
         <w:rPr>
           <w:szCs w:val="28"/>
@@ -6772,91 +6719,109 @@
           <w:szCs w:val="28"/>
           <w:u w:val="single"/>
         </w:rPr>
+        <w:t xml:space="preserve">  </w:t>
+      </w:r>
+      <w:proofErr w:type="gramEnd"/>
+      <w:r>
+        <w:rPr>
+          <w:szCs w:val="28"/>
+          <w:u w:val="single"/>
+        </w:rPr>
+        <w:t xml:space="preserve">    </w:t>
+      </w:r>
+      <w:r>
+        <w:rPr>
+          <w:szCs w:val="28"/>
+        </w:rPr>
+        <w:t>»</w:t>
+      </w:r>
+      <w:r>
+        <w:rPr>
+          <w:szCs w:val="28"/>
+          <w:u w:val="single"/>
+        </w:rPr>
+        <w:t xml:space="preserve">           </w:t>
+      </w:r>
+      <w:r>
+        <w:rPr>
+          <w:szCs w:val="28"/>
+        </w:rPr>
+        <w:t>202</w:t>
+      </w:r>
+      <w:r>
+        <w:rPr>
+          <w:szCs w:val="28"/>
+        </w:rPr>
+        <w:t>6</w:t>
+      </w:r>
+      <w:r>
+        <w:rPr>
+          <w:szCs w:val="28"/>
+        </w:rPr>
+        <w:t xml:space="preserve">, </w:t>
+      </w:r>
+      <w:r>
+        <w:rPr>
+          <w:szCs w:val="28"/>
+          <w:u w:val="single"/>
+        </w:rPr>
+        <w:t xml:space="preserve">       </w:t>
+      </w:r>
+      <w:r>
+        <w:rPr>
+          <w:szCs w:val="28"/>
+          <w:u w:val="single"/>
+        </w:rPr>
+        <w:t xml:space="preserve">              </w:t>
+      </w:r>
+      <w:r>
+        <w:rPr>
+          <w:szCs w:val="28"/>
+          <w:u w:val="single"/>
+        </w:rPr>
         <w:t xml:space="preserve">      </w:t>
       </w:r>
       <w:r>
         <w:rPr>
           <w:szCs w:val="28"/>
         </w:rPr>
-        <w:t>»</w:t>
-      </w:r>
-      <w:r>
-        <w:rPr>
+        <w:t>/</w:t>
+      </w:r>
+      <w:r>
+        <w:rPr>
+          <w:szCs w:val="28"/>
+        </w:rPr>
+        <w:t xml:space="preserve"> </w:t>
+      </w:r>
+      <w:r>
+        <w:rPr>
+          <w:rFonts w:eastAsia="Times New Roman" w:cs="Times New Roman"/>
+          <w:color w:val="000000"/>
           <w:szCs w:val="28"/>
           <w:u w:val="single"/>
-        </w:rPr>
-        <w:t xml:space="preserve">           </w:t>
-      </w:r>
-      <w:r>
-        <w:rPr>
-          <w:szCs w:val="28"/>
-        </w:rPr>
-        <w:t>202</w:t>
-      </w:r>
-      <w:r>
-        <w:rPr>
-          <w:szCs w:val="28"/>
-        </w:rPr>
-        <w:t>6</w:t>
-      </w:r>
-      <w:r>
-        <w:rPr>
-          <w:szCs w:val="28"/>
-        </w:rPr>
-        <w:t xml:space="preserve">, </w:t>
-      </w:r>
-      <w:r>
-        <w:rPr>
+          <w:lang w:eastAsia="ru-RU"/>
+        </w:rPr>
+        <w:t>Васильев Денис Борисович</w:t>
+      </w:r>
+      <w:r>
+        <w:rPr>
+          <w:rFonts w:eastAsia="Times New Roman" w:cs="Times New Roman"/>
+          <w:color w:val="000000"/>
           <w:szCs w:val="28"/>
           <w:u w:val="single"/>
-        </w:rPr>
-        <w:t xml:space="preserve">       </w:t>
-      </w:r>
-      <w:r>
-        <w:rPr>
+          <w:lang w:eastAsia="ru-RU"/>
+        </w:rPr>
+        <w:t xml:space="preserve"> </w:t>
+      </w:r>
+      <w:r>
+        <w:rPr>
+          <w:rFonts w:eastAsia="Times New Roman" w:cs="Times New Roman"/>
+          <w:color w:val="000000"/>
           <w:szCs w:val="28"/>
           <w:u w:val="single"/>
-        </w:rPr>
-        <w:t xml:space="preserve">              </w:t>
-      </w:r>
-      <w:r>
-        <w:rPr>
-          <w:szCs w:val="28"/>
-          <w:u w:val="single"/>
-        </w:rPr>
-        <w:t xml:space="preserve">      </w:t>
-      </w:r>
-      <w:r>
-        <w:rPr>
-          <w:szCs w:val="28"/>
-        </w:rPr>
-        <w:t>/</w:t>
-      </w:r>
-      <w:r>
-        <w:rPr>
-          <w:szCs w:val="28"/>
-        </w:rPr>
-        <w:t xml:space="preserve"> </w:t>
-      </w:r>
-      <w:r>
-        <w:rPr>
-          <w:rFonts w:eastAsia="Times New Roman" w:cs="Times New Roman"/>
-          <w:color w:val="000000"/>
-          <w:szCs w:val="28"/>
-          <w:u w:val="single"/>
-          <w:lang w:eastAsia="ru-RU"/>
-        </w:rPr>
-        <w:t>Васильев Денис Борисович</w:t>
-      </w:r>
-      <w:r>
-        <w:rPr>
-          <w:rFonts w:eastAsia="Times New Roman" w:cs="Times New Roman"/>
-          <w:color w:val="000000"/>
-          <w:szCs w:val="28"/>
-          <w:u w:val="single"/>
-          <w:lang w:eastAsia="ru-RU"/>
-        </w:rPr>
-        <w:t xml:space="preserve"> </w:t>
+          <w:lang w:eastAsia="ru-RU"/>
+        </w:rPr>
+        <w:t>ст. преп.</w:t>
       </w:r>
       <w:r>
         <w:rPr>
@@ -6982,6 +6947,7 @@
           <w:szCs w:val="24"/>
         </w:rPr>
       </w:pPr>
+      <w:proofErr w:type="gramStart"/>
       <w:r>
         <w:t>«</w:t>
       </w:r>
@@ -6990,7 +6956,15 @@
           <w:szCs w:val="28"/>
           <w:u w:val="single"/>
         </w:rPr>
-        <w:t xml:space="preserve">      </w:t>
+        <w:t xml:space="preserve">  </w:t>
+      </w:r>
+      <w:proofErr w:type="gramEnd"/>
+      <w:r>
+        <w:rPr>
+          <w:szCs w:val="28"/>
+          <w:u w:val="single"/>
+        </w:rPr>
+        <w:t xml:space="preserve">    </w:t>
       </w:r>
       <w:r>
         <w:t>»</w:t>
@@ -7024,6 +6998,7 @@
       <w:r>
         <w:t xml:space="preserve"> </w:t>
       </w:r>
+      <w:proofErr w:type="spellStart"/>
       <w:r>
         <w:rPr>
           <w:rFonts w:eastAsia="Times New Roman" w:cs="Times New Roman"/>
@@ -7034,6 +7009,7 @@
         </w:rPr>
         <w:t>Тютичкин</w:t>
       </w:r>
+      <w:proofErr w:type="spellEnd"/>
       <w:r>
         <w:rPr>
           <w:rFonts w:eastAsia="Times New Roman" w:cs="Times New Roman"/>
@@ -7224,14 +7200,7 @@
         </w:rPr>
         <w:t>ФИО, группа</w:t>
       </w:r>
-    </w:p>
-    <w:bookmarkEnd w:id="3"/>
-    <w:p/>
-    <w:p/>
-    <w:p>
-      <w:pPr>
-        <w:spacing w:line="259" w:lineRule="auto"/>
-      </w:pPr>
+      <w:bookmarkEnd w:id="3"/>
     </w:p>
     <w:sectPr>
       <w:pgSz w:w="11906" w:h="16838"/>

--- a/Диплом Latex/extra/Title.docx
+++ b/Диплом Latex/extra/Title.docx
@@ -167,7 +167,25 @@
           <w:szCs w:val="28"/>
           <w:lang w:eastAsia="ru-RU"/>
         </w:rPr>
-        <w:t>ДОПУЩЕН К ЗАЩИТЕ</w:t>
+        <w:t>ДОПУЩЕН</w:t>
+      </w:r>
+      <w:r>
+        <w:rPr>
+          <w:rFonts w:eastAsia="Times New Roman" w:cs="Times New Roman"/>
+          <w:color w:val="000000"/>
+          <w:szCs w:val="28"/>
+          <w:lang w:eastAsia="ru-RU"/>
+        </w:rPr>
+        <w:t>А</w:t>
+      </w:r>
+      <w:r>
+        <w:rPr>
+          <w:rFonts w:eastAsia="Times New Roman" w:cs="Times New Roman"/>
+          <w:color w:val="000000"/>
+          <w:szCs w:val="28"/>
+          <w:lang w:eastAsia="ru-RU"/>
+        </w:rPr>
+        <w:t xml:space="preserve"> К ЗАЩИТЕ</w:t>
       </w:r>
     </w:p>
     <w:p>
@@ -775,7 +793,6 @@
             </w:rPr>
             <w:t xml:space="preserve">Руководитель </w:t>
           </w:r>
-          <w:proofErr w:type="gramStart"/>
           <w:r>
             <w:rPr>
               <w:rFonts w:eastAsia="Times New Roman" w:cs="Times New Roman"/>
@@ -803,18 +820,7 @@
               <w:u w:val="single"/>
               <w:lang w:eastAsia="ru-RU"/>
             </w:rPr>
-            <w:t xml:space="preserve"> </w:t>
-          </w:r>
-          <w:proofErr w:type="gramEnd"/>
-          <w:r>
-            <w:rPr>
-              <w:rFonts w:eastAsia="Times New Roman" w:cs="Times New Roman"/>
-              <w:color w:val="000000"/>
-              <w:szCs w:val="28"/>
-              <w:u w:val="single"/>
-              <w:lang w:eastAsia="ru-RU"/>
-            </w:rPr>
-            <w:t xml:space="preserve">                   </w:t>
+            <w:t xml:space="preserve">                    </w:t>
           </w:r>
           <w:r>
             <w:rPr>
@@ -843,26 +849,6 @@
               <w:lang w:eastAsia="ru-RU"/>
             </w:rPr>
             <w:t>Васильев Денис Борисович</w:t>
-          </w:r>
-          <w:r>
-            <w:rPr>
-              <w:rFonts w:eastAsia="Times New Roman" w:cs="Times New Roman"/>
-              <w:color w:val="000000"/>
-              <w:szCs w:val="28"/>
-              <w:u w:val="single"/>
-              <w:lang w:eastAsia="ru-RU"/>
-            </w:rPr>
-            <w:t xml:space="preserve">, </w:t>
-          </w:r>
-          <w:r>
-            <w:rPr>
-              <w:rFonts w:eastAsia="Times New Roman" w:cs="Times New Roman"/>
-              <w:color w:val="000000"/>
-              <w:szCs w:val="28"/>
-              <w:u w:val="single"/>
-              <w:lang w:eastAsia="ru-RU"/>
-            </w:rPr>
-            <w:t>ст. преп.</w:t>
           </w:r>
           <w:r>
             <w:rPr>

--- a/Диплом Latex/extra/Title.docx
+++ b/Диплом Latex/extra/Title.docx
@@ -793,6 +793,7 @@
             </w:rPr>
             <w:t xml:space="preserve">Руководитель </w:t>
           </w:r>
+          <w:proofErr w:type="gramStart"/>
           <w:r>
             <w:rPr>
               <w:rFonts w:eastAsia="Times New Roman" w:cs="Times New Roman"/>
@@ -820,7 +821,18 @@
               <w:u w:val="single"/>
               <w:lang w:eastAsia="ru-RU"/>
             </w:rPr>
-            <w:t xml:space="preserve">                    </w:t>
+            <w:t xml:space="preserve"> </w:t>
+          </w:r>
+          <w:proofErr w:type="gramEnd"/>
+          <w:r>
+            <w:rPr>
+              <w:rFonts w:eastAsia="Times New Roman" w:cs="Times New Roman"/>
+              <w:color w:val="000000"/>
+              <w:szCs w:val="28"/>
+              <w:u w:val="single"/>
+              <w:lang w:eastAsia="ru-RU"/>
+            </w:rPr>
+            <w:t xml:space="preserve">                   </w:t>
           </w:r>
           <w:r>
             <w:rPr>
@@ -6693,7 +6705,6 @@
           <w:szCs w:val="24"/>
         </w:rPr>
       </w:pPr>
-      <w:proofErr w:type="gramStart"/>
       <w:r>
         <w:rPr>
           <w:szCs w:val="28"/>
@@ -6705,109 +6716,81 @@
           <w:szCs w:val="28"/>
           <w:u w:val="single"/>
         </w:rPr>
-        <w:t xml:space="preserve">  </w:t>
-      </w:r>
-      <w:proofErr w:type="gramEnd"/>
+        <w:t xml:space="preserve">      </w:t>
+      </w:r>
+      <w:r>
+        <w:rPr>
+          <w:szCs w:val="28"/>
+        </w:rPr>
+        <w:t>»</w:t>
+      </w:r>
       <w:r>
         <w:rPr>
           <w:szCs w:val="28"/>
           <w:u w:val="single"/>
         </w:rPr>
-        <w:t xml:space="preserve">    </w:t>
-      </w:r>
-      <w:r>
-        <w:rPr>
-          <w:szCs w:val="28"/>
-        </w:rPr>
-        <w:t>»</w:t>
+        <w:t xml:space="preserve">           </w:t>
+      </w:r>
+      <w:r>
+        <w:rPr>
+          <w:szCs w:val="28"/>
+        </w:rPr>
+        <w:t>202</w:t>
+      </w:r>
+      <w:r>
+        <w:rPr>
+          <w:szCs w:val="28"/>
+        </w:rPr>
+        <w:t>6</w:t>
+      </w:r>
+      <w:r>
+        <w:rPr>
+          <w:szCs w:val="28"/>
+        </w:rPr>
+        <w:t xml:space="preserve">, </w:t>
       </w:r>
       <w:r>
         <w:rPr>
           <w:szCs w:val="28"/>
           <w:u w:val="single"/>
         </w:rPr>
-        <w:t xml:space="preserve">           </w:t>
-      </w:r>
-      <w:r>
-        <w:rPr>
-          <w:szCs w:val="28"/>
-        </w:rPr>
-        <w:t>202</w:t>
-      </w:r>
-      <w:r>
-        <w:rPr>
-          <w:szCs w:val="28"/>
-        </w:rPr>
-        <w:t>6</w:t>
-      </w:r>
-      <w:r>
-        <w:rPr>
-          <w:szCs w:val="28"/>
-        </w:rPr>
-        <w:t xml:space="preserve">, </w:t>
+        <w:t xml:space="preserve">       </w:t>
       </w:r>
       <w:r>
         <w:rPr>
           <w:szCs w:val="28"/>
           <w:u w:val="single"/>
         </w:rPr>
-        <w:t xml:space="preserve">       </w:t>
+        <w:t xml:space="preserve">              </w:t>
       </w:r>
       <w:r>
         <w:rPr>
           <w:szCs w:val="28"/>
           <w:u w:val="single"/>
         </w:rPr>
-        <w:t xml:space="preserve">              </w:t>
-      </w:r>
-      <w:r>
-        <w:rPr>
+        <w:t xml:space="preserve">      </w:t>
+      </w:r>
+      <w:r>
+        <w:rPr>
+          <w:szCs w:val="28"/>
+        </w:rPr>
+        <w:t>/</w:t>
+      </w:r>
+      <w:r>
+        <w:rPr>
+          <w:szCs w:val="28"/>
+        </w:rPr>
+        <w:t xml:space="preserve"> </w:t>
+      </w:r>
+      <w:r>
+        <w:rPr>
+          <w:rFonts w:eastAsia="Times New Roman" w:cs="Times New Roman"/>
+          <w:color w:val="000000"/>
           <w:szCs w:val="28"/>
           <w:u w:val="single"/>
-        </w:rPr>
-        <w:t xml:space="preserve">      </w:t>
-      </w:r>
-      <w:r>
-        <w:rPr>
-          <w:szCs w:val="28"/>
-        </w:rPr>
-        <w:t>/</w:t>
-      </w:r>
-      <w:r>
-        <w:rPr>
-          <w:szCs w:val="28"/>
-        </w:rPr>
-        <w:t xml:space="preserve"> </w:t>
-      </w:r>
-      <w:r>
-        <w:rPr>
-          <w:rFonts w:eastAsia="Times New Roman" w:cs="Times New Roman"/>
-          <w:color w:val="000000"/>
-          <w:szCs w:val="28"/>
-          <w:u w:val="single"/>
           <w:lang w:eastAsia="ru-RU"/>
         </w:rPr>
         <w:t>Васильев Денис Борисович</w:t>
-      </w:r>
-      <w:r>
-        <w:rPr>
-          <w:rFonts w:eastAsia="Times New Roman" w:cs="Times New Roman"/>
-          <w:color w:val="000000"/>
-          <w:szCs w:val="28"/>
-          <w:u w:val="single"/>
-          <w:lang w:eastAsia="ru-RU"/>
-        </w:rPr>
-        <w:t xml:space="preserve"> </w:t>
-      </w:r>
-      <w:r>
-        <w:rPr>
-          <w:rFonts w:eastAsia="Times New Roman" w:cs="Times New Roman"/>
-          <w:color w:val="000000"/>
-          <w:szCs w:val="28"/>
-          <w:u w:val="single"/>
-          <w:lang w:eastAsia="ru-RU"/>
-        </w:rPr>
-        <w:t>ст. преп.</w:t>
       </w:r>
       <w:r>
         <w:rPr>

--- a/Диплом Latex/extra/Title.docx
+++ b/Диплом Latex/extra/Title.docx
@@ -4,13 +4,15 @@
   <w:body>
     <w:p>
       <w:pPr>
-        <w:spacing w:after="0" w:line="240" w:lineRule="auto"/>
+        <w:spacing w:line="312" w:lineRule="auto"/>
         <w:jc w:val="center"/>
         <w:rPr>
           <w:rFonts w:eastAsia="Times New Roman" w:cs="Times New Roman"/>
           <w:bCs/>
-          <w:color w:val="000000"/>
-          <w:szCs w:val="28"/>
+          <w:caps/>
+          <w:color w:val="000000"/>
+          <w:sz w:val="18"/>
+          <w:szCs w:val="18"/>
           <w:lang w:eastAsia="ru-RU"/>
         </w:rPr>
       </w:pPr>
@@ -19,43 +21,27 @@
         <w:rPr>
           <w:rFonts w:eastAsia="Times New Roman" w:cs="Times New Roman"/>
           <w:bCs/>
-          <w:color w:val="000000"/>
-          <w:szCs w:val="28"/>
-          <w:lang w:eastAsia="ru-RU"/>
-        </w:rPr>
-        <w:t xml:space="preserve">Министерство науки и высшего образования </w:t>
-      </w:r>
-      <w:r>
-        <w:rPr>
-          <w:rFonts w:eastAsia="Times New Roman" w:cs="Times New Roman"/>
-          <w:bCs/>
-          <w:color w:val="000000"/>
-          <w:szCs w:val="28"/>
-          <w:lang w:eastAsia="ru-RU"/>
-        </w:rPr>
-        <w:t>Российской Федерации</w:t>
-      </w:r>
-      <w:r>
-        <w:rPr>
-          <w:rFonts w:eastAsia="Times New Roman" w:cs="Times New Roman"/>
-          <w:bCs/>
-          <w:color w:val="000000"/>
-          <w:szCs w:val="28"/>
-          <w:lang w:eastAsia="ru-RU"/>
-        </w:rPr>
-        <w:t xml:space="preserve"> </w:t>
+          <w:caps/>
+          <w:color w:val="000000"/>
+          <w:sz w:val="18"/>
+          <w:szCs w:val="18"/>
+          <w:lang w:eastAsia="ru-RU"/>
+        </w:rPr>
+        <w:t xml:space="preserve">Министерство науки и высшего образования Российской Федерации </w:t>
       </w:r>
     </w:p>
     <w:p>
       <w:pPr>
-        <w:spacing w:after="0" w:line="240" w:lineRule="auto"/>
+        <w:spacing w:line="312" w:lineRule="auto"/>
         <w:contextualSpacing/>
         <w:jc w:val="center"/>
         <w:rPr>
           <w:rFonts w:eastAsia="Times New Roman" w:cs="Times New Roman"/>
           <w:bCs/>
-          <w:color w:val="000000"/>
-          <w:szCs w:val="28"/>
+          <w:caps/>
+          <w:color w:val="000000"/>
+          <w:sz w:val="16"/>
+          <w:szCs w:val="16"/>
           <w:lang w:eastAsia="ru-RU"/>
         </w:rPr>
       </w:pPr>
@@ -63,72 +49,58 @@
         <w:rPr>
           <w:rFonts w:eastAsia="Times New Roman" w:cs="Times New Roman"/>
           <w:bCs/>
-          <w:color w:val="000000"/>
-          <w:szCs w:val="28"/>
-          <w:lang w:eastAsia="ru-RU"/>
-        </w:rPr>
-        <w:t xml:space="preserve">Федеральное государственное автономное </w:t>
+          <w:caps/>
+          <w:color w:val="000000"/>
+          <w:sz w:val="16"/>
+          <w:szCs w:val="16"/>
+          <w:lang w:eastAsia="ru-RU"/>
+        </w:rPr>
+        <w:t xml:space="preserve">Федеральное государственное автономное образовательное учреждение высшего образования </w:t>
       </w:r>
     </w:p>
     <w:p>
       <w:pPr>
-        <w:spacing w:after="0" w:line="240" w:lineRule="auto"/>
-        <w:contextualSpacing/>
+        <w:spacing w:line="312" w:lineRule="auto"/>
         <w:jc w:val="center"/>
         <w:rPr>
           <w:rFonts w:eastAsia="Times New Roman" w:cs="Times New Roman"/>
+          <w:b/>
           <w:bCs/>
           <w:color w:val="000000"/>
-          <w:szCs w:val="28"/>
-          <w:lang w:eastAsia="ru-RU"/>
-        </w:rPr>
-      </w:pPr>
-      <w:r>
-        <w:rPr>
-          <w:rFonts w:eastAsia="Times New Roman" w:cs="Times New Roman"/>
+          <w:sz w:val="22"/>
+          <w:lang w:eastAsia="ru-RU"/>
+        </w:rPr>
+      </w:pPr>
+      <w:r>
+        <w:rPr>
+          <w:rFonts w:eastAsia="Times New Roman" w:cs="Times New Roman"/>
+          <w:b/>
           <w:bCs/>
           <w:color w:val="000000"/>
-          <w:szCs w:val="28"/>
-          <w:lang w:eastAsia="ru-RU"/>
-        </w:rPr>
-        <w:t xml:space="preserve">Образовательное учреждение высшего образования </w:t>
+          <w:sz w:val="22"/>
+          <w:lang w:eastAsia="ru-RU"/>
+        </w:rPr>
+        <w:t>«МОСКОВСКИЙ ПОЛИТЕХНИЧЕСКИЙ УНИВЕРСИТЕТ»</w:t>
       </w:r>
     </w:p>
     <w:p>
       <w:pPr>
-        <w:spacing w:after="0" w:line="240" w:lineRule="auto"/>
+        <w:spacing w:line="312" w:lineRule="auto"/>
         <w:jc w:val="center"/>
         <w:rPr>
           <w:rFonts w:eastAsia="Times New Roman" w:cs="Times New Roman"/>
-          <w:color w:val="000000"/>
-          <w:szCs w:val="28"/>
-          <w:lang w:eastAsia="ru-RU"/>
-        </w:rPr>
-      </w:pPr>
-      <w:r>
-        <w:rPr>
-          <w:rFonts w:eastAsia="Times New Roman" w:cs="Times New Roman"/>
-          <w:color w:val="000000"/>
-          <w:szCs w:val="28"/>
-          <w:lang w:eastAsia="ru-RU"/>
-        </w:rPr>
-        <w:t>МОСКОВСКИЙ ПОЛИТЕХНИЧЕСКИЙ УНИВЕРСИТЕТ</w:t>
-      </w:r>
-    </w:p>
-    <w:p>
-      <w:pPr>
-        <w:spacing w:after="0" w:line="240" w:lineRule="auto"/>
-        <w:jc w:val="center"/>
-        <w:rPr>
-          <w:rFonts w:eastAsia="Times New Roman" w:cs="Times New Roman"/>
-          <w:color w:val="000000"/>
-          <w:szCs w:val="28"/>
-          <w:lang w:eastAsia="ru-RU"/>
-        </w:rPr>
-      </w:pPr>
-      <w:r>
-        <w:rPr>
-          <w:rFonts w:eastAsia="Times New Roman" w:cs="Times New Roman"/>
+          <w:b/>
+          <w:bCs/>
+          <w:color w:val="000000"/>
+          <w:szCs w:val="28"/>
+          <w:lang w:eastAsia="ru-RU"/>
+        </w:rPr>
+      </w:pPr>
+      <w:r>
+        <w:rPr>
+          <w:rFonts w:eastAsia="Times New Roman" w:cs="Times New Roman"/>
+          <w:b/>
+          <w:bCs/>
           <w:color w:val="000000"/>
           <w:szCs w:val="28"/>
           <w:lang w:eastAsia="ru-RU"/>
